--- a/软件系统开发实训设计报告_屈焱辉_已修改.docx
+++ b/软件系统开发实训设计报告_屈焱辉_已修改.docx
@@ -453,20 +453,19 @@
           <w:szCs w:val="32"/>
           <w:u w:val="thick"/>
         </w:rPr>
-        <w:t xml:space="preserve"> </w:t>
-      </w:r>
-      <w:r>
-        <w:rPr>
-          <w:rFonts w:hint="eastAsia" w:eastAsia="黑体"/>
+        <w:t xml:space="preserve"> 计算机</w:t>
+      </w:r>
+      <w:r>
+        <w:rPr>
+          <w:rFonts w:eastAsia="黑体"/>
           <w:b/>
           <w:bCs/>
           <w:color w:val="000000"/>
           <w:sz w:val="32"/>
           <w:szCs w:val="32"/>
           <w:u w:val="thick"/>
-          <w:lang w:val="en-US" w:eastAsia="zh-CN"/>
-        </w:rPr>
-        <w:t xml:space="preserve">     </w:t>
+        </w:rPr>
+        <w:t>与通信工程学院</w:t>
       </w:r>
       <w:r>
         <w:rPr>
@@ -478,11 +477,32 @@
           <w:szCs w:val="32"/>
           <w:u w:val="thick"/>
         </w:rPr>
-        <w:t>计算机</w:t>
-      </w:r>
-      <w:r>
-        <w:rPr>
-          <w:rFonts w:eastAsia="黑体"/>
+        <w:t xml:space="preserve"> </w:t>
+      </w:r>
+      <w:r>
+        <w:rPr>
+          <w:rFonts w:hint="eastAsia" w:eastAsia="黑体"/>
+          <w:b/>
+          <w:bCs/>
+          <w:sz w:val="32"/>
+          <w:szCs w:val="32"/>
+        </w:rPr>
+        <w:t xml:space="preserve"> </w:t>
+      </w:r>
+      <w:r>
+        <w:rPr>
+          <w:rFonts w:hint="eastAsia" w:eastAsia="黑体"/>
+          <w:b/>
+          <w:bCs/>
+          <w:color w:val="000000"/>
+          <w:sz w:val="32"/>
+          <w:szCs w:val="32"/>
+        </w:rPr>
+        <w:t xml:space="preserve">专    业 </w:t>
+      </w:r>
+      <w:r>
+        <w:rPr>
+          <w:rFonts w:hint="eastAsia" w:eastAsia="黑体"/>
           <w:b/>
           <w:bCs/>
           <w:color w:val="000000"/>
@@ -490,64 +510,6 @@
           <w:szCs w:val="32"/>
           <w:u w:val="thick"/>
         </w:rPr>
-        <w:t>学院</w:t>
-      </w:r>
-      <w:r>
-        <w:rPr>
-          <w:rFonts w:hint="eastAsia" w:eastAsia="黑体"/>
-          <w:b/>
-          <w:bCs/>
-          <w:color w:val="000000"/>
-          <w:sz w:val="32"/>
-          <w:szCs w:val="32"/>
-          <w:u w:val="thick"/>
-        </w:rPr>
-        <w:t xml:space="preserve"> </w:t>
-      </w:r>
-      <w:r>
-        <w:rPr>
-          <w:rFonts w:hint="eastAsia" w:eastAsia="黑体"/>
-          <w:b/>
-          <w:bCs/>
-          <w:color w:val="000000"/>
-          <w:sz w:val="32"/>
-          <w:szCs w:val="32"/>
-          <w:u w:val="thick"/>
-          <w:lang w:val="en-US" w:eastAsia="zh-CN"/>
-        </w:rPr>
-        <w:t xml:space="preserve">     </w:t>
-      </w:r>
-      <w:r>
-        <w:rPr>
-          <w:rFonts w:hint="eastAsia" w:eastAsia="黑体"/>
-          <w:b/>
-          <w:bCs/>
-          <w:sz w:val="32"/>
-          <w:szCs w:val="32"/>
-        </w:rPr>
-        <w:t xml:space="preserve"> </w:t>
-      </w:r>
-      <w:r>
-        <w:rPr>
-          <w:rFonts w:hint="eastAsia" w:eastAsia="黑体"/>
-          <w:b/>
-          <w:bCs/>
-          <w:color w:val="000000"/>
-          <w:sz w:val="32"/>
-          <w:szCs w:val="32"/>
-        </w:rPr>
-        <w:t xml:space="preserve">专    业 </w:t>
-      </w:r>
-      <w:r>
-        <w:rPr>
-          <w:rFonts w:hint="eastAsia" w:eastAsia="黑体"/>
-          <w:b/>
-          <w:bCs/>
-          <w:color w:val="000000"/>
-          <w:sz w:val="32"/>
-          <w:szCs w:val="32"/>
-          <w:u w:val="thick"/>
-        </w:rPr>
         <w:t xml:space="preserve"> </w:t>
       </w:r>
       <w:r>
@@ -598,62 +560,425 @@
       </w:pPr>
       <w:r>
         <w:rPr>
-          <w:rFonts w:ascii="黑体" w:hAnsi="黑体" w:eastAsia="黑体"/>
-          <w:b/>
+          <w:rFonts w:hint="eastAsia" w:eastAsia="黑体"/>
+          <w:b/>
+          <w:bCs/>
           <w:sz w:val="32"/>
-        </w:rPr>
-        <w:t>班    级      网络24-1班       学    号   202408050139</w:t>
-      </w:r>
-    </w:p>
-    <w:p>
-      <w:pPr>
-        <w:spacing w:line="360" w:lineRule="auto"/>
-        <w:rPr>
-          <w:rFonts w:eastAsia="黑体"/>
+          <w:szCs w:val="32"/>
+        </w:rPr>
+        <w:t xml:space="preserve">班    级 </w:t>
+      </w:r>
+      <w:r>
+        <w:rPr>
+          <w:rFonts w:hint="eastAsia" w:eastAsia="黑体"/>
           <w:b/>
           <w:bCs/>
           <w:sz w:val="32"/>
           <w:szCs w:val="32"/>
           <w:u w:val="single"/>
         </w:rPr>
-      </w:pPr>
-      <w:r>
-        <w:rPr>
-          <w:rFonts w:hint="eastAsia" w:ascii="黑体" w:hAnsi="黑体" w:eastAsia="黑体"/>
-          <w:b/>
-          <w:sz w:val="32"/>
-          <w:lang w:val="en-US" w:eastAsia="zh-CN"/>
-        </w:rPr>
-        <w:t xml:space="preserve">学生姓名         屈焱辉         </w:t>
-      </w:r>
-      <w:r>
-        <w:rPr>
-          <w:rFonts w:ascii="黑体" w:hAnsi="黑体" w:eastAsia="黑体"/>
-          <w:b/>
-          <w:sz w:val="32"/>
-        </w:rPr>
-        <w:t>指导教师      包博文</w:t>
-      </w:r>
-    </w:p>
-    <w:p>
-      <w:pPr>
-        <w:spacing w:line="360" w:lineRule="auto"/>
-        <w:rPr>
-          <w:rFonts w:eastAsia="黑体"/>
+        <w:t xml:space="preserve">   网络</w:t>
+      </w:r>
+      <w:r>
+        <w:rPr>
+          <w:rFonts w:hint="eastAsia" w:eastAsia="黑体"/>
           <w:b/>
           <w:bCs/>
           <w:sz w:val="32"/>
           <w:szCs w:val="32"/>
           <w:u w:val="single"/>
-        </w:rPr>
-      </w:pPr>
-      <w:r>
-        <w:rPr>
-          <w:rFonts w:ascii="黑体" w:hAnsi="黑体" w:eastAsia="黑体"/>
-          <w:b/>
+          <w:lang w:val="en-US" w:eastAsia="zh-CN"/>
+        </w:rPr>
+        <w:t>工程2401</w:t>
+      </w:r>
+      <w:r>
+        <w:rPr>
+          <w:rFonts w:hint="eastAsia" w:eastAsia="黑体"/>
+          <w:b/>
+          <w:bCs/>
           <w:sz w:val="32"/>
-        </w:rPr>
-        <w:t>课程成绩                        完成日期 2026年7月10日</w:t>
+          <w:szCs w:val="32"/>
+          <w:u w:val="single"/>
+        </w:rPr>
+        <w:t>班</w:t>
+      </w:r>
+      <w:r>
+        <w:rPr>
+          <w:rFonts w:eastAsia="黑体"/>
+          <w:b/>
+          <w:bCs/>
+          <w:sz w:val="32"/>
+          <w:szCs w:val="32"/>
+          <w:u w:val="single"/>
+        </w:rPr>
+        <w:t xml:space="preserve"> </w:t>
+      </w:r>
+      <w:r>
+        <w:rPr>
+          <w:rFonts w:hint="eastAsia" w:eastAsia="黑体"/>
+          <w:b/>
+          <w:bCs/>
+          <w:sz w:val="32"/>
+          <w:szCs w:val="32"/>
+          <w:u w:val="single"/>
+        </w:rPr>
+        <w:t xml:space="preserve"> </w:t>
+      </w:r>
+      <w:r>
+        <w:rPr>
+          <w:rFonts w:hint="eastAsia" w:eastAsia="黑体"/>
+          <w:b/>
+          <w:bCs/>
+          <w:sz w:val="32"/>
+          <w:szCs w:val="32"/>
+          <w:u w:val="single"/>
+          <w:lang w:val="en-US" w:eastAsia="zh-CN"/>
+        </w:rPr>
+        <w:t xml:space="preserve">  </w:t>
+      </w:r>
+      <w:bookmarkStart w:id="3" w:name="_GoBack"/>
+      <w:bookmarkEnd w:id="3"/>
+      <w:r>
+        <w:rPr>
+          <w:rFonts w:hint="eastAsia" w:eastAsia="黑体"/>
+          <w:b/>
+          <w:bCs/>
+          <w:sz w:val="32"/>
+          <w:szCs w:val="32"/>
+        </w:rPr>
+        <w:t xml:space="preserve"> 学    号 </w:t>
+      </w:r>
+      <w:r>
+        <w:rPr>
+          <w:rFonts w:hint="eastAsia" w:eastAsia="黑体"/>
+          <w:b/>
+          <w:bCs/>
+          <w:sz w:val="32"/>
+          <w:szCs w:val="32"/>
+          <w:u w:val="single"/>
+        </w:rPr>
+        <w:t xml:space="preserve">  </w:t>
+      </w:r>
+      <w:r>
+        <w:rPr>
+          <w:rFonts w:hint="eastAsia" w:eastAsia="黑体"/>
+          <w:b/>
+          <w:bCs/>
+          <w:color w:val="000000" w:themeColor="text1"/>
+          <w:sz w:val="32"/>
+          <w:szCs w:val="32"/>
+          <w:u w:val="single"/>
+          <w14:textFill>
+            <w14:solidFill>
+              <w14:schemeClr w14:val="tx1"/>
+            </w14:solidFill>
+          </w14:textFill>
+        </w:rPr>
+        <w:t xml:space="preserve"> </w:t>
+      </w:r>
+      <w:r>
+        <w:rPr>
+          <w:rFonts w:hint="eastAsia" w:eastAsia="黑体"/>
+          <w:b/>
+          <w:bCs/>
+          <w:color w:val="000000" w:themeColor="text1"/>
+          <w:sz w:val="32"/>
+          <w:szCs w:val="32"/>
+          <w:u w:val="single"/>
+          <w:lang w:val="en-US" w:eastAsia="zh-CN"/>
+          <w14:textFill>
+            <w14:solidFill>
+              <w14:schemeClr w14:val="tx1"/>
+            </w14:solidFill>
+          </w14:textFill>
+        </w:rPr>
+        <w:t>202408050139</w:t>
+      </w:r>
+      <w:r>
+        <w:rPr>
+          <w:rFonts w:hint="eastAsia" w:eastAsia="黑体"/>
+          <w:b/>
+          <w:bCs/>
+          <w:sz w:val="32"/>
+          <w:szCs w:val="32"/>
+          <w:u w:val="single"/>
+        </w:rPr>
+        <w:t xml:space="preserve"> </w:t>
+      </w:r>
+    </w:p>
+    <w:p>
+      <w:pPr>
+        <w:spacing w:line="360" w:lineRule="auto"/>
+        <w:rPr>
+          <w:rFonts w:eastAsia="黑体"/>
+          <w:b/>
+          <w:bCs/>
+          <w:sz w:val="32"/>
+          <w:szCs w:val="32"/>
+          <w:u w:val="single"/>
+        </w:rPr>
+      </w:pPr>
+      <w:r>
+        <w:rPr>
+          <w:rFonts w:hint="eastAsia" w:eastAsia="黑体"/>
+          <w:b/>
+          <w:bCs/>
+          <w:sz w:val="32"/>
+          <w:szCs w:val="32"/>
+        </w:rPr>
+        <w:t xml:space="preserve">学生姓名 </w:t>
+      </w:r>
+      <w:r>
+        <w:rPr>
+          <w:rFonts w:hint="eastAsia" w:eastAsia="黑体"/>
+          <w:b/>
+          <w:bCs/>
+          <w:sz w:val="32"/>
+          <w:szCs w:val="32"/>
+          <w:u w:val="single"/>
+        </w:rPr>
+        <w:t xml:space="preserve">      </w:t>
+      </w:r>
+      <w:r>
+        <w:rPr>
+          <w:rFonts w:eastAsia="黑体"/>
+          <w:b/>
+          <w:bCs/>
+          <w:sz w:val="32"/>
+          <w:szCs w:val="32"/>
+          <w:u w:val="single"/>
+        </w:rPr>
+        <w:t xml:space="preserve"> </w:t>
+      </w:r>
+      <w:r>
+        <w:rPr>
+          <w:rFonts w:hint="eastAsia" w:eastAsia="黑体"/>
+          <w:b/>
+          <w:bCs/>
+          <w:sz w:val="32"/>
+          <w:szCs w:val="32"/>
+          <w:u w:val="single"/>
+          <w:lang w:val="en-US" w:eastAsia="zh-CN"/>
+        </w:rPr>
+        <w:t>屈焱辉</w:t>
+      </w:r>
+      <w:r>
+        <w:rPr>
+          <w:rFonts w:hint="eastAsia" w:eastAsia="黑体"/>
+          <w:b/>
+          <w:bCs/>
+          <w:sz w:val="32"/>
+          <w:szCs w:val="32"/>
+          <w:u w:val="single"/>
+        </w:rPr>
+        <w:t xml:space="preserve">     </w:t>
+      </w:r>
+      <w:r>
+        <w:rPr>
+          <w:rFonts w:hint="eastAsia" w:eastAsia="黑体"/>
+          <w:b/>
+          <w:bCs/>
+          <w:sz w:val="32"/>
+          <w:szCs w:val="32"/>
+          <w:u w:val="single"/>
+          <w:lang w:val="en-US" w:eastAsia="zh-CN"/>
+        </w:rPr>
+        <w:t xml:space="preserve">    </w:t>
+      </w:r>
+      <w:r>
+        <w:rPr>
+          <w:rFonts w:hint="eastAsia" w:eastAsia="黑体"/>
+          <w:b/>
+          <w:bCs/>
+          <w:sz w:val="32"/>
+          <w:szCs w:val="32"/>
+        </w:rPr>
+        <w:t xml:space="preserve"> 指导教师 </w:t>
+      </w:r>
+      <w:r>
+        <w:rPr>
+          <w:rFonts w:hint="eastAsia" w:eastAsia="黑体"/>
+          <w:b/>
+          <w:bCs/>
+          <w:sz w:val="32"/>
+          <w:szCs w:val="32"/>
+          <w:u w:val="single"/>
+        </w:rPr>
+        <w:t xml:space="preserve">     </w:t>
+      </w:r>
+      <w:r>
+        <w:rPr>
+          <w:rFonts w:hint="eastAsia" w:eastAsia="黑体"/>
+          <w:b/>
+          <w:bCs/>
+          <w:sz w:val="32"/>
+          <w:szCs w:val="32"/>
+          <w:u w:val="single"/>
+          <w:lang w:val="en-US" w:eastAsia="zh-CN"/>
+        </w:rPr>
+        <w:t>包博文</w:t>
+      </w:r>
+      <w:r>
+        <w:rPr>
+          <w:rFonts w:hint="eastAsia" w:eastAsia="黑体"/>
+          <w:b/>
+          <w:bCs/>
+          <w:color w:val="000000" w:themeColor="text1"/>
+          <w:sz w:val="32"/>
+          <w:szCs w:val="32"/>
+          <w:u w:val="single"/>
+          <w14:textFill>
+            <w14:solidFill>
+              <w14:schemeClr w14:val="tx1"/>
+            </w14:solidFill>
+          </w14:textFill>
+        </w:rPr>
+        <w:t xml:space="preserve"> </w:t>
+      </w:r>
+      <w:r>
+        <w:rPr>
+          <w:rFonts w:eastAsia="黑体"/>
+          <w:b/>
+          <w:bCs/>
+          <w:sz w:val="32"/>
+          <w:szCs w:val="32"/>
+          <w:u w:val="single"/>
+        </w:rPr>
+        <w:t xml:space="preserve">   </w:t>
+      </w:r>
+      <w:r>
+        <w:rPr>
+          <w:rFonts w:hint="eastAsia" w:eastAsia="黑体"/>
+          <w:b/>
+          <w:bCs/>
+          <w:sz w:val="32"/>
+          <w:szCs w:val="32"/>
+          <w:u w:val="single"/>
+        </w:rPr>
+        <w:t xml:space="preserve">  </w:t>
+      </w:r>
+    </w:p>
+    <w:p>
+      <w:pPr>
+        <w:spacing w:line="360" w:lineRule="auto"/>
+        <w:rPr>
+          <w:rFonts w:eastAsia="黑体"/>
+          <w:b/>
+          <w:bCs/>
+          <w:sz w:val="32"/>
+          <w:szCs w:val="32"/>
+          <w:u w:val="single"/>
+        </w:rPr>
+      </w:pPr>
+      <w:r>
+        <w:rPr>
+          <w:rFonts w:hint="eastAsia" w:eastAsia="黑体"/>
+          <w:b/>
+          <w:bCs/>
+          <w:sz w:val="32"/>
+          <w:szCs w:val="32"/>
+        </w:rPr>
+        <w:t xml:space="preserve">课程成绩 </w:t>
+      </w:r>
+      <w:r>
+        <w:rPr>
+          <w:rFonts w:hint="eastAsia" w:eastAsia="黑体"/>
+          <w:b/>
+          <w:bCs/>
+          <w:sz w:val="32"/>
+          <w:szCs w:val="32"/>
+          <w:u w:val="single"/>
+        </w:rPr>
+        <w:t xml:space="preserve">         </w:t>
+      </w:r>
+      <w:r>
+        <w:rPr>
+          <w:rFonts w:eastAsia="黑体"/>
+          <w:b/>
+          <w:bCs/>
+          <w:sz w:val="32"/>
+          <w:szCs w:val="32"/>
+          <w:u w:val="single"/>
+        </w:rPr>
+        <w:t xml:space="preserve">       </w:t>
+      </w:r>
+      <w:r>
+        <w:rPr>
+          <w:rFonts w:hint="eastAsia" w:eastAsia="黑体"/>
+          <w:b/>
+          <w:bCs/>
+          <w:sz w:val="32"/>
+          <w:szCs w:val="32"/>
+          <w:u w:val="single"/>
+        </w:rPr>
+        <w:t xml:space="preserve">      </w:t>
+      </w:r>
+      <w:r>
+        <w:rPr>
+          <w:rFonts w:hint="eastAsia" w:eastAsia="黑体"/>
+          <w:b/>
+          <w:bCs/>
+          <w:sz w:val="32"/>
+          <w:szCs w:val="32"/>
+        </w:rPr>
+        <w:t xml:space="preserve"> 完成日期 </w:t>
+      </w:r>
+      <w:r>
+        <w:rPr>
+          <w:rFonts w:hint="eastAsia" w:eastAsia="黑体"/>
+          <w:b/>
+          <w:bCs/>
+          <w:sz w:val="32"/>
+          <w:szCs w:val="32"/>
+          <w:u w:val="single"/>
+        </w:rPr>
+        <w:t>202</w:t>
+      </w:r>
+      <w:r>
+        <w:rPr>
+          <w:rFonts w:hint="eastAsia" w:eastAsia="黑体"/>
+          <w:b/>
+          <w:bCs/>
+          <w:sz w:val="32"/>
+          <w:szCs w:val="32"/>
+          <w:u w:val="single"/>
+          <w:lang w:val="en-US" w:eastAsia="zh-CN"/>
+        </w:rPr>
+        <w:t>6</w:t>
+      </w:r>
+      <w:r>
+        <w:rPr>
+          <w:rFonts w:hint="eastAsia" w:eastAsia="黑体"/>
+          <w:b/>
+          <w:bCs/>
+          <w:sz w:val="32"/>
+          <w:szCs w:val="32"/>
+          <w:u w:val="single"/>
+        </w:rPr>
+        <w:t>年7月</w:t>
+      </w:r>
+      <w:r>
+        <w:rPr>
+          <w:rFonts w:hint="eastAsia" w:eastAsia="黑体"/>
+          <w:b/>
+          <w:bCs/>
+          <w:sz w:val="32"/>
+          <w:szCs w:val="32"/>
+          <w:u w:val="single"/>
+          <w:lang w:val="en-US" w:eastAsia="zh-CN"/>
+        </w:rPr>
+        <w:t>10</w:t>
+      </w:r>
+      <w:r>
+        <w:rPr>
+          <w:rFonts w:hint="eastAsia" w:eastAsia="黑体"/>
+          <w:b/>
+          <w:bCs/>
+          <w:sz w:val="32"/>
+          <w:szCs w:val="32"/>
+          <w:u w:val="single"/>
+        </w:rPr>
+        <w:t xml:space="preserve">日 </w:t>
       </w:r>
     </w:p>
     <w:p>
@@ -4442,9 +4767,9 @@
       </w:pPr>
       <w:bookmarkStart w:id="0" w:name="_Toc171142109"/>
       <w:bookmarkEnd w:id="0"/>
-      <w:bookmarkStart w:id="1" w:name="_Toc170981864"/>
+      <w:bookmarkStart w:id="1" w:name="_Toc170953568"/>
       <w:bookmarkEnd w:id="1"/>
-      <w:bookmarkStart w:id="2" w:name="_Toc170953568"/>
+      <w:bookmarkStart w:id="2" w:name="_Toc170981864"/>
       <w:bookmarkEnd w:id="2"/>
       <w:r>
         <w:rPr>
@@ -6449,8 +6774,6 @@
           <w:sz w:val="24"/>
         </w:rPr>
       </w:pPr>
-      <w:bookmarkStart w:id="3" w:name="_GoBack"/>
-      <w:bookmarkEnd w:id="3"/>
     </w:p>
     <w:p>
       <w:pPr>

--- a/软件系统开发实训设计报告_屈焱辉_已修改.docx
+++ b/软件系统开发实训设计报告_屈焱辉_已修改.docx
@@ -636,8 +636,6 @@
         </w:rPr>
         <w:t xml:space="preserve">  </w:t>
       </w:r>
-      <w:bookmarkStart w:id="3" w:name="_GoBack"/>
-      <w:bookmarkEnd w:id="3"/>
       <w:r>
         <w:rPr>
           <w:rFonts w:hint="eastAsia" w:eastAsia="黑体"/>
@@ -3817,8 +3815,9 @@
             <w:pPr>
               <w:jc w:val="center"/>
               <w:rPr>
-                <w:rFonts w:hAnsi="宋体"/>
+                <w:rFonts w:hint="default" w:hAnsi="宋体" w:eastAsia="宋体"/>
                 <w:sz w:val="24"/>
+                <w:lang w:val="en-US" w:eastAsia="zh-CN"/>
               </w:rPr>
             </w:pPr>
             <w:r>
@@ -3912,9 +3911,12 @@
               <w:rPr>
                 <w:rFonts w:hint="eastAsia" w:hAnsi="宋体"/>
                 <w:sz w:val="24"/>
-              </w:rPr>
-              <w:t>9</w:t>
-            </w:r>
+                <w:lang w:val="en-US" w:eastAsia="zh-CN"/>
+              </w:rPr>
+              <w:t>10</w:t>
+            </w:r>
+            <w:bookmarkStart w:id="3" w:name="_GoBack"/>
+            <w:bookmarkEnd w:id="3"/>
           </w:p>
         </w:tc>
       </w:tr>
@@ -4767,9 +4769,9 @@
       </w:pPr>
       <w:bookmarkStart w:id="0" w:name="_Toc171142109"/>
       <w:bookmarkEnd w:id="0"/>
-      <w:bookmarkStart w:id="1" w:name="_Toc170953568"/>
+      <w:bookmarkStart w:id="1" w:name="_Toc170981864"/>
       <w:bookmarkEnd w:id="1"/>
-      <w:bookmarkStart w:id="2" w:name="_Toc170981864"/>
+      <w:bookmarkStart w:id="2" w:name="_Toc170953568"/>
       <w:bookmarkEnd w:id="2"/>
       <w:r>
         <w:rPr>
@@ -6562,11 +6564,41 @@
       </w:pPr>
       <w:r>
         <w:rPr>
-          <w:rFonts w:ascii="Times New Roman" w:hAnsi="Times New Roman" w:eastAsia="宋体"/>
-          <w:b w:val="0"/>
+          <w:rFonts w:ascii="宋体" w:hAnsi="宋体"/>
           <w:sz w:val="24"/>
         </w:rPr>
-        <w:t>经测试，双令牌鉴权模块登录认证和令牌自动续期正常。多级缓存模块对热点商铺数据缓存命中率高。GEO位置服务可在毫秒级完成附近搜索。社交互动模块点赞和Feed流功能运行正常。</w:t>
+        <w:t>经测试，各模块核心功能均通过验证，关键测试项包括：</w:t>
+        <w:br/>
+        <w:br/>
+        <w:t>（1）双令牌鉴权测试：模拟用户登录后检查 Access Token 和 Refresh Token 是否成功签发；等待 Access Token 过期后发起请求，验证 Refresh Token 自动续期是否生效；登出后检查 Token 是否已吊销。</w:t>
+        <w:br/>
+        <w:br/>
+        <w:t>（2）多级缓存测试：首次查询商铺时验证空缓存情况下的数据库回填；重复查询时验证 Redis 缓存命中；验证逻辑过期后异步重建是否正常触发；压测高频查询验证 Caffeine 本地缓存命中率。</w:t>
+        <w:br/>
+        <w:br/>
+        <w:t>（3）GEO 位置服务测试：添加商铺至 Redis GEO 集合后按坐标搜索附近商户；切换商铺类型验证按 typeId 隔离的搜索结果；验证返回的距离单位是否正确。</w:t>
+        <w:br/>
+        <w:br/>
+        <w:t>（4）社交互动测试：发布笔记后在粉丝 Feed 流中验证推送是否到达；点赞操作验证 ZSet 记录和计数器更新；查询点赞排行榜 Top5 验证排序正确性。</w:t>
+      </w:r>
+    </w:p>
+    <w:p>
+      <w:r>
+        <w:rPr>
+          <w:rFonts w:ascii="宋体" w:hAnsi="宋体"/>
+          <w:sz w:val="24"/>
+        </w:rPr>
+        <w:t>图3-6 双令牌鉴权模块测试用例表</w:t>
+      </w:r>
+    </w:p>
+    <w:p>
+      <w:r>
+        <w:rPr>
+          <w:rFonts w:ascii="宋体" w:hAnsi="宋体"/>
+          <w:b/>
+          <w:sz w:val="24"/>
+        </w:rPr>
+        <w:t>【插图位置：表3-1 双令牌鉴权模块测试用例表】</w:t>
       </w:r>
     </w:p>
     <w:p>
@@ -6800,988 +6832,2759 @@
         <w:t>附录 部分源程序代码</w:t>
       </w:r>
     </w:p>
-    <w:p>
-      <w:pPr>
-        <w:spacing w:line="360" w:lineRule="auto"/>
-      </w:pPr>
-    </w:p>
-    <w:p>
-      <w:pPr>
-        <w:spacing w:line="360" w:lineRule="auto"/>
-        <w:jc w:val="left"/>
-      </w:pPr>
-      <w:r>
-        <w:rPr>
-          <w:rFonts w:ascii="黑体" w:hAnsi="黑体" w:eastAsia="黑体"/>
-          <w:b/>
-          <w:sz w:val="28"/>
+    <w:p/>
+    <w:p>
+      <w:r>
+        <w:rPr>
+          <w:rFonts w:ascii="宋体" w:hAnsi="宋体"/>
+          <w:b/>
+          <w:sz w:val="24"/>
         </w:rPr>
         <w:t>1. 双令牌鉴权模块核心代码</w:t>
       </w:r>
     </w:p>
     <w:p>
-      <w:pPr>
-        <w:spacing w:line="240" w:lineRule="auto"/>
-        <w:jc w:val="left"/>
-      </w:pPr>
-      <w:r>
-        <w:rPr>
-          <w:rFonts w:ascii="Times New Roman" w:hAnsi="Times New Roman" w:eastAsia="宋体"/>
-          <w:b w:val="0"/>
-          <w:sz w:val="21"/>
-        </w:rPr>
+      <w:r>
+        <w:rPr>
+          <w:rFonts w:ascii="Times New Roman" w:hAnsi="Times New Roman"/>
+          <w:sz w:val="16"/>
+        </w:rPr>
+        <w:t>package com.hmdp.service.impl;</w:t>
+        <w:br/>
+        <w:br/>
+        <w:t>import cn.hutool.json.JSONUtil;</w:t>
+        <w:br/>
+        <w:t>import com.github.benmanes.caffeine.cache.LoadingCache;</w:t>
+        <w:br/>
+        <w:t>import com.hmdp.dto.LuaResult;</w:t>
+        <w:br/>
+        <w:t>import com.hmdp.dto.TokenPair;</w:t>
+        <w:br/>
+        <w:t>import com.hmdp.dto.ValidationResult;</w:t>
+        <w:br/>
+        <w:t>import com.hmdp.entity.TokenVersionCache;</w:t>
+        <w:br/>
+        <w:t>import com.hmdp.entity.UserinfoCache;</w:t>
+        <w:br/>
+        <w:t>import com.hmdp.enums.TokenRefreshCode;</w:t>
+        <w:br/>
+        <w:t>import com.hmdp.service.AuthService;</w:t>
+        <w:br/>
+        <w:t>import com.hmdp.utils.cache.BatchLoadCache;</w:t>
+        <w:br/>
+        <w:t>import com.hmdp.utils.cache.CaffeineConstants;</w:t>
+        <w:br/>
+        <w:t>import com.hmdp.utils.redis.RedisConstants;</w:t>
+        <w:br/>
+        <w:t>import com.hmdp.utils.redis.RedisIdWorker;</w:t>
+        <w:br/>
+        <w:t>import com.hmdp.utils.security.JwtUtil;</w:t>
+        <w:br/>
+        <w:t>import io.jsonwebtoken.Claims;</w:t>
+        <w:br/>
+        <w:t>import io.jsonwebtoken.ExpiredJwtException;</w:t>
+        <w:br/>
+        <w:t>import io.jsonwebtoken.JwtException;</w:t>
+        <w:br/>
+        <w:t>import jakarta.annotation.Resource;</w:t>
+        <w:br/>
+        <w:t>import lombok.extern.slf4j.Slf4j;</w:t>
+        <w:br/>
+        <w:t>import org.springframework.data.redis.core.StringRedisTemplate;</w:t>
+        <w:br/>
+        <w:t>import org.springframework.data.redis.core.script.DefaultRedisScript;</w:t>
+        <w:br/>
+        <w:t>import org.springframework.stereotype.Service;</w:t>
+        <w:br/>
+        <w:br/>
+        <w:t>import java.time.temporal.ChronoUnit;</w:t>
+        <w:br/>
+        <w:t>import java.util.*;</w:t>
+        <w:br/>
+        <w:t>import java.util.concurrent.TimeUnit;</w:t>
+        <w:br/>
+        <w:br/>
+        <w:t>/**</w:t>
+        <w:br/>
+        <w:t xml:space="preserve"> * 认证服务实现 — Token 生成/校验/刷新/注销/验证码消费，无 HTTP 依赖</w:t>
+        <w:br/>
+        <w:t xml:space="preserve"> */</w:t>
+        <w:br/>
+        <w:t>@Slf4j</w:t>
+        <w:br/>
         <w:t>@Service</w:t>
-      </w:r>
-      <w:r>
-        <w:rPr>
-          <w:rFonts w:ascii="Times New Roman" w:hAnsi="Times New Roman" w:eastAsia="宋体"/>
-          <w:b w:val="0"/>
-          <w:sz w:val="21"/>
-        </w:rPr>
-        <w:br w:type="textWrapping"/>
-      </w:r>
-      <w:r>
-        <w:rPr>
-          <w:rFonts w:ascii="Times New Roman" w:hAnsi="Times New Roman" w:eastAsia="宋体"/>
-          <w:b w:val="0"/>
-          <w:sz w:val="21"/>
-        </w:rPr>
+        <w:br/>
         <w:t>public class AuthServiceImpl implements AuthService {</w:t>
-      </w:r>
-      <w:r>
-        <w:rPr>
-          <w:rFonts w:ascii="Times New Roman" w:hAnsi="Times New Roman" w:eastAsia="宋体"/>
-          <w:b w:val="0"/>
-          <w:sz w:val="21"/>
-        </w:rPr>
-        <w:br w:type="textWrapping"/>
-      </w:r>
-      <w:r>
-        <w:rPr>
-          <w:rFonts w:ascii="Times New Roman" w:hAnsi="Times New Roman" w:eastAsia="宋体"/>
-          <w:b w:val="0"/>
-          <w:sz w:val="21"/>
-        </w:rPr>
+        <w:br/>
+        <w:br/>
+        <w:t xml:space="preserve">    @Resource</w:t>
+        <w:br/>
+        <w:t xml:space="preserve">    private JwtUtil jwtUtil;</w:t>
+        <w:br/>
+        <w:t xml:space="preserve">    @Resource</w:t>
+        <w:br/>
+        <w:t xml:space="preserve">    private StringRedisTemplate stringRedisTemplate;</w:t>
+        <w:br/>
+        <w:t xml:space="preserve">    @Resource</w:t>
+        <w:br/>
+        <w:t xml:space="preserve">    private RedisIdWorker redisIdWorker;</w:t>
+        <w:br/>
+        <w:t xml:space="preserve">    @Resource</w:t>
+        <w:br/>
+        <w:t xml:space="preserve">    private BatchLoadCache batchLoadCache;</w:t>
+        <w:br/>
+        <w:t xml:space="preserve">    @Resource(name = "refreshDeadTokenScript")</w:t>
+        <w:br/>
+        <w:t xml:space="preserve">    private DefaultRedisScript&lt;Long&gt; refreshDeadTokenScript;</w:t>
+        <w:br/>
+        <w:t xml:space="preserve">    @Resource(name = "refreshDeadlineTokenScript")</w:t>
+        <w:br/>
+        <w:t xml:space="preserve">    private DefaultRedisScript&lt;Long&gt; refreshDeadlineTokenScript;</w:t>
+        <w:br/>
+        <w:t xml:space="preserve">    @Resource(name = "userinfoCache")</w:t>
+        <w:br/>
+        <w:t xml:space="preserve">    private LoadingCache&lt;String, UserinfoCache&gt; userinfoCaffeine;</w:t>
+        <w:br/>
+        <w:t xml:space="preserve">    @Resource(name = "tokenValidVersionCache")</w:t>
+        <w:br/>
+        <w:t xml:space="preserve">    private LoadingCache&lt;String, TokenVersionCache&gt; tokenValidVersionCache;</w:t>
+        <w:br/>
+        <w:t xml:space="preserve">    @Resource(name = "consumeVerifyCodeScript")</w:t>
+        <w:br/>
+        <w:t xml:space="preserve">    private DefaultRedisScript&lt;String&gt; consumeVerifyCodeScript;</w:t>
+        <w:br/>
+        <w:t xml:space="preserve">    @Resource(name = "REDIS_LOGIN_SET_TOKEN")</w:t>
+        <w:br/>
+        <w:t xml:space="preserve">    private DefaultRedisScript&lt;String&gt; REDIS_LOGIN_SET_TOKEN;</w:t>
+        <w:br/>
+        <w:br/>
+        <w:t xml:space="preserve">    // ==================== 登录生成 ====================</w:t>
+        <w:br/>
+        <w:br/>
         <w:t xml:space="preserve">    @Override</w:t>
-      </w:r>
-      <w:r>
-        <w:rPr>
-          <w:rFonts w:ascii="Times New Roman" w:hAnsi="Times New Roman" w:eastAsia="宋体"/>
-          <w:b w:val="0"/>
-          <w:sz w:val="21"/>
-        </w:rPr>
-        <w:br w:type="textWrapping"/>
-      </w:r>
-      <w:r>
-        <w:rPr>
-          <w:rFonts w:ascii="Times New Roman" w:hAnsi="Times New Roman" w:eastAsia="宋体"/>
-          <w:b w:val="0"/>
-          <w:sz w:val="21"/>
-        </w:rPr>
+        <w:br/>
         <w:t xml:space="preserve">    public TokenPair generateTokenPair(Long userId) {</w:t>
-      </w:r>
-      <w:r>
-        <w:rPr>
-          <w:rFonts w:ascii="Times New Roman" w:hAnsi="Times New Roman" w:eastAsia="宋体"/>
-          <w:b w:val="0"/>
-          <w:sz w:val="21"/>
-        </w:rPr>
-        <w:br w:type="textWrapping"/>
-      </w:r>
-      <w:r>
-        <w:rPr>
-          <w:rFonts w:ascii="Times New Roman" w:hAnsi="Times New Roman" w:eastAsia="宋体"/>
-          <w:b w:val="0"/>
-          <w:sz w:val="21"/>
-        </w:rPr>
+        <w:br/>
         <w:t xml:space="preserve">        Long version = redisIdWorker.nextVersion(userId);</w:t>
-      </w:r>
-      <w:r>
-        <w:rPr>
-          <w:rFonts w:ascii="Times New Roman" w:hAnsi="Times New Roman" w:eastAsia="宋体"/>
-          <w:b w:val="0"/>
-          <w:sz w:val="21"/>
-        </w:rPr>
-        <w:br w:type="textWrapping"/>
-      </w:r>
-      <w:r>
-        <w:rPr>
-          <w:rFonts w:ascii="Times New Roman" w:hAnsi="Times New Roman" w:eastAsia="宋体"/>
-          <w:b w:val="0"/>
-          <w:sz w:val="21"/>
-        </w:rPr>
+        <w:br/>
         <w:t xml:space="preserve">        String accessToken = jwtUtil.generateToken(userId,</w:t>
-      </w:r>
-      <w:r>
-        <w:rPr>
-          <w:rFonts w:ascii="Times New Roman" w:hAnsi="Times New Roman" w:eastAsia="宋体"/>
-          <w:b w:val="0"/>
-          <w:sz w:val="21"/>
-        </w:rPr>
-        <w:br w:type="textWrapping"/>
-      </w:r>
-      <w:r>
-        <w:rPr>
-          <w:rFonts w:ascii="Times New Roman" w:hAnsi="Times New Roman" w:eastAsia="宋体"/>
-          <w:b w:val="0"/>
-          <w:sz w:val="21"/>
-        </w:rPr>
-        <w:t xml:space="preserve">            LOGIN_JWT_TTL_MINUTES, ChronoUnit.MINUTES, version);</w:t>
-      </w:r>
-      <w:r>
-        <w:rPr>
-          <w:rFonts w:ascii="Times New Roman" w:hAnsi="Times New Roman" w:eastAsia="宋体"/>
-          <w:b w:val="0"/>
-          <w:sz w:val="21"/>
-        </w:rPr>
-        <w:br w:type="textWrapping"/>
-      </w:r>
-      <w:r>
-        <w:rPr>
-          <w:rFonts w:ascii="Times New Roman" w:hAnsi="Times New Roman" w:eastAsia="宋体"/>
-          <w:b w:val="0"/>
-          <w:sz w:val="21"/>
-        </w:rPr>
-        <w:t xml:space="preserve">        String refreshToken = cn.hutool.core.lang.UUID</w:t>
-      </w:r>
-      <w:r>
-        <w:rPr>
-          <w:rFonts w:ascii="Times New Roman" w:hAnsi="Times New Roman" w:eastAsia="宋体"/>
-          <w:b w:val="0"/>
-          <w:sz w:val="21"/>
-        </w:rPr>
-        <w:br w:type="textWrapping"/>
-      </w:r>
-      <w:r>
-        <w:rPr>
-          <w:rFonts w:ascii="Times New Roman" w:hAnsi="Times New Roman" w:eastAsia="宋体"/>
-          <w:b w:val="0"/>
-          <w:sz w:val="21"/>
-        </w:rPr>
-        <w:t xml:space="preserve">            .randomUUID().toString().replace("-", "");</w:t>
-      </w:r>
-      <w:r>
-        <w:rPr>
-          <w:rFonts w:ascii="Times New Roman" w:hAnsi="Times New Roman" w:eastAsia="宋体"/>
-          <w:b w:val="0"/>
-          <w:sz w:val="21"/>
-        </w:rPr>
-        <w:br w:type="textWrapping"/>
-      </w:r>
-      <w:r>
-        <w:rPr>
-          <w:rFonts w:ascii="Times New Roman" w:hAnsi="Times New Roman" w:eastAsia="宋体"/>
-          <w:b w:val="0"/>
-          <w:sz w:val="21"/>
-        </w:rPr>
-        <w:t xml:space="preserve">        stringRedisTemplate.execute(REDIS_LOGIN_SET_TOKEN, keys, argv);</w:t>
-      </w:r>
-      <w:r>
-        <w:rPr>
-          <w:rFonts w:ascii="Times New Roman" w:hAnsi="Times New Roman" w:eastAsia="宋体"/>
-          <w:b w:val="0"/>
-          <w:sz w:val="21"/>
-        </w:rPr>
-        <w:br w:type="textWrapping"/>
-      </w:r>
-      <w:r>
-        <w:rPr>
-          <w:rFonts w:ascii="Times New Roman" w:hAnsi="Times New Roman" w:eastAsia="宋体"/>
-          <w:b w:val="0"/>
-          <w:sz w:val="21"/>
-        </w:rPr>
+        <w:br/>
+        <w:t xml:space="preserve">                RedisConstants.LOGIN_JWT_TTL_MINUTES, ChronoUnit.MINUTES, version);</w:t>
+        <w:br/>
+        <w:t xml:space="preserve">        String refreshToken = cn.hutool.core.lang.UUID.randomUUID().toString().replace("-", "");</w:t>
+        <w:br/>
+        <w:br/>
+        <w:t xml:space="preserve">        List&lt;String&gt; keys = Arrays.asList(</w:t>
+        <w:br/>
+        <w:t xml:space="preserve">                RedisConstants.LOGIN_USER_KEY + userId,</w:t>
+        <w:br/>
+        <w:t xml:space="preserve">                RedisConstants.LOGIN_REFRESH_USER_KEY + userId,</w:t>
+        <w:br/>
+        <w:t xml:space="preserve">                RedisConstants.LOGIN_VALID_VERSION_KEY + userId,</w:t>
+        <w:br/>
+        <w:t xml:space="preserve">                RedisConstants.CURRENT_TOKEN_VERSION_KEY + userId</w:t>
+        <w:br/>
+        <w:t xml:space="preserve">        );</w:t>
+        <w:br/>
+        <w:t xml:space="preserve">        List&lt;String&gt; argv = Arrays.asList(</w:t>
+        <w:br/>
+        <w:t xml:space="preserve">                accessToken, refreshToken, version.toString(),</w:t>
+        <w:br/>
+        <w:t xml:space="preserve">                String.valueOf(60L * RedisConstants.LOGIN_JWT_TTL_MINUTES),</w:t>
+        <w:br/>
+        <w:t xml:space="preserve">                RedisConstants.LOGIN_REFRESHTOKEN_TTL_SECONDS.toString(),</w:t>
+        <w:br/>
+        <w:t xml:space="preserve">                RedisConstants.LOGIN_REFRESHTOKEN_TTL_SECONDS.toString(),</w:t>
+        <w:br/>
+        <w:t xml:space="preserve">                RedisConstants.NEW_VERSION_TTL_SECONDS.toString()</w:t>
+        <w:br/>
+        <w:t xml:space="preserve">        );</w:t>
+        <w:br/>
+        <w:br/>
+        <w:t xml:space="preserve">        try {</w:t>
+        <w:br/>
+        <w:t xml:space="preserve">            String execute = stringRedisTemplate.execute(REDIS_LOGIN_SET_TOKEN, keys, argv.toArray());</w:t>
+        <w:br/>
+        <w:t xml:space="preserve">            if (execute == null) {</w:t>
+        <w:br/>
+        <w:t xml:space="preserve">                log.error("generateTokenPair Lua 返回 null, userId={}", userId);</w:t>
+        <w:br/>
+        <w:t xml:space="preserve">            } else {</w:t>
+        <w:br/>
+        <w:t xml:space="preserve">                LuaResult luaResult = JSONUtil.toBean(execute, LuaResult.class);</w:t>
+        <w:br/>
+        <w:t xml:space="preserve">                if (luaResult.getCode() != 1) {</w:t>
+        <w:br/>
+        <w:t xml:space="preserve">                    log.warn("generateTokenPair Lua 返回异常 code={}, userId={}", luaResult.getCode(), userId);</w:t>
+        <w:br/>
+        <w:t xml:space="preserve">                }</w:t>
+        <w:br/>
+        <w:t xml:space="preserve">            }</w:t>
+        <w:br/>
+        <w:t xml:space="preserve">        } catch (Exception e) {</w:t>
+        <w:br/>
+        <w:t xml:space="preserve">            log.error("generateTokenPair Lua 执行失败, userId={}", userId, e);</w:t>
+        <w:br/>
+        <w:t xml:space="preserve">        }</w:t>
+        <w:br/>
+        <w:br/>
+        <w:t xml:space="preserve">        log.info("【生成Token】userId={}, version={}, accessToken前20={}",</w:t>
+        <w:br/>
+        <w:t xml:space="preserve">                userId, version, accessToken.substring(0, Math.min(20, accessToken.length())));</w:t>
+        <w:br/>
+        <w:t xml:space="preserve">        updateLocalVersionCache(userId, version);</w:t>
+        <w:br/>
         <w:t xml:space="preserve">        return new TokenPair(accessToken, refreshToken, version);</w:t>
-      </w:r>
-      <w:r>
-        <w:rPr>
-          <w:rFonts w:ascii="Times New Roman" w:hAnsi="Times New Roman" w:eastAsia="宋体"/>
-          <w:b w:val="0"/>
-          <w:sz w:val="21"/>
-        </w:rPr>
-        <w:br w:type="textWrapping"/>
-      </w:r>
-      <w:r>
-        <w:rPr>
-          <w:rFonts w:ascii="Times New Roman" w:hAnsi="Times New Roman" w:eastAsia="宋体"/>
-          <w:b w:val="0"/>
-          <w:sz w:val="21"/>
-        </w:rPr>
+        <w:br/>
         <w:t xml:space="preserve">    }</w:t>
-      </w:r>
-      <w:r>
-        <w:rPr>
-          <w:rFonts w:ascii="Times New Roman" w:hAnsi="Times New Roman" w:eastAsia="宋体"/>
-          <w:b w:val="0"/>
-          <w:sz w:val="21"/>
-        </w:rPr>
-        <w:br w:type="textWrapping"/>
-      </w:r>
-      <w:r>
-        <w:rPr>
-          <w:rFonts w:ascii="Times New Roman" w:hAnsi="Times New Roman" w:eastAsia="宋体"/>
-          <w:b w:val="0"/>
-          <w:sz w:val="21"/>
-        </w:rPr>
+        <w:br/>
+        <w:br/>
+        <w:t xml:space="preserve">    // ==================== Token 校验 ====================</w:t>
+        <w:br/>
+        <w:br/>
+        <w:t xml:space="preserve">    @Override</w:t>
+        <w:br/>
+        <w:t xml:space="preserve">    public ValidationResult validateAccessToken(String token) {</w:t>
+        <w:br/>
+        <w:t xml:space="preserve">        ValidationResult.ValidationResultBuilder builder = ValidationResult.builder().valid(false);</w:t>
+        <w:br/>
+        <w:t xml:space="preserve">        try {</w:t>
+        <w:br/>
+        <w:t xml:space="preserve">            Claims claims = jwtUtil.validateAndGetClaimFromToken(token);</w:t>
+        <w:br/>
+        <w:t xml:space="preserve">            Long userId = claims.get("userId", Long.class);</w:t>
+        <w:br/>
+        <w:t xml:space="preserve">            Long versionFromToken = claims.get("version", Long.class);</w:t>
+        <w:br/>
+        <w:t xml:space="preserve">            builder.userId(userId).version(versionFromToken);</w:t>
+        <w:br/>
+        <w:br/>
+        <w:t xml:space="preserve">            // Caffeine 快速拒绝</w:t>
+        <w:br/>
+        <w:t xml:space="preserve">            String versionKey = CaffeineConstants.TOKEN_VALID_VERSION_CACHE_KEY + userId;</w:t>
+        <w:br/>
+        <w:t xml:space="preserve">            TokenVersionCache localCache = tokenValidVersionCache.getIfPresent(versionKey);</w:t>
+        <w:br/>
+        <w:t xml:space="preserve">            if (localCache != null &amp;&amp; !localCache.getVersion().equals(versionFromToken)) {</w:t>
+        <w:br/>
+        <w:t xml:space="preserve">                log.info("Caffeine 版本不匹配，直接拒绝 userId={}", userId);</w:t>
+        <w:br/>
+        <w:t xml:space="preserve">                return builder.valid(false).build();</w:t>
+        <w:br/>
+        <w:t xml:space="preserve">            }</w:t>
+        <w:br/>
+        <w:br/>
+        <w:t xml:space="preserve">            // Redis 最终校验</w:t>
+        <w:br/>
+        <w:t xml:space="preserve">            String redisVersion = stringRedisTemplate.opsForValue()</w:t>
+        <w:br/>
+        <w:t xml:space="preserve">                    .get(RedisConstants.LOGIN_VALID_VERSION_KEY + userId);</w:t>
+        <w:br/>
+        <w:t xml:space="preserve">            if (redisVersion == null) {</w:t>
+        <w:br/>
+        <w:t xml:space="preserve">                log.info("Redis 版本不存在，拒绝 userId={}", userId);</w:t>
+        <w:br/>
+        <w:t xml:space="preserve">                return builder.valid(false).build();</w:t>
+        <w:br/>
+        <w:t xml:space="preserve">            }</w:t>
+        <w:br/>
+        <w:t xml:space="preserve">            if (Long.parseLong(redisVersion) &gt; versionFromToken) {</w:t>
+        <w:br/>
+        <w:t xml:space="preserve">                log.warn("Redis 版本校验不通过 userId={}, Redis={}, token={}",</w:t>
+        <w:br/>
+        <w:t xml:space="preserve">                        userId, redisVersion, versionFromToken);</w:t>
+        <w:br/>
+        <w:t xml:space="preserve">                return builder.valid(false).build();</w:t>
+        <w:br/>
+        <w:t xml:space="preserve">            }</w:t>
+        <w:br/>
+        <w:br/>
+        <w:t xml:space="preserve">            // 更新本地版本缓存</w:t>
+        <w:br/>
+        <w:t xml:space="preserve">            TokenVersionCache cache = new TokenVersionCache();</w:t>
+        <w:br/>
+        <w:t xml:space="preserve">            cache.setUserId(userId);</w:t>
+        <w:br/>
+        <w:t xml:space="preserve">            cache.setVersion(versionFromToken);</w:t>
+        <w:br/>
+        <w:t xml:space="preserve">            tokenValidVersionCache.put(versionKey, cache);</w:t>
+        <w:br/>
+        <w:br/>
+        <w:t xml:space="preserve">            // 判断是否临期</w:t>
+        <w:br/>
+        <w:t xml:space="preserve">            Date expiration = claims.getExpiration();</w:t>
+        <w:br/>
+        <w:t xml:space="preserve">            long timeToExpire = expiration.getTime() - System.currentTimeMillis();</w:t>
+        <w:br/>
+        <w:t xml:space="preserve">            boolean needsRefresh = timeToExpire &gt; 0</w:t>
+        <w:br/>
+        <w:t xml:space="preserve">                    &amp;&amp; timeToExpire &lt; cn.hutool.core.util.RandomUtil.randomLong(5L, 10L) * 60 * 1000;</w:t>
+        <w:br/>
+        <w:br/>
+        <w:t xml:space="preserve">            return builder.valid(true).needsRefresh(needsRefresh).build();</w:t>
+        <w:br/>
+        <w:br/>
+        <w:t xml:space="preserve">        } catch (ExpiredJwtException e) {</w:t>
+        <w:br/>
+        <w:t xml:space="preserve">            Long versionFromToken = e.getClaims().get("version", Long.class);</w:t>
+        <w:br/>
+        <w:t xml:space="preserve">            log.info("Token 已过期，userId={}，version={}", e.getClaims().get("userId"), versionFromToken); </w:t>
+        <w:br/>
+        <w:t xml:space="preserve">            return builder.userId(e.getClaims().get("userId", Long.class))</w:t>
+        <w:br/>
+        <w:t xml:space="preserve">                    .version(versionFromToken)</w:t>
+        <w:br/>
+        <w:t xml:space="preserve">                    .needsRefresh(true).build();</w:t>
+        <w:br/>
+        <w:t xml:space="preserve">        } catch (JwtException e) {</w:t>
+        <w:br/>
+        <w:t xml:space="preserve">            log.warn("JWT 校验失败: {}", e.getMessage());</w:t>
+        <w:br/>
+        <w:t xml:space="preserve">            return builder.valid(false).build();</w:t>
+        <w:br/>
+        <w:t xml:space="preserve">        }</w:t>
+        <w:br/>
+        <w:t xml:space="preserve">    }</w:t>
+        <w:br/>
+        <w:br/>
+        <w:t xml:space="preserve">    // ==================== Token 刷新 ====================</w:t>
+        <w:br/>
+        <w:br/>
+        <w:t xml:space="preserve">    @Override</w:t>
+        <w:br/>
+        <w:t xml:space="preserve">    public TokenPair refreshTokenPair(String accessToken, String refreshToken, Long userId, Long oldVersion, boolean isExpired) {</w:t>
+        <w:br/>
+        <w:t xml:space="preserve">        if (refreshToken == null) {</w:t>
+        <w:br/>
+        <w:t xml:space="preserve">            log.warn("refreshToken is null, cannot refresh userId={}", userId);</w:t>
+        <w:br/>
+        <w:t xml:space="preserve">            return null;</w:t>
+        <w:br/>
+        <w:t xml:space="preserve">        }</w:t>
+        <w:br/>
+        <w:t xml:space="preserve">        if (isExpired) {</w:t>
+        <w:br/>
+        <w:t xml:space="preserve">            return doExpiredRefresh(accessToken, refreshToken, userId, oldVersion);</w:t>
+        <w:br/>
+        <w:t xml:space="preserve">        } else {</w:t>
+        <w:br/>
+        <w:t xml:space="preserve">            return doDeadlineRefresh(accessToken, refreshToken, userId, oldVersion);</w:t>
+        <w:br/>
+        <w:t xml:space="preserve">        }</w:t>
+        <w:br/>
+        <w:t xml:space="preserve">    }</w:t>
+        <w:br/>
+        <w:br/>
+        <w:t xml:space="preserve">    /**</w:t>
+        <w:br/>
+        <w:t xml:space="preserve">     * 临期刷新 — token 未过期但剩余时间 &lt; 5-10 分钟</w:t>
+        <w:br/>
+        <w:t xml:space="preserve">     * 保持 version 不变，只换 access token</w:t>
+        <w:br/>
+        <w:t xml:space="preserve">     * 分布式锁由拦截器保证，此处只做刷新</w:t>
+        <w:br/>
+        <w:t xml:space="preserve">     */</w:t>
+        <w:br/>
+        <w:t xml:space="preserve">    private TokenPair doDeadlineRefresh(String accessToken, String refreshToken, Long userId, Long oldVersion) {</w:t>
+        <w:br/>
+        <w:t xml:space="preserve">        // 锁内生成 JWT + 直接写入 Redis（不调 Lua，避免重复校验）</w:t>
+        <w:br/>
+        <w:t xml:space="preserve">        String newToken = jwtUtil.generateToken(userId,</w:t>
+        <w:br/>
+        <w:t xml:space="preserve">                RedisConstants.LOGIN_JWT_TTL_MINUTES, ChronoUnit.MINUTES, oldVersion);</w:t>
+        <w:br/>
+        <w:t xml:space="preserve">        String newRefreshToken = cn.hutool.core.lang.UUID.randomUUID().toString().replace("-", "");</w:t>
+        <w:br/>
+        <w:br/>
+        <w:t xml:space="preserve">        stringRedisTemplate.opsForValue().set(RedisConstants.LOGIN_USER_KEY + userId,</w:t>
+        <w:br/>
+        <w:t xml:space="preserve">                newToken, 30, TimeUnit.MINUTES);</w:t>
+        <w:br/>
+        <w:t xml:space="preserve">        stringRedisTemplate.opsForValue().set(RedisConstants.LOGIN_REFRESH_USER_KEY + userId,</w:t>
+        <w:br/>
+        <w:t xml:space="preserve">                newRefreshToken, 7, TimeUnit.DAYS);</w:t>
+        <w:br/>
+        <w:br/>
+        <w:t xml:space="preserve">        updateLocalVersionCache(userId, oldVersion);</w:t>
+        <w:br/>
+        <w:t xml:space="preserve">        log.info("临期刷新成功 userId={}", userId);</w:t>
+        <w:br/>
+        <w:t xml:space="preserve">        return new TokenPair(newToken, newRefreshToken, oldVersion);</w:t>
+        <w:br/>
+        <w:t xml:space="preserve">    }</w:t>
+        <w:br/>
+        <w:br/>
+        <w:t xml:space="preserve">    /**</w:t>
+        <w:br/>
+        <w:t xml:space="preserve">     * 过期刷新 — JWT 已过期，生成新版本 + 新 refreshToken + 新 accessToken</w:t>
+        <w:br/>
+        <w:t xml:space="preserve">     */</w:t>
+        <w:br/>
+        <w:t xml:space="preserve">    private TokenPair doExpiredRefresh(String accessToken, String refreshToken, Long userId, Long oldVersion) {</w:t>
+        <w:br/>
+        <w:t xml:space="preserve">        String newRefreshToken = cn.hutool.core.lang.UUID.randomUUID().toString().replace("-", "");</w:t>
+        <w:br/>
+        <w:t xml:space="preserve">        Long newVersion = redisIdWorker.nextVersion();</w:t>
+        <w:br/>
+        <w:t xml:space="preserve">        String newToken = jwtUtil.generateToken(userId,</w:t>
+        <w:br/>
+        <w:t xml:space="preserve">                RedisConstants.LOGIN_JWT_TTL_MINUTES, ChronoUnit.MINUTES, newVersion);</w:t>
+        <w:br/>
+        <w:br/>
+        <w:t xml:space="preserve">        List&lt;String&gt; args = new ArrayList&lt;&gt;();</w:t>
+        <w:br/>
+        <w:t xml:space="preserve">        args.add(refreshToken);</w:t>
+        <w:br/>
+        <w:t xml:space="preserve">        args.add(newRefreshToken);</w:t>
+        <w:br/>
+        <w:t xml:space="preserve">        args.add(String.valueOf(TimeUnit.DAYS.toSeconds(7)));</w:t>
+        <w:br/>
+        <w:t xml:space="preserve">        args.add(newToken);</w:t>
+        <w:br/>
+        <w:t xml:space="preserve">        args.add(String.valueOf(TimeUnit.MINUTES.toSeconds(RedisConstants.LOGIN_JWT_TTL_MINUTES)));</w:t>
+        <w:br/>
+        <w:t xml:space="preserve">        args.add(oldVersion.toString());</w:t>
+        <w:br/>
+        <w:t xml:space="preserve">        args.add(RedisConstants.LOGIN_REFRESHTOKEN_TTL_SECONDS.toString());</w:t>
+        <w:br/>
+        <w:t xml:space="preserve">        args.add(newVersion.toString());</w:t>
+        <w:br/>
+        <w:t xml:space="preserve">        args.add(RedisConstants.NEW_VERSION_TTL_SECONDS.toString());</w:t>
+        <w:br/>
+        <w:br/>
+        <w:t xml:space="preserve">        List&lt;String&gt; keys = Arrays.asList(</w:t>
+        <w:br/>
+        <w:t xml:space="preserve">                RedisConstants.LOGIN_REFRESH_USER_KEY + userId,</w:t>
+        <w:br/>
+        <w:t xml:space="preserve">                RedisConstants.LOGIN_USER_KEY + userId,</w:t>
+        <w:br/>
+        <w:t xml:space="preserve">                RedisConstants.LOGIN_VALID_VERSION_KEY + userId,</w:t>
+        <w:br/>
+        <w:t xml:space="preserve">                RedisConstants.CURRENT_TOKEN_VERSION_KEY + userId</w:t>
+        <w:br/>
+        <w:t xml:space="preserve">        );</w:t>
+        <w:br/>
+        <w:br/>
+        <w:t xml:space="preserve">        Long luaResult = stringRedisTemplate.execute(refreshDeadTokenScript, keys, args.toArray());</w:t>
+        <w:br/>
+        <w:br/>
+        <w:t xml:space="preserve">        if (TokenRefreshCode.SUCCESS.getCode().equals(luaResult)) {</w:t>
+        <w:br/>
+        <w:t xml:space="preserve">            log.info("过期刷新成功 userId={}, newVersion={}", userId, newVersion);</w:t>
+        <w:br/>
+        <w:t xml:space="preserve">            updateLocalVersionCache(userId, newVersion);</w:t>
+        <w:br/>
+        <w:t xml:space="preserve">            return new TokenPair(newToken, newRefreshToken, newVersion);</w:t>
+        <w:br/>
+        <w:t xml:space="preserve">        }</w:t>
+        <w:br/>
+        <w:br/>
+        <w:t xml:space="preserve">        log.warn("过期刷新失败, userId={}, code={}", userId, TokenRefreshCode.getDefaultMessage(luaResult));</w:t>
+        <w:br/>
+        <w:t xml:space="preserve">        return null;</w:t>
+        <w:br/>
+        <w:t xml:space="preserve">    }</w:t>
+        <w:br/>
+        <w:br/>
+        <w:t xml:space="preserve">    // ==================== 登出 ====================</w:t>
+        <w:br/>
+        <w:t xml:space="preserve">    //暴力删除是否可行？</w:t>
+        <w:br/>
+        <w:t xml:space="preserve">    //需列出边界情况</w:t>
+        <w:br/>
+        <w:t xml:space="preserve">    //告诉我这种情况下仍能登录成功的场景</w:t>
+        <w:br/>
+        <w:t xml:space="preserve">    @Override</w:t>
+        <w:br/>
+        <w:t xml:space="preserve">    public void revokeTokens(Long userId) {</w:t>
+        <w:br/>
+        <w:t xml:space="preserve">        stringRedisTemplate.delete(RedisConstants.LOGIN_USER_KEY + userId);</w:t>
+        <w:br/>
+        <w:t xml:space="preserve">        stringRedisTemplate.delete(RedisConstants.LOGIN_REFRESH_USER_KEY + userId);</w:t>
+        <w:br/>
+        <w:t xml:space="preserve">        stringRedisTemplate.delete(RedisConstants.LOGIN_VALID_VERSION_KEY + userId);</w:t>
+        <w:br/>
+        <w:t xml:space="preserve">        stringRedisTemplate.delete(RedisConstants.CURRENT_TOKEN_VERSION_KEY + userId);</w:t>
+        <w:br/>
+        <w:t xml:space="preserve">        // 清除本地 Caffeine 缓存</w:t>
+        <w:br/>
+        <w:t xml:space="preserve">        String userInfoKey = CaffeineConstants.USERINFO_CACHE_KEY + userId;</w:t>
+        <w:br/>
+        <w:t xml:space="preserve">        userinfoCaffeine.invalidate(userInfoKey);</w:t>
+        <w:br/>
+        <w:t xml:space="preserve">        String versionKey = CaffeineConstants.TOKEN_VALID_VERSION_CACHE_KEY + userId;</w:t>
+        <w:br/>
+        <w:t xml:space="preserve">        tokenValidVersionCache.invalidate(versionKey);</w:t>
+        <w:br/>
+        <w:t xml:space="preserve">        log.info("【登出】已清除 userId={} 的所有 Token、Version 和本地缓存", userId);</w:t>
+        <w:br/>
+        <w:t xml:space="preserve">    }</w:t>
+        <w:br/>
+        <w:br/>
+        <w:t xml:space="preserve">    // ==================== 验证码 ====================</w:t>
+        <w:br/>
+        <w:br/>
+        <w:t xml:space="preserve">    @Override</w:t>
+        <w:br/>
+        <w:t xml:space="preserve">    public boolean consumeVerifyCode(String phone, String code) {</w:t>
+        <w:br/>
+        <w:t xml:space="preserve">        if (code == null) {</w:t>
+        <w:br/>
+        <w:t xml:space="preserve">            return false;</w:t>
+        <w:br/>
+        <w:t xml:space="preserve">        }</w:t>
+        <w:br/>
+        <w:t xml:space="preserve">        String tempCode = stringRedisTemplate.execute(consumeVerifyCodeScript,</w:t>
+        <w:br/>
+        <w:t xml:space="preserve">                List.of(RedisConstants.LOGIN_CODE_KEY + phone));</w:t>
+        <w:br/>
+        <w:t xml:space="preserve">        return code.equals(tempCode);</w:t>
+        <w:br/>
+        <w:t xml:space="preserve">    }</w:t>
+        <w:br/>
+        <w:br/>
+        <w:t xml:space="preserve">    // ==================== 用户缓存 ====================</w:t>
+        <w:br/>
+        <w:br/>
+        <w:t xml:space="preserve">    // cacheUserInfo 已废弃：写入 login:userinfo:{id} 但从未被读取。</w:t>
+        <w:br/>
+        <w:t xml:space="preserve">    // 用户信息缓存统一由 BatchLoadCache 管理（cache:userinfo:{id}）。</w:t>
+        <w:br/>
+        <w:br/>
+        <w:t xml:space="preserve">    // ==================== 本地缓存更新 ====================</w:t>
+        <w:br/>
+        <w:br/>
+        <w:t xml:space="preserve">    private void updateLocalVersionCache(Long userId, Long version) {</w:t>
+        <w:br/>
+        <w:t xml:space="preserve">        String versionKey = CaffeineConstants.TOKEN_VALID_VERSION_CACHE_KEY + userId;</w:t>
+        <w:br/>
+        <w:t xml:space="preserve">        TokenVersionCache tokenVersionCache = new TokenVersionCache();</w:t>
+        <w:br/>
+        <w:t xml:space="preserve">        tokenVersionCache.setUserId(userId);</w:t>
+        <w:br/>
+        <w:t xml:space="preserve">        tokenVersionCache.setVersion(version);</w:t>
+        <w:br/>
+        <w:t xml:space="preserve">        tokenVersionCache.setStatus(CaffeineConstants.TOKEN_VERSION_CACHE_HIT_MATCH);</w:t>
+        <w:br/>
+        <w:t xml:space="preserve">        tokenValidVersionCache.put(versionKey, tokenVersionCache);</w:t>
+        <w:br/>
+        <w:t xml:space="preserve">    }</w:t>
+        <w:br/>
         <w:t>}</w:t>
-      </w:r>
-    </w:p>
-    <w:p>
-      <w:pPr>
-        <w:spacing w:line="360" w:lineRule="auto"/>
-        <w:jc w:val="left"/>
-      </w:pPr>
-      <w:r>
-        <w:rPr>
-          <w:rFonts w:ascii="黑体" w:hAnsi="黑体" w:eastAsia="黑体"/>
-          <w:b/>
-          <w:sz w:val="28"/>
-        </w:rPr>
-        <w:t>2. 多级缓存查询核心代码</w:t>
-      </w:r>
-    </w:p>
-    <w:p>
-      <w:pPr>
-        <w:spacing w:line="240" w:lineRule="auto"/>
-        <w:jc w:val="left"/>
-      </w:pPr>
-      <w:r>
-        <w:rPr>
-          <w:rFonts w:ascii="Times New Roman" w:hAnsi="Times New Roman" w:eastAsia="宋体"/>
-          <w:b w:val="0"/>
-          <w:sz w:val="21"/>
-        </w:rPr>
+        <w:br/>
+      </w:r>
+    </w:p>
+    <w:p/>
+    <w:p>
+      <w:r>
+        <w:rPr>
+          <w:rFonts w:ascii="宋体" w:hAnsi="宋体"/>
+          <w:b/>
+          <w:sz w:val="24"/>
+        </w:rPr>
+        <w:t>2. 缓存客户端工具代码</w:t>
+      </w:r>
+    </w:p>
+    <w:p>
+      <w:r>
+        <w:rPr>
+          <w:rFonts w:ascii="Times New Roman" w:hAnsi="Times New Roman"/>
+          <w:sz w:val="16"/>
+        </w:rPr>
+        <w:t>package com.hmdp.utils.cache;</w:t>
+        <w:br/>
+        <w:br/>
+        <w:t>import cn.hutool.core.util.BooleanUtil;</w:t>
+        <w:br/>
+        <w:t>import cn.hutool.core.util.StrUtil;</w:t>
+        <w:br/>
+        <w:t>import cn.hutool.json.JSONObject;</w:t>
+        <w:br/>
+        <w:t>import cn.hutool.json.JSONUtil;</w:t>
+        <w:br/>
+        <w:t>import com.hmdp.entity.Shop;</w:t>
+        <w:br/>
+        <w:t>import com.hmdp.utils.redis.RedisConstants;</w:t>
+        <w:br/>
+        <w:t>import lombok.extern.slf4j.Slf4j;</w:t>
+        <w:br/>
+        <w:t>import org.apache.ibatis.annotations.Select;</w:t>
+        <w:br/>
+        <w:t>import org.springframework.data.redis.core.StringRedisTemplate;</w:t>
+        <w:br/>
+        <w:t>import org.springframework.stereotype.Component;</w:t>
+        <w:br/>
+        <w:br/>
+        <w:t>import java.time.LocalDateTime;</w:t>
+        <w:br/>
+        <w:t>import java.util.concurrent.ExecutorService;</w:t>
+        <w:br/>
+        <w:t>import java.util.concurrent.Executors;</w:t>
+        <w:br/>
+        <w:t>import java.util.concurrent.TimeUnit;</w:t>
+        <w:br/>
+        <w:t>import java.util.function.Function;</w:t>
+        <w:br/>
+        <w:br/>
+        <w:t>/**</w:t>
+        <w:br/>
+        <w:t xml:space="preserve"> * 缓存客户端工具 — 封装 Redis 缓存操作，提供缓存穿透/击穿解决方案</w:t>
+        <w:br/>
+        <w:t xml:space="preserve"> */</w:t>
+        <w:br/>
+        <w:t>@Slf4j</w:t>
+        <w:br/>
+        <w:t>@Component</w:t>
+        <w:br/>
+        <w:t>public class CacheClient {</w:t>
+        <w:br/>
+        <w:t xml:space="preserve">    private final StringRedisTemplate stringRedisTemplate;</w:t>
+        <w:br/>
+        <w:t xml:space="preserve">    public CacheClient(StringRedisTemplate stringRedisTemplate) {</w:t>
+        <w:br/>
+        <w:t xml:space="preserve">        this.stringRedisTemplate = stringRedisTemplate;</w:t>
+        <w:br/>
+        <w:t xml:space="preserve">    }</w:t>
+        <w:br/>
+        <w:t xml:space="preserve">    public void set(String key, Object value, Long time, TimeUnit timeUnit) {</w:t>
+        <w:br/>
+        <w:t xml:space="preserve">        stringRedisTemplate.opsForValue().set(key, JSONUtil.toJsonStr(value), time, timeUnit);</w:t>
+        <w:br/>
+        <w:t xml:space="preserve">    }</w:t>
+        <w:br/>
+        <w:t xml:space="preserve">    public void setWithLogicalExpire(String key, Object value, Long time, TimeUnit timeUnit) {</w:t>
+        <w:br/>
+        <w:t xml:space="preserve">        RedisData redisData = new RedisData();</w:t>
+        <w:br/>
+        <w:t xml:space="preserve">        redisData.setExpireTime(LocalDateTime.now().plusSeconds(timeUnit.toSeconds(time)));</w:t>
+        <w:br/>
+        <w:t xml:space="preserve">        redisData.setData(value);</w:t>
+        <w:br/>
+        <w:t xml:space="preserve">        stringRedisTemplate.opsForValue().set(key, JSONUtil.toJsonStr(redisData));</w:t>
+        <w:br/>
+        <w:t xml:space="preserve">    }</w:t>
+        <w:br/>
+        <w:t xml:space="preserve">    public  &lt;R,ID&gt; R queryById(ID id , Class&lt;R&gt; clazz, String keyPrefix, Function&lt;ID,R&gt; dbFallBack,Long time, TimeUnit timeUnit) {</w:t>
+        <w:br/>
+        <w:t xml:space="preserve">        String key= keyPrefix +id;</w:t>
+        <w:br/>
+        <w:t xml:space="preserve">        String Json= stringRedisTemplate.opsForValue().get(key);</w:t>
+        <w:br/>
+        <w:t xml:space="preserve">        if(StrUtil.isNotBlank(Json)){</w:t>
+        <w:br/>
+        <w:t xml:space="preserve">            return JSONUtil.toBean(Json, clazz, false);</w:t>
+        <w:br/>
+        <w:t xml:space="preserve">        }</w:t>
+        <w:br/>
+        <w:t xml:space="preserve">        //判断命中的是不是空值</w:t>
+        <w:br/>
+        <w:t xml:space="preserve">        if(Json!=null){</w:t>
+        <w:br/>
+        <w:t xml:space="preserve">            return null;</w:t>
+        <w:br/>
+        <w:t xml:space="preserve">        }</w:t>
+        <w:br/>
+        <w:t xml:space="preserve">        R result= dbFallBack.apply(id);</w:t>
+        <w:br/>
+        <w:t xml:space="preserve">        if(result==null){</w:t>
+        <w:br/>
+        <w:t xml:space="preserve">            stringRedisTemplate.opsForValue().set(key,"",RedisConstants.CACHE_NULL_TTL,TimeUnit.MINUTES);</w:t>
+        <w:br/>
+        <w:t xml:space="preserve">            return null;</w:t>
+        <w:br/>
+        <w:t xml:space="preserve">        }</w:t>
+        <w:br/>
+        <w:t xml:space="preserve">        this.set(key,result,time,timeUnit);</w:t>
+        <w:br/>
+        <w:t xml:space="preserve">        return result;</w:t>
+        <w:br/>
+        <w:t xml:space="preserve">    }</w:t>
+        <w:br/>
+        <w:t xml:space="preserve">    private static final ExecutorService CACHE_REBUILD_THREAD_POOL = Executors.newFixedThreadPool(10);</w:t>
+        <w:br/>
+        <w:t xml:space="preserve">    public &lt;R,ID&gt; R queryWithLogicExpire(String keyPrefix,ID id,Class&lt;R&gt; clazz,Function&lt;ID,R&gt; dbFallBack,Long time1, TimeUnit timeUnit) {</w:t>
+        <w:br/>
+        <w:t xml:space="preserve">        String key= keyPrefix+id;</w:t>
+        <w:br/>
+        <w:t xml:space="preserve">        String redisData= stringRedisTemplate.opsForValue().get(key);</w:t>
+        <w:br/>
+        <w:t xml:space="preserve">        //查数据库，看是否为空值</w:t>
+        <w:br/>
+        <w:t xml:space="preserve">        if (StrUtil.isBlank(redisData)) {</w:t>
+        <w:br/>
+        <w:t xml:space="preserve">            R result = dbFallBack.apply(id);  // 查数据库</w:t>
+        <w:br/>
+        <w:t xml:space="preserve">            if(result != null) {</w:t>
+        <w:br/>
+        <w:t xml:space="preserve">                this.setWithLogicalExpire(key, result, time1, timeUnit);</w:t>
+        <w:br/>
+        <w:t xml:space="preserve">            }</w:t>
+        <w:br/>
+        <w:t xml:space="preserve">            return null;</w:t>
+        <w:br/>
+        <w:t xml:space="preserve">        }</w:t>
+        <w:br/>
+        <w:t xml:space="preserve">        String lockKey=RedisConstants.LOCK_SHOP_KEY+id;</w:t>
+        <w:br/>
+        <w:t xml:space="preserve">        //拿到redisData</w:t>
+        <w:br/>
+        <w:t xml:space="preserve">        RedisData redisData1= JSONUtil.toBean(redisData, RedisData.class);</w:t>
+        <w:br/>
+        <w:t xml:space="preserve">        LocalDateTime time=LocalDateTime.now();</w:t>
+        <w:br/>
+        <w:t xml:space="preserve">        //拿到数据</w:t>
+        <w:br/>
+        <w:t xml:space="preserve">        R r=JSONUtil.toBean((JSONObject) redisData1.getData(), clazz);</w:t>
+        <w:br/>
+        <w:t xml:space="preserve">        if(time.isBefore(redisData1.getExpireTime())){</w:t>
+        <w:br/>
+        <w:t xml:space="preserve">            return r;</w:t>
+        <w:br/>
+        <w:t xml:space="preserve">        }</w:t>
+        <w:br/>
+        <w:t xml:space="preserve">        //拿锁</w:t>
+        <w:br/>
+        <w:t xml:space="preserve">        boolean isLock=tryLock(lockKey);</w:t>
+        <w:br/>
+        <w:t xml:space="preserve">        if(isLock){</w:t>
+        <w:br/>
+        <w:t xml:space="preserve">            CACHE_REBUILD_THREAD_POOL.submit(()-&gt;{</w:t>
+        <w:br/>
+        <w:t xml:space="preserve">                try {</w:t>
+        <w:br/>
+        <w:t xml:space="preserve">                    R result=dbFallBack.apply(id);</w:t>
+        <w:br/>
+        <w:t xml:space="preserve">             //设置逻辑过期时间</w:t>
+        <w:br/>
+        <w:t xml:space="preserve">                    this.setWithLogicalExpire(key,result,time1,timeUnit);</w:t>
+        <w:br/>
+        <w:t xml:space="preserve">                } catch (Exception e) {</w:t>
+        <w:br/>
+        <w:t xml:space="preserve">                    throw new RuntimeException(e);</w:t>
+        <w:br/>
+        <w:t xml:space="preserve">                } finally {</w:t>
+        <w:br/>
+        <w:t xml:space="preserve">                    unlock(lockKey);</w:t>
+        <w:br/>
+        <w:t xml:space="preserve">                }</w:t>
+        <w:br/>
+        <w:t xml:space="preserve">            });</w:t>
+        <w:br/>
+        <w:t xml:space="preserve">        }</w:t>
+        <w:br/>
+        <w:t xml:space="preserve">        return r;</w:t>
+        <w:br/>
+        <w:t xml:space="preserve">    }</w:t>
+        <w:br/>
+        <w:t xml:space="preserve">    private boolean tryLock(String key) {</w:t>
+        <w:br/>
+        <w:t xml:space="preserve">        Boolean flag = stringRedisTemplate.opsForValue().setIfAbsent(key, "1", RedisConstants.LOCK_SHOP_TTL, TimeUnit.SECONDS);</w:t>
+        <w:br/>
+        <w:t xml:space="preserve">        // 拆箱要判空，防止NPE</w:t>
+        <w:br/>
+        <w:t xml:space="preserve">        return BooleanUtil.isTrue(flag);</w:t>
+        <w:br/>
+        <w:t xml:space="preserve">    }</w:t>
+        <w:br/>
+        <w:br/>
+        <w:t xml:space="preserve">    /**</w:t>
+        <w:br/>
+        <w:t xml:space="preserve">     * 释放锁</w:t>
+        <w:br/>
+        <w:t xml:space="preserve">     *</w:t>
+        <w:br/>
+        <w:t xml:space="preserve">     * @param key</w:t>
+        <w:br/>
+        <w:t xml:space="preserve">     */</w:t>
+        <w:br/>
+        <w:t xml:space="preserve">    private void unlock(String key) {</w:t>
+        <w:br/>
+        <w:t xml:space="preserve">        stringRedisTemplate.delete(key);</w:t>
+        <w:br/>
+        <w:t xml:space="preserve">    }</w:t>
+        <w:br/>
+        <w:br/>
+        <w:t>}</w:t>
+        <w:br/>
+      </w:r>
+    </w:p>
+    <w:p/>
+    <w:p>
+      <w:r>
+        <w:rPr>
+          <w:rFonts w:ascii="宋体" w:hAnsi="宋体"/>
+          <w:b/>
+          <w:sz w:val="24"/>
+        </w:rPr>
+        <w:t>3. 多级缓存查询核心代码</w:t>
+      </w:r>
+    </w:p>
+    <w:p>
+      <w:r>
+        <w:rPr>
+          <w:rFonts w:ascii="Times New Roman" w:hAnsi="Times New Roman"/>
+          <w:sz w:val="16"/>
+        </w:rPr>
+        <w:t>package com.hmdp.service.impl;</w:t>
+        <w:br/>
+        <w:br/>
+        <w:t>import cn.hutool.core.util.BooleanUtil;</w:t>
+        <w:br/>
+        <w:t>import cn.hutool.core.util.StrUtil;</w:t>
+        <w:br/>
+        <w:t>import cn.hutool.json.JSONObject;</w:t>
+        <w:br/>
+        <w:t>import cn.hutool.json.JSONUtil;</w:t>
+        <w:br/>
+        <w:t>import com.baomidou.mybatisplus.extension.plugins.pagination.Page;</w:t>
+        <w:br/>
+        <w:br/>
+        <w:t>import com.hmdp.dto.Result;</w:t>
+        <w:br/>
+        <w:t>import com.hmdp.entity.Shop;</w:t>
+        <w:br/>
+        <w:t>import com.hmdp.mapper.ShopMapper;</w:t>
+        <w:br/>
+        <w:t>import com.hmdp.service.IShopService;</w:t>
+        <w:br/>
+        <w:t>import com.baomidou.mybatisplus.extension.service.impl.ServiceImpl;</w:t>
+        <w:br/>
+        <w:t>import com.hmdp.utils.cache.CacheClient;</w:t>
+        <w:br/>
+        <w:t>import com.hmdp.utils.redis.RedisConstants;</w:t>
+        <w:br/>
+        <w:t>import com.hmdp.utils.cache.RedisData;</w:t>
+        <w:br/>
+        <w:t>import com.hmdp.utils.constants.SystemConstants;</w:t>
+        <w:br/>
+        <w:t>import io.netty.util.internal.StringUtil;</w:t>
+        <w:br/>
+        <w:t>import org.apache.tomcat.util.buf.StringUtils;</w:t>
+        <w:br/>
+        <w:t>import org.springframework.data.geo.Distance;</w:t>
+        <w:br/>
+        <w:t>import org.springframework.data.geo.GeoResult;</w:t>
+        <w:br/>
+        <w:t>import org.springframework.data.geo.GeoResults;</w:t>
+        <w:br/>
+        <w:t>import org.springframework.data.geo.Metric;</w:t>
+        <w:br/>
+        <w:t>import org.springframework.data.redis.connection.RedisGeoCommands;</w:t>
+        <w:br/>
+        <w:t>import org.springframework.data.redis.core.StringRedisTemplate;</w:t>
+        <w:br/>
+        <w:t>import org.springframework.data.redis.domain.geo.GeoReference;</w:t>
+        <w:br/>
+        <w:t>import org.springframework.stereotype.Service;</w:t>
+        <w:br/>
+        <w:t>import org.springframework.transaction.annotation.Transactional;</w:t>
+        <w:br/>
+        <w:br/>
+        <w:t>import jakarta.annotation.Resource;</w:t>
+        <w:br/>
+        <w:t>import java.time.LocalDateTime;</w:t>
+        <w:br/>
+        <w:t>import java.util.*;</w:t>
+        <w:br/>
+        <w:t>import java.util.concurrent.ExecutorService;</w:t>
+        <w:br/>
+        <w:t>import java.util.concurrent.Executors;</w:t>
+        <w:br/>
+        <w:t>import java.util.concurrent.TimeUnit;</w:t>
+        <w:br/>
+        <w:t>import java.util.stream.Collectors;</w:t>
+        <w:br/>
+        <w:br/>
+        <w:t>/**</w:t>
+        <w:br/>
+        <w:t xml:space="preserve"> * 商铺服务实现 — 多级缓存（Caffeine+Redis+DB）、缓存穿透/击穿/雪崩处理、按距离查询</w:t>
+        <w:br/>
+        <w:t xml:space="preserve"> */</w:t>
+        <w:br/>
         <w:t>@Service</w:t>
-      </w:r>
-      <w:r>
-        <w:rPr>
-          <w:rFonts w:ascii="Times New Roman" w:hAnsi="Times New Roman" w:eastAsia="宋体"/>
-          <w:b w:val="0"/>
-          <w:sz w:val="21"/>
-        </w:rPr>
-        <w:br w:type="textWrapping"/>
-      </w:r>
-      <w:r>
-        <w:rPr>
-          <w:rFonts w:ascii="Times New Roman" w:hAnsi="Times New Roman" w:eastAsia="宋体"/>
-          <w:b w:val="0"/>
-          <w:sz w:val="21"/>
-        </w:rPr>
+        <w:br/>
         <w:t>public class ShopServiceImpl extends ServiceImpl&lt;ShopMapper, Shop&gt; implements IShopService {</w:t>
-      </w:r>
-      <w:r>
-        <w:rPr>
-          <w:rFonts w:ascii="Times New Roman" w:hAnsi="Times New Roman" w:eastAsia="宋体"/>
-          <w:b w:val="0"/>
-          <w:sz w:val="21"/>
-        </w:rPr>
-        <w:br w:type="textWrapping"/>
-      </w:r>
-      <w:r>
-        <w:rPr>
-          <w:rFonts w:ascii="Times New Roman" w:hAnsi="Times New Roman" w:eastAsia="宋体"/>
-          <w:b w:val="0"/>
-          <w:sz w:val="21"/>
-        </w:rPr>
-        <w:t xml:space="preserve">    @Resource private CacheClient cacheClient;</w:t>
-      </w:r>
-      <w:r>
-        <w:rPr>
-          <w:rFonts w:ascii="Times New Roman" w:hAnsi="Times New Roman" w:eastAsia="宋体"/>
-          <w:b w:val="0"/>
-          <w:sz w:val="21"/>
-        </w:rPr>
-        <w:br w:type="textWrapping"/>
-      </w:r>
-      <w:r>
-        <w:rPr>
-          <w:rFonts w:ascii="Times New Roman" w:hAnsi="Times New Roman" w:eastAsia="宋体"/>
-          <w:b w:val="0"/>
-          <w:sz w:val="21"/>
-        </w:rPr>
+        <w:br/>
+        <w:t xml:space="preserve">    @Resource</w:t>
+        <w:br/>
+        <w:t xml:space="preserve">    private StringRedisTemplate stringRedisTemplate;</w:t>
+        <w:br/>
+        <w:br/>
+        <w:t xml:space="preserve">    @Resource</w:t>
+        <w:br/>
+        <w:t xml:space="preserve">    private CacheClient cacheClient;</w:t>
+        <w:br/>
+        <w:t xml:space="preserve">        @Override</w:t>
+        <w:br/>
+        <w:t xml:space="preserve">    public Result queryById(Long id) {</w:t>
+        <w:br/>
+        <w:t xml:space="preserve">        //互斥锁实现</w:t>
+        <w:br/>
+        <w:t xml:space="preserve">            //Shop shop = queryWithLock(id);</w:t>
+        <w:br/>
+        <w:t xml:space="preserve">            Shop shop = cacheClient.queryWithLogicExpire(RedisConstants.CACHE_SHOP_KEY,id,Shop.class,this::getById,20L,TimeUnit.SECONDS);</w:t>
+        <w:br/>
+        <w:t xml:space="preserve">            if (shop == null) {</w:t>
+        <w:br/>
+        <w:t xml:space="preserve">                return Result.fail("店铺不存在");</w:t>
+        <w:br/>
+        <w:t xml:space="preserve">            }</w:t>
+        <w:br/>
+        <w:t xml:space="preserve">            return Result.ok(shop);</w:t>
+        <w:br/>
+        <w:t xml:space="preserve">    }</w:t>
+        <w:br/>
+        <w:t xml:space="preserve">    private Shop queryWithLock(Long id) {</w:t>
+        <w:br/>
+        <w:t xml:space="preserve">        String key= RedisConstants.CACHE_SHOP_KEY +id;</w:t>
+        <w:br/>
+        <w:t xml:space="preserve">        String shopJson= stringRedisTemplate.opsForValue().get(key);</w:t>
+        <w:br/>
+        <w:br/>
+        <w:t xml:space="preserve">        if(StrUtil.isNotBlank(shopJson)){</w:t>
+        <w:br/>
+        <w:t xml:space="preserve">            return JSONUtil.toBean(shopJson, Shop.class, false);</w:t>
+        <w:br/>
+        <w:t xml:space="preserve">        }</w:t>
+        <w:br/>
+        <w:t xml:space="preserve">        if(shopJson!=null){</w:t>
+        <w:br/>
+        <w:t xml:space="preserve">            return null;</w:t>
+        <w:br/>
+        <w:t xml:space="preserve">        }</w:t>
+        <w:br/>
+        <w:t xml:space="preserve">        String lockKey=RedisConstants.LOCK_SHOP_KEY+id;</w:t>
+        <w:br/>
+        <w:t xml:space="preserve">        Shop shop= null;</w:t>
+        <w:br/>
+        <w:t xml:space="preserve">        try {</w:t>
+        <w:br/>
+        <w:t xml:space="preserve">            boolean isLock=tryLock(lockKey);</w:t>
+        <w:br/>
+        <w:t xml:space="preserve">            if(!isLock){</w:t>
+        <w:br/>
+        <w:t xml:space="preserve">                Thread.sleep(50);</w:t>
+        <w:br/>
+        <w:t xml:space="preserve">                return queryWithLock(id);</w:t>
+        <w:br/>
+        <w:t xml:space="preserve">            }</w:t>
+        <w:br/>
+        <w:t xml:space="preserve">            shop = getById(id);</w:t>
+        <w:br/>
+        <w:t xml:space="preserve">            //模拟重建的延时</w:t>
+        <w:br/>
+        <w:t xml:space="preserve">            Thread.sleep(200);</w:t>
+        <w:br/>
+        <w:t xml:space="preserve">            if(shop==null){</w:t>
+        <w:br/>
+        <w:t xml:space="preserve">                //空值写入redis</w:t>
+        <w:br/>
+        <w:t xml:space="preserve">                stringRedisTemplate.opsForValue().set(key,"",RedisConstants.CACHE_NULL_TTL,TimeUnit.MINUTES);</w:t>
+        <w:br/>
+        <w:t xml:space="preserve">                return null;</w:t>
+        <w:br/>
+        <w:t xml:space="preserve">            }</w:t>
+        <w:br/>
+        <w:br/>
+        <w:t xml:space="preserve">            stringRedisTemplate.opsForValue().set(key, JSONUtil.toJsonStr(shop),RedisConstants.CACHE_SHOP_TTL,TimeUnit.MINUTES);</w:t>
+        <w:br/>
+        <w:br/>
+        <w:t xml:space="preserve">        } catch (InterruptedException e) {</w:t>
+        <w:br/>
+        <w:t xml:space="preserve">            throw new RuntimeException(e);</w:t>
+        <w:br/>
+        <w:t xml:space="preserve">        } finally {</w:t>
+        <w:br/>
+        <w:t xml:space="preserve">            unlock(lockKey);</w:t>
+        <w:br/>
+        <w:t xml:space="preserve">        }</w:t>
+        <w:br/>
+        <w:t xml:space="preserve">        return shop;</w:t>
+        <w:br/>
+        <w:t xml:space="preserve">    }</w:t>
+        <w:br/>
+        <w:t xml:space="preserve">    private static final ExecutorService CACHE_REBUILD_THREAD_POOL = Executors.newFixedThreadPool(10);</w:t>
+        <w:br/>
+        <w:t>//    private Shop queryShopWithLogicExpire(Long id){</w:t>
+        <w:br/>
+        <w:t>//        String key= RedisConstants.CACHE_SHOP_KEY +id;</w:t>
+        <w:br/>
+        <w:t>//        String redisData= stringRedisTemplate.opsForValue().get(key);</w:t>
+        <w:br/>
+        <w:t>//</w:t>
+        <w:br/>
+        <w:t>//        if (StrUtil.isBlank(redisData)) {</w:t>
+        <w:br/>
+        <w:t>//            return null;</w:t>
+        <w:br/>
+        <w:t>//        }</w:t>
+        <w:br/>
+        <w:t>//            String lockKey=RedisConstants.LOCK_SHOP_KEY+id;</w:t>
+        <w:br/>
+        <w:t>//            RedisData redisData1= JSONUtil.toBean(redisData, RedisData.class);</w:t>
+        <w:br/>
+        <w:t>//            LocalDateTime time=LocalDateTime.now();</w:t>
+        <w:br/>
+        <w:t>//            Shop shop=JSONUtil.toBean((JSONObject) redisData1.getData(), Shop.class);</w:t>
+        <w:br/>
+        <w:t>//            if(time.isBefore(redisData1.getExpireTime())){</w:t>
+        <w:br/>
+        <w:t>//                return shop;</w:t>
+        <w:br/>
+        <w:t>//            }</w:t>
+        <w:br/>
+        <w:t>//            boolean isLock=tryLock(lockKey);</w:t>
+        <w:br/>
+        <w:t>//            if(isLock){</w:t>
+        <w:br/>
+        <w:t>//    CACHE_REBUILD_THREAD_POOL.submit(()-&gt;{</w:t>
+        <w:br/>
+        <w:t>//        try {</w:t>
+        <w:br/>
+        <w:t>//            this.saveShopRedis(id,1800L);</w:t>
+        <w:br/>
+        <w:t>//        } catch (Exception e) {</w:t>
+        <w:br/>
+        <w:t>//            throw new RuntimeException(e);</w:t>
+        <w:br/>
+        <w:t>//        } finally {</w:t>
+        <w:br/>
+        <w:t>//            unlock(lockKey);</w:t>
+        <w:br/>
+        <w:t>//        }</w:t>
+        <w:br/>
+        <w:t>//    });</w:t>
+        <w:br/>
+        <w:t>//        }</w:t>
+        <w:br/>
+        <w:t>//        return shop;</w:t>
+        <w:br/>
+        <w:t>//    }</w:t>
+        <w:br/>
+        <w:t xml:space="preserve">    private Shop queryShopById(Long id){</w:t>
+        <w:br/>
+        <w:t xml:space="preserve">        String key= RedisConstants.CACHE_SHOP_KEY +id;</w:t>
+        <w:br/>
+        <w:t xml:space="preserve">        String shopJson= stringRedisTemplate.opsForValue().get(key);</w:t>
+        <w:br/>
+        <w:t xml:space="preserve">        if(StrUtil.isNotBlank(shopJson)){</w:t>
+        <w:br/>
+        <w:t xml:space="preserve">            Shop bean = JSONUtil.toBean(shopJson, Shop.class, false);</w:t>
+        <w:br/>
+        <w:t xml:space="preserve">            return bean;</w:t>
+        <w:br/>
+        <w:t xml:space="preserve">        }</w:t>
+        <w:br/>
+        <w:t xml:space="preserve">        //判断命中的是不是空值</w:t>
+        <w:br/>
+        <w:t xml:space="preserve">        if(shopJson!=null){</w:t>
+        <w:br/>
+        <w:t xml:space="preserve">            return null;</w:t>
+        <w:br/>
+        <w:t xml:space="preserve">        }</w:t>
+        <w:br/>
+        <w:t xml:space="preserve">        Shop shop=getById(id);</w:t>
+        <w:br/>
+        <w:t xml:space="preserve">        if(shop==null){</w:t>
+        <w:br/>
+        <w:t xml:space="preserve">            stringRedisTemplate.opsForValue().set(key,"",RedisConstants.CACHE_NULL_TTL,TimeUnit.MINUTES);</w:t>
+        <w:br/>
+        <w:t xml:space="preserve">            return null;</w:t>
+        <w:br/>
+        <w:t xml:space="preserve">        }</w:t>
+        <w:br/>
+        <w:t xml:space="preserve">        stringRedisTemplate.opsForValue().set(key, JSONUtil.toJsonStr(shop),RedisConstants.CACHE_SHOP_TTL,TimeUnit.MINUTES);</w:t>
+        <w:br/>
+        <w:t xml:space="preserve">        return shop;</w:t>
+        <w:br/>
+        <w:t xml:space="preserve">    }</w:t>
+        <w:br/>
+        <w:br/>
+        <w:t xml:space="preserve">    private boolean tryLock(String key) {</w:t>
+        <w:br/>
+        <w:t xml:space="preserve">        Boolean flag = stringRedisTemplate.opsForValue().setIfAbsent(key, "1", RedisConstants.LOCK_SHOP_TTL, TimeUnit.SECONDS);</w:t>
+        <w:br/>
+        <w:t xml:space="preserve">        // 拆箱要判空，防止NPE</w:t>
+        <w:br/>
+        <w:t xml:space="preserve">        return BooleanUtil.isTrue(flag);</w:t>
+        <w:br/>
+        <w:t xml:space="preserve">    }</w:t>
+        <w:br/>
+        <w:br/>
+        <w:t xml:space="preserve">    /**</w:t>
+        <w:br/>
+        <w:t xml:space="preserve">     * 释放锁</w:t>
+        <w:br/>
+        <w:t xml:space="preserve">     *</w:t>
+        <w:br/>
+        <w:t xml:space="preserve">     * @param key</w:t>
+        <w:br/>
+        <w:t xml:space="preserve">     */</w:t>
+        <w:br/>
+        <w:t xml:space="preserve">    private void unlock(String key) {</w:t>
+        <w:br/>
+        <w:t xml:space="preserve">        stringRedisTemplate.delete(key);</w:t>
+        <w:br/>
+        <w:t xml:space="preserve">    }</w:t>
+        <w:br/>
+        <w:t>//    private boolean tryLock(String key){</w:t>
+        <w:br/>
+        <w:t>//        Boolean flag=stringRedisTemplate.opsForValue().setIfAbsent(key,"1",RedisConstants.LOCK_SHOP_TTL,TimeUnit.MINUTES);</w:t>
+        <w:br/>
+        <w:t>//        return BooleanUtil.isTrue(flag);</w:t>
+        <w:br/>
+        <w:t>//    }</w:t>
+        <w:br/>
+        <w:t>//    private void unlock(String key){</w:t>
+        <w:br/>
+        <w:t>//            stringRedisTemplate.delete(key);</w:t>
+        <w:br/>
+        <w:t>//    }</w:t>
+        <w:br/>
         <w:t xml:space="preserve">    @Override</w:t>
-      </w:r>
-      <w:r>
-        <w:rPr>
-          <w:rFonts w:ascii="Times New Roman" w:hAnsi="Times New Roman" w:eastAsia="宋体"/>
-          <w:b w:val="0"/>
-          <w:sz w:val="21"/>
-        </w:rPr>
-        <w:br w:type="textWrapping"/>
-      </w:r>
-      <w:r>
-        <w:rPr>
-          <w:rFonts w:ascii="Times New Roman" w:hAnsi="Times New Roman" w:eastAsia="宋体"/>
-          <w:b w:val="0"/>
-          <w:sz w:val="21"/>
-        </w:rPr>
+        <w:br/>
+        <w:t xml:space="preserve">    @Transactional</w:t>
+        <w:br/>
+        <w:t xml:space="preserve">    public Result updateShop(Shop shop) {</w:t>
+        <w:br/>
+        <w:t xml:space="preserve">        Long id = shop.getId();</w:t>
+        <w:br/>
+        <w:t xml:space="preserve">        if(id==null){</w:t>
+        <w:br/>
+        <w:t xml:space="preserve">            return Result.fail("店铺id不存在");</w:t>
+        <w:br/>
+        <w:t xml:space="preserve">        }</w:t>
+        <w:br/>
+        <w:t xml:space="preserve">        updateById(shop);</w:t>
+        <w:br/>
+        <w:t xml:space="preserve">        stringRedisTemplate.delete(RedisConstants.CACHE_SHOP_KEY+id);</w:t>
+        <w:br/>
+        <w:t xml:space="preserve">        return Result.ok();</w:t>
+        <w:br/>
+        <w:t xml:space="preserve">    }</w:t>
+        <w:br/>
+        <w:br/>
+        <w:t xml:space="preserve">    @Override</w:t>
+        <w:br/>
+        <w:t xml:space="preserve">    public Result queryShopByType(Integer typeId, Integer current, Double x, Double y, String sortBy) {</w:t>
+        <w:br/>
+        <w:t xml:space="preserve">        if (x==null || y==null){</w:t>
+        <w:br/>
+        <w:t xml:space="preserve">            Page&lt;Shop&gt; page = query()</w:t>
+        <w:br/>
+        <w:t xml:space="preserve">                .eq("type_id", typeId)</w:t>
+        <w:br/>
+        <w:t xml:space="preserve">                .orderByDesc(StrUtil.isNotBlank(sortBy) &amp;&amp; isSortable(sortBy), sortColumn(sortBy))</w:t>
+        <w:br/>
+        <w:t xml:space="preserve">                .page(new Page&lt;&gt;(current, SystemConstants.DEFAULT_PAGE_SIZE));</w:t>
+        <w:br/>
+        <w:t xml:space="preserve">            return Result.ok(page);</w:t>
+        <w:br/>
+        <w:t xml:space="preserve">        }</w:t>
+        <w:br/>
+        <w:t xml:space="preserve">        int start = (current-1)*SystemConstants.DEFAULT_PAGE_SIZE;</w:t>
+        <w:br/>
+        <w:t xml:space="preserve">        int end = current* SystemConstants.DEFAULT_PAGE_SIZE;</w:t>
+        <w:br/>
+        <w:t xml:space="preserve">        String key ="shop:geo:"+typeId;</w:t>
+        <w:br/>
+        <w:t xml:space="preserve">        GeoResults&lt;RedisGeoCommands.GeoLocation&lt;String&gt;&gt; results = stringRedisTemplate.opsForGeo()</w:t>
+        <w:br/>
+        <w:t xml:space="preserve">                .search(key, GeoReference.fromCoordinate(x, y),</w:t>
+        <w:br/>
+        <w:t xml:space="preserve">                        new Distance(5000),</w:t>
+        <w:br/>
+        <w:t xml:space="preserve">                        RedisGeoCommands.GeoSearchCommandArgs.newGeoSearchArgs().includeDistance().limit(end));</w:t>
+        <w:br/>
+        <w:t xml:space="preserve">        if (results==null){</w:t>
+        <w:br/>
+        <w:t xml:space="preserve">            return Result.ok(Collections.emptyList());</w:t>
+        <w:br/>
+        <w:t xml:space="preserve">        }</w:t>
+        <w:br/>
+        <w:br/>
+        <w:t xml:space="preserve">        List&lt;GeoResult&lt;RedisGeoCommands.GeoLocation&lt;String&gt;&gt;&gt; content = results.getContent();</w:t>
+        <w:br/>
+        <w:t xml:space="preserve">        if ( content.size()&lt;start){</w:t>
+        <w:br/>
+        <w:t xml:space="preserve">            return Result.ok(Collections.emptyList());</w:t>
+        <w:br/>
+        <w:t xml:space="preserve">        }</w:t>
+        <w:br/>
+        <w:t xml:space="preserve">        List&lt;Long &gt;ids=new ArrayList&lt;&gt;(content.size());</w:t>
+        <w:br/>
+        <w:t xml:space="preserve">        Map&lt;Long,Distance&gt;map=new HashMap&lt;&gt;(content.size());</w:t>
+        <w:br/>
+        <w:t xml:space="preserve">        content.stream().skip(start)</w:t>
+        <w:br/>
+        <w:t xml:space="preserve">                .forEach(item-&gt;{</w:t>
+        <w:br/>
+        <w:t xml:space="preserve">                    String shopId=item.getContent().getName();</w:t>
+        <w:br/>
+        <w:t xml:space="preserve">                    Distance distance = item.getDistance();</w:t>
+        <w:br/>
+        <w:t xml:space="preserve">                    ids.add(Long.parseLong(shopId));</w:t>
+        <w:br/>
+        <w:t xml:space="preserve">                    map.put(Long.parseLong(shopId),distance);</w:t>
+        <w:br/>
+        <w:t xml:space="preserve">                });</w:t>
+        <w:br/>
+        <w:t xml:space="preserve">        String idStr = StrUtil.join(",",ids);</w:t>
+        <w:br/>
+        <w:t xml:space="preserve">        List&lt;Shop&gt; shops = query().in("id", ids).last("order by field (id," + idStr + ")").list();</w:t>
+        <w:br/>
+        <w:t xml:space="preserve">        shops.forEach(item-&gt;{</w:t>
+        <w:br/>
+        <w:t xml:space="preserve">            item.setDistance(map.get(item.getId()).getValue());</w:t>
+        <w:br/>
+        <w:t xml:space="preserve">        });</w:t>
+        <w:br/>
+        <w:t xml:space="preserve">        return Result.ok(shops);</w:t>
+        <w:br/>
+        <w:br/>
+        <w:t xml:space="preserve">    }</w:t>
+        <w:br/>
+        <w:br/>
+        <w:t xml:space="preserve">    /**</w:t>
+        <w:br/>
+        <w:t xml:space="preserve">     * 设置逻辑过期时间,为热点key设置</w:t>
+        <w:br/>
+        <w:t xml:space="preserve">     * @param id</w:t>
+        <w:br/>
+        <w:t xml:space="preserve">     * @param expireSeconds</w:t>
+        <w:br/>
+        <w:t xml:space="preserve">     */</w:t>
+        <w:br/>
+        <w:t xml:space="preserve">    public void saveShopRedis(Long id, Long expireSeconds) {</w:t>
+        <w:br/>
+        <w:t xml:space="preserve">        Shop shop = getById(id);</w:t>
+        <w:br/>
+        <w:t xml:space="preserve">        try {</w:t>
+        <w:br/>
+        <w:t xml:space="preserve">            //线程休眠不要太长了，不然数据不明显</w:t>
+        <w:br/>
+        <w:t xml:space="preserve">            Thread.sleep(20);</w:t>
+        <w:br/>
+        <w:t xml:space="preserve">        } catch (InterruptedException e) {</w:t>
+        <w:br/>
+        <w:t xml:space="preserve">            throw new RuntimeException(e);</w:t>
+        <w:br/>
+        <w:t xml:space="preserve">        }</w:t>
+        <w:br/>
+        <w:t xml:space="preserve">        RedisData redisData=new RedisData();</w:t>
+        <w:br/>
+        <w:t xml:space="preserve">        redisData.setData(shop);</w:t>
+        <w:br/>
+        <w:t xml:space="preserve">        redisData.setExpireTime(LocalDateTime.now().plusSeconds(expireSeconds));</w:t>
+        <w:br/>
+        <w:t xml:space="preserve">        stringRedisTemplate.opsForValue().set(RedisConstants.CACHE_SHOP_KEY+id,JSONUtil.toJsonStr(redisData));</w:t>
+        <w:br/>
+        <w:t xml:space="preserve">    }</w:t>
+        <w:br/>
+        <w:br/>
+        <w:t xml:space="preserve">    @Override</w:t>
+        <w:br/>
+        <w:t xml:space="preserve">    public List&lt;Shop&gt; getHotShop(Double x, Double y,Integer typeId) {</w:t>
+        <w:br/>
+        <w:t xml:space="preserve">        if (x==null || y==null){</w:t>
+        <w:br/>
+        <w:t xml:space="preserve">            return Collections.emptyList();</w:t>
+        <w:br/>
+        <w:t xml:space="preserve">        }</w:t>
+        <w:br/>
+        <w:t xml:space="preserve">        String key = "shop:geo:"+typeId;</w:t>
+        <w:br/>
+        <w:t xml:space="preserve">        //查询5km内的商家</w:t>
+        <w:br/>
+        <w:t xml:space="preserve">        GeoResults&lt;RedisGeoCommands.GeoLocation&lt;String&gt;&gt; results = stringRedisTemplate.boundGeoOps(key).search(GeoReference.fromCoordinate(x, y),</w:t>
+        <w:br/>
+        <w:t xml:space="preserve">                new Distance(5, RedisGeoCommands.DistanceUnit.KILOMETERS),</w:t>
+        <w:br/>
+        <w:t xml:space="preserve">                RedisGeoCommands.GeoSearchCommandArgs.newGeoSearchArgs().includeDistance().limit(10));</w:t>
+        <w:br/>
+        <w:t xml:space="preserve">        if (results==null){</w:t>
+        <w:br/>
+        <w:t xml:space="preserve">            return Collections.emptyList();</w:t>
+        <w:br/>
+        <w:t xml:space="preserve">        }</w:t>
+        <w:br/>
+        <w:t xml:space="preserve">        List&lt;Shop&gt; hotShopList = new ArrayList&lt;&gt;();</w:t>
+        <w:br/>
+        <w:t xml:space="preserve">        hotShopList = results.getContent().stream().map(item-&gt;{</w:t>
+        <w:br/>
+        <w:t xml:space="preserve">            return getById(Long.parseLong(item.getContent().getName()));</w:t>
+        <w:br/>
+        <w:t xml:space="preserve">        }).collect(Collectors.toList());</w:t>
+        <w:br/>
+        <w:t xml:space="preserve">        return hotShopList;</w:t>
+        <w:br/>
+        <w:t xml:space="preserve">    }</w:t>
+        <w:br/>
+        <w:br/>
+        <w:t xml:space="preserve">    /** 可排序字段白名单（camelCase → 实际列名），防止 SQL 注入 */</w:t>
+        <w:br/>
+        <w:t xml:space="preserve">    private static final Map&lt;String, String&gt; SORTABLE_FIELDS = Map.of(</w:t>
+        <w:br/>
+        <w:t xml:space="preserve">            "score", "score",</w:t>
+        <w:br/>
+        <w:t xml:space="preserve">            "sold", "sold",</w:t>
+        <w:br/>
+        <w:t xml:space="preserve">            "comments", "comments",</w:t>
+        <w:br/>
+        <w:t xml:space="preserve">            "avgPrice", "avg_price"</w:t>
+        <w:br/>
+        <w:t xml:space="preserve">    );</w:t>
+        <w:br/>
+        <w:br/>
+        <w:t xml:space="preserve">    private static boolean isSortable(String field) {</w:t>
+        <w:br/>
+        <w:t xml:space="preserve">        return field != null &amp;&amp; SORTABLE_FIELDS.containsKey(field);</w:t>
+        <w:br/>
+        <w:t xml:space="preserve">    }</w:t>
+        <w:br/>
+        <w:br/>
+        <w:t xml:space="preserve">    /** 返回实际数据库列名 */</w:t>
+        <w:br/>
+        <w:t xml:space="preserve">    private static String sortColumn(String field) {</w:t>
+        <w:br/>
+        <w:t xml:space="preserve">        if (field == null) return null;</w:t>
+        <w:br/>
+        <w:t xml:space="preserve">        return SORTABLE_FIELDS.getOrDefault(field, field);</w:t>
+        <w:br/>
+        <w:t xml:space="preserve">    }</w:t>
+        <w:br/>
+        <w:t>}</w:t>
+        <w:br/>
+      </w:r>
+    </w:p>
+    <w:p/>
+    <w:p>
+      <w:r>
+        <w:rPr>
+          <w:rFonts w:ascii="宋体" w:hAnsi="宋体"/>
+          <w:b/>
+          <w:sz w:val="24"/>
+        </w:rPr>
+        <w:t>4. 社交互动核心代码</w:t>
+      </w:r>
+    </w:p>
+    <w:p>
+      <w:r>
+        <w:rPr>
+          <w:rFonts w:ascii="Times New Roman" w:hAnsi="Times New Roman"/>
+          <w:sz w:val="16"/>
+        </w:rPr>
+        <w:t>package com.hmdp.service.impl;</w:t>
+        <w:br/>
+        <w:br/>
+        <w:t>import cn.hutool.core.bean.BeanUtil;</w:t>
+        <w:br/>
+        <w:t>import cn.hutool.core.util.StrUtil;</w:t>
+        <w:br/>
+        <w:t>import cn.hutool.json.JSONUtil;</w:t>
+        <w:br/>
+        <w:t>import com.baomidou.mybatisplus.extension.plugins.pagination.Page;</w:t>
+        <w:br/>
+        <w:t>import com.baomidou.mybatisplus.extension.service.impl.ServiceImpl;</w:t>
+        <w:br/>
+        <w:t>import com.hmdp.dto.Result;</w:t>
+        <w:br/>
+        <w:t>import com.hmdp.dto.ScrollResult;</w:t>
+        <w:br/>
+        <w:t>import com.hmdp.dto.UserDTO;</w:t>
+        <w:br/>
+        <w:t>import com.hmdp.entity.Blog;</w:t>
+        <w:br/>
+        <w:t>import com.hmdp.entity.Follow;</w:t>
+        <w:br/>
+        <w:t>import com.hmdp.entity.UserInfo;</w:t>
+        <w:br/>
+        <w:t>import com.hmdp.mapper.BlogMapper;</w:t>
+        <w:br/>
+        <w:t>import com.hmdp.service.IBlogService;</w:t>
+        <w:br/>
+        <w:t>import com.hmdp.service.IFollowService;</w:t>
+        <w:br/>
+        <w:t>import com.hmdp.service.IUserInfoService;</w:t>
+        <w:br/>
+        <w:t>import com.hmdp.utils.redis.RedisConstants;</w:t>
+        <w:br/>
+        <w:t>import com.hmdp.utils.constants.SystemConstants;</w:t>
+        <w:br/>
+        <w:t>import com.hmdp.utils.UserHolder;</w:t>
+        <w:br/>
+        <w:t>import jodd.util.StringUtil;</w:t>
+        <w:br/>
+        <w:t>import lombok.extern.slf4j.Slf4j;</w:t>
+        <w:br/>
+        <w:t>import org.springframework.data.redis.core.RedisCallback;</w:t>
+        <w:br/>
+        <w:t>import org.springframework.data.redis.core.StringRedisTemplate;</w:t>
+        <w:br/>
+        <w:t>import org.springframework.data.redis.core.ZSetOperations;</w:t>
+        <w:br/>
+        <w:t>import org.springframework.stereotype.Service;</w:t>
+        <w:br/>
+        <w:br/>
+        <w:t>import jakarta.annotation.Resource;</w:t>
+        <w:br/>
+        <w:t>import org.springframework.transaction.annotation.Transactional;</w:t>
+        <w:br/>
+        <w:t>import java.nio.charset.StandardCharsets;</w:t>
+        <w:br/>
+        <w:t>import java.util.*;</w:t>
+        <w:br/>
+        <w:t>import java.util.concurrent.TimeUnit;</w:t>
+        <w:br/>
+        <w:br/>
+        <w:t>/**</w:t>
+        <w:br/>
+        <w:t xml:space="preserve"> * &lt;p&gt;</w:t>
+        <w:br/>
+        <w:t xml:space="preserve"> * 服务实现类</w:t>
+        <w:br/>
+        <w:t xml:space="preserve"> * &lt;/p&gt;</w:t>
+        <w:br/>
+        <w:t xml:space="preserve"> *</w:t>
+        <w:br/>
+        <w:t xml:space="preserve"> * @author 虎哥</w:t>
+        <w:br/>
+        <w:t xml:space="preserve"> * @since 2021-12-22</w:t>
+        <w:br/>
+        <w:t xml:space="preserve"> */</w:t>
+        <w:br/>
+        <w:t>/**</w:t>
+        <w:br/>
+        <w:t xml:space="preserve"> * 探店笔记服务实现 — 笔记CRUD、点赞（Redis ZSet）、关注者Feed流（推模式）</w:t>
+        <w:br/>
+        <w:t xml:space="preserve"> */</w:t>
+        <w:br/>
+        <w:t>@Service</w:t>
+        <w:br/>
+        <w:t>@Slf4j</w:t>
+        <w:br/>
+        <w:t>public class BlogServiceImpl extends ServiceImpl&lt;BlogMapper, Blog&gt; implements IBlogService {</w:t>
+        <w:br/>
+        <w:t xml:space="preserve">    @Resource</w:t>
+        <w:br/>
+        <w:t xml:space="preserve">    private IFollowService followService;</w:t>
+        <w:br/>
+        <w:t xml:space="preserve">    @Resource</w:t>
+        <w:br/>
+        <w:t xml:space="preserve">    private IUserInfoService userInfoService;</w:t>
+        <w:br/>
+        <w:t xml:space="preserve">    @Resource</w:t>
+        <w:br/>
+        <w:t xml:space="preserve">    private StringRedisTemplate stringRedisTemplate;</w:t>
+        <w:br/>
+        <w:br/>
+        <w:t xml:space="preserve">    @Override</w:t>
+        <w:br/>
         <w:t xml:space="preserve">    public Result queryById(Long id) {</w:t>
-      </w:r>
-      <w:r>
-        <w:rPr>
-          <w:rFonts w:ascii="Times New Roman" w:hAnsi="Times New Roman" w:eastAsia="宋体"/>
-          <w:b w:val="0"/>
-          <w:sz w:val="21"/>
-        </w:rPr>
-        <w:br w:type="textWrapping"/>
-      </w:r>
-      <w:r>
-        <w:rPr>
-          <w:rFonts w:ascii="Times New Roman" w:hAnsi="Times New Roman" w:eastAsia="宋体"/>
-          <w:b w:val="0"/>
-          <w:sz w:val="21"/>
-        </w:rPr>
-        <w:t xml:space="preserve">        Shop shop = cacheClient.queryWithLogicExpire(</w:t>
-      </w:r>
-      <w:r>
-        <w:rPr>
-          <w:rFonts w:ascii="Times New Roman" w:hAnsi="Times New Roman" w:eastAsia="宋体"/>
-          <w:b w:val="0"/>
-          <w:sz w:val="21"/>
-        </w:rPr>
-        <w:br w:type="textWrapping"/>
-      </w:r>
-      <w:r>
-        <w:rPr>
-          <w:rFonts w:ascii="Times New Roman" w:hAnsi="Times New Roman" w:eastAsia="宋体"/>
-          <w:b w:val="0"/>
-          <w:sz w:val="21"/>
-        </w:rPr>
-        <w:t xml:space="preserve">            CACHE_SHOP_KEY, id, Shop.class, this::getById, 20L, TimeUnit.SECONDS);</w:t>
-      </w:r>
-      <w:r>
-        <w:rPr>
-          <w:rFonts w:ascii="Times New Roman" w:hAnsi="Times New Roman" w:eastAsia="宋体"/>
-          <w:b w:val="0"/>
-          <w:sz w:val="21"/>
-        </w:rPr>
-        <w:br w:type="textWrapping"/>
-      </w:r>
-      <w:r>
-        <w:rPr>
-          <w:rFonts w:ascii="Times New Roman" w:hAnsi="Times New Roman" w:eastAsia="宋体"/>
-          <w:b w:val="0"/>
-          <w:sz w:val="21"/>
-        </w:rPr>
-        <w:t xml:space="preserve">        if (shop == null) return Result.fail("店铺不存在");</w:t>
-      </w:r>
-      <w:r>
-        <w:rPr>
-          <w:rFonts w:ascii="Times New Roman" w:hAnsi="Times New Roman" w:eastAsia="宋体"/>
-          <w:b w:val="0"/>
-          <w:sz w:val="21"/>
-        </w:rPr>
-        <w:br w:type="textWrapping"/>
-      </w:r>
-      <w:r>
-        <w:rPr>
-          <w:rFonts w:ascii="Times New Roman" w:hAnsi="Times New Roman" w:eastAsia="宋体"/>
-          <w:b w:val="0"/>
-          <w:sz w:val="21"/>
-        </w:rPr>
-        <w:t xml:space="preserve">        return Result.ok(shop);</w:t>
-      </w:r>
-      <w:r>
-        <w:rPr>
-          <w:rFonts w:ascii="Times New Roman" w:hAnsi="Times New Roman" w:eastAsia="宋体"/>
-          <w:b w:val="0"/>
-          <w:sz w:val="21"/>
-        </w:rPr>
-        <w:br w:type="textWrapping"/>
-      </w:r>
-      <w:r>
-        <w:rPr>
-          <w:rFonts w:ascii="Times New Roman" w:hAnsi="Times New Roman" w:eastAsia="宋体"/>
-          <w:b w:val="0"/>
-          <w:sz w:val="21"/>
-        </w:rPr>
+        <w:br/>
+        <w:t xml:space="preserve">        String key = RedisConstants.CACHE_BLOG_KEY + id;</w:t>
+        <w:br/>
+        <w:t xml:space="preserve">        // 1. 优先查 Redis</w:t>
+        <w:br/>
+        <w:t xml:space="preserve">        String json = stringRedisTemplate.opsForValue().get(key);</w:t>
+        <w:br/>
+        <w:t xml:space="preserve">        if (StrUtil.isNotBlank(json)) {</w:t>
+        <w:br/>
+        <w:t xml:space="preserve">            Blog blog = JSONUtil.toBean(json, Blog.class);</w:t>
+        <w:br/>
+        <w:t xml:space="preserve">            setUserToBlog(blog);</w:t>
+        <w:br/>
+        <w:t xml:space="preserve">            isLiked(blog);</w:t>
+        <w:br/>
+        <w:t xml:space="preserve">            return Result.ok(blog);</w:t>
+        <w:br/>
+        <w:t xml:space="preserve">        }</w:t>
+        <w:br/>
+        <w:t xml:space="preserve">        // 2. 空值缓存命中（缓存穿透防护）</w:t>
+        <w:br/>
+        <w:t xml:space="preserve">        if (json != null) {</w:t>
+        <w:br/>
+        <w:t xml:space="preserve">            return Result.fail("博客不存在");</w:t>
+        <w:br/>
+        <w:t xml:space="preserve">        }</w:t>
+        <w:br/>
+        <w:t xml:space="preserve">        // 3. 查 MySQL</w:t>
+        <w:br/>
+        <w:t xml:space="preserve">        Blog blog = getById(id);</w:t>
+        <w:br/>
+        <w:t xml:space="preserve">        if (blog == null) {</w:t>
+        <w:br/>
+        <w:t xml:space="preserve">            stringRedisTemplate.opsForValue().set(key, "", RedisConstants.CACHE_NULL_TTL, TimeUnit.MINUTES);</w:t>
+        <w:br/>
+        <w:t xml:space="preserve">            return Result.fail("博客不存在");</w:t>
+        <w:br/>
+        <w:t xml:space="preserve">        }</w:t>
+        <w:br/>
+        <w:t xml:space="preserve">        // 4. 写入 Redis（过期时间加随机偏移，防缓存雪崩）</w:t>
+        <w:br/>
+        <w:t xml:space="preserve">        long ttl = RedisConstants.CACHE_BLOG_TTL + (long) (Math.random() * RedisConstants.CACHE_BLOG_TTL);</w:t>
+        <w:br/>
+        <w:t xml:space="preserve">        stringRedisTemplate.opsForValue().set(key, JSONUtil.toJsonStr(blog), ttl, TimeUnit.MINUTES);</w:t>
+        <w:br/>
+        <w:t xml:space="preserve">        // 5. 填充动态字段后返回</w:t>
+        <w:br/>
+        <w:t xml:space="preserve">        setUserToBlog(blog);</w:t>
+        <w:br/>
+        <w:t xml:space="preserve">        isLiked(blog);</w:t>
+        <w:br/>
+        <w:t xml:space="preserve">        return Result.ok(blog);</w:t>
+        <w:br/>
         <w:t xml:space="preserve">    }</w:t>
-      </w:r>
-      <w:r>
-        <w:rPr>
-          <w:rFonts w:ascii="Times New Roman" w:hAnsi="Times New Roman" w:eastAsia="宋体"/>
-          <w:b w:val="0"/>
-          <w:sz w:val="21"/>
-        </w:rPr>
-        <w:br w:type="textWrapping"/>
-      </w:r>
-      <w:r>
-        <w:rPr>
-          <w:rFonts w:ascii="Times New Roman" w:hAnsi="Times New Roman" w:eastAsia="宋体"/>
-          <w:b w:val="0"/>
-          <w:sz w:val="21"/>
-        </w:rPr>
+        <w:br/>
+        <w:br/>
+        <w:t xml:space="preserve">    @Override</w:t>
+        <w:br/>
+        <w:t xml:space="preserve">    public Result queryHotById(Integer current) {</w:t>
+        <w:br/>
+        <w:t xml:space="preserve">        Page&lt;Blog&gt; page = query()</w:t>
+        <w:br/>
+        <w:t xml:space="preserve">                .orderByDesc("liked", "id")</w:t>
+        <w:br/>
+        <w:t xml:space="preserve">                .ne("images", "")</w:t>
+        <w:br/>
+        <w:t xml:space="preserve">                .page(new Page&lt;&gt;(current, SystemConstants.MAX_PAGE_SIZE));</w:t>
+        <w:br/>
+        <w:t xml:space="preserve">        // 获取当前页数据</w:t>
+        <w:br/>
+        <w:t xml:space="preserve">        List&lt;Blog&gt; records = page.getRecords();</w:t>
+        <w:br/>
+        <w:t xml:space="preserve">        // 查询用户</w:t>
+        <w:br/>
+        <w:t xml:space="preserve">        records.forEach(blog -&gt; {</w:t>
+        <w:br/>
+        <w:t xml:space="preserve">            this.setUserToBlog(blog);</w:t>
+        <w:br/>
+        <w:t xml:space="preserve">            this.isLiked(blog);</w:t>
+        <w:br/>
+        <w:t xml:space="preserve">        });</w:t>
+        <w:br/>
+        <w:t xml:space="preserve">        return Result.ok(records);</w:t>
+        <w:br/>
+        <w:t xml:space="preserve">    }</w:t>
+        <w:br/>
+        <w:br/>
+        <w:t xml:space="preserve">    private void setUserToBlog(Blog blog) {</w:t>
+        <w:br/>
+        <w:t xml:space="preserve">        Long userId = blog.getUserId();</w:t>
+        <w:br/>
+        <w:t xml:space="preserve">        // nickName、icon 已从 tb_user 迁移到 tb_user_info</w:t>
+        <w:br/>
+        <w:t xml:space="preserve">        UserInfo userInfo = userInfoService.getById(userId);</w:t>
+        <w:br/>
+        <w:t xml:space="preserve">        blog.setName(userInfo != null ? userInfo.getNickName() : "");</w:t>
+        <w:br/>
+        <w:t xml:space="preserve">        blog.setIcon(userInfo != null ? userInfo.getIcon() : "");</w:t>
+        <w:br/>
+        <w:t xml:space="preserve">    }</w:t>
+        <w:br/>
+        <w:br/>
+        <w:t xml:space="preserve">    private void isLiked(Blog blog) {</w:t>
+        <w:br/>
+        <w:t xml:space="preserve">        Long userId = UserHolder.getUserId();</w:t>
+        <w:br/>
+        <w:t xml:space="preserve">        if (userId == null) {</w:t>
+        <w:br/>
+        <w:t xml:space="preserve">            return;</w:t>
+        <w:br/>
+        <w:t xml:space="preserve">        }</w:t>
+        <w:br/>
+        <w:t xml:space="preserve">        String userKey = RedisConstants.USER_LIKED_KEY + userId;</w:t>
+        <w:br/>
+        <w:t xml:space="preserve">        Boolean isMember = stringRedisTemplate.opsForSet().isMember(userKey, String.valueOf(blog.getId()));</w:t>
+        <w:br/>
+        <w:t xml:space="preserve">        blog.setIsLike(Boolean.TRUE.equals(isMember));</w:t>
+        <w:br/>
+        <w:t xml:space="preserve">    }</w:t>
+        <w:br/>
+        <w:br/>
+        <w:t xml:space="preserve">    //TODO 点赞有bug  ，一人一赞没实现，还有取消点赞再点还是取消</w:t>
+        <w:br/>
+        <w:t xml:space="preserve">    @Override</w:t>
+        <w:br/>
+        <w:t xml:space="preserve">    public Result likeBlog(Long id) {</w:t>
+        <w:br/>
+        <w:t xml:space="preserve">        Long userId = UserHolder.getUserId();</w:t>
+        <w:br/>
+        <w:t xml:space="preserve">        String zsetKey = RedisConstants.BLOG_LIKED_KEY + id;</w:t>
+        <w:br/>
+        <w:t xml:space="preserve">        String userKey = RedisConstants.USER_LIKED_KEY + userId;</w:t>
+        <w:br/>
+        <w:t xml:space="preserve">        String lockKey = "lock:like:" + id + ":" + userId;</w:t>
+        <w:br/>
+        <w:br/>
+        <w:t xml:space="preserve">        // 分布式锁，防并发重复点赞/取消</w:t>
+        <w:br/>
+        <w:t xml:space="preserve">        Boolean locked = stringRedisTemplate.opsForValue().setIfAbsent(lockKey, "1", 3, TimeUnit.SECONDS);</w:t>
+        <w:br/>
+        <w:t xml:space="preserve">        if (Boolean.FALSE.equals(locked)) {</w:t>
+        <w:br/>
+        <w:t xml:space="preserve">            return Result.fail("操作太频繁，请稍后再试");</w:t>
+        <w:br/>
+        <w:t xml:space="preserve">        }</w:t>
+        <w:br/>
+        <w:t xml:space="preserve">        try {</w:t>
+        <w:br/>
+        <w:t xml:space="preserve">            // 优先查 Set（用户维度），ZSet 只用于 TopN 查询</w:t>
+        <w:br/>
+        <w:t xml:space="preserve">            Boolean isLiked = stringRedisTemplate.opsForSet().isMember(userKey, String.valueOf(id));</w:t>
+        <w:br/>
+        <w:t xml:space="preserve">            if (Boolean.FALSE.equals(isLiked)) {</w:t>
+        <w:br/>
+        <w:t xml:space="preserve">                boolean update = update().setSql("liked = liked + 1").eq("id", id).update();</w:t>
+        <w:br/>
+        <w:t xml:space="preserve">                if (update) {</w:t>
+        <w:br/>
+        <w:t xml:space="preserve">                    stringRedisTemplate.opsForSet().add(userKey, String.valueOf(id));</w:t>
+        <w:br/>
+        <w:t xml:space="preserve">                    stringRedisTemplate.opsForZSet().add(zsetKey, userId.toString(), System.currentTimeMillis());</w:t>
+        <w:br/>
+        <w:t xml:space="preserve">                }</w:t>
+        <w:br/>
+        <w:t xml:space="preserve">            } else {</w:t>
+        <w:br/>
+        <w:t xml:space="preserve">                boolean update = update().setSql("liked = liked - 1").eq("id", id).update();</w:t>
+        <w:br/>
+        <w:t xml:space="preserve">                if (update) {</w:t>
+        <w:br/>
+        <w:t xml:space="preserve">                    stringRedisTemplate.opsForSet().remove(userKey, String.valueOf(id));</w:t>
+        <w:br/>
+        <w:t xml:space="preserve">                    stringRedisTemplate.opsForZSet().remove(zsetKey, userId.toString());</w:t>
+        <w:br/>
+        <w:t xml:space="preserve">                }</w:t>
+        <w:br/>
+        <w:t xml:space="preserve">            }</w:t>
+        <w:br/>
+        <w:t xml:space="preserve">            // 同步刷新博客缓存中的 liked 数</w:t>
+        <w:br/>
+        <w:t xml:space="preserve">            Blog blog = getById(id);</w:t>
+        <w:br/>
+        <w:t xml:space="preserve">            if (blog != null) {</w:t>
+        <w:br/>
+        <w:t xml:space="preserve">                String cacheKey = RedisConstants.CACHE_BLOG_KEY + id;</w:t>
+        <w:br/>
+        <w:t xml:space="preserve">                long ttl = RedisConstants.CACHE_BLOG_TTL + (long) (Math.random() * RedisConstants.CACHE_BLOG_TTL);</w:t>
+        <w:br/>
+        <w:t xml:space="preserve">                stringRedisTemplate.opsForValue().set(cacheKey, JSONUtil.toJsonStr(blog), ttl, TimeUnit.MINUTES);</w:t>
+        <w:br/>
+        <w:t xml:space="preserve">            }</w:t>
+        <w:br/>
+        <w:t xml:space="preserve">        } finally {</w:t>
+        <w:br/>
+        <w:t xml:space="preserve">            stringRedisTemplate.delete(lockKey);</w:t>
+        <w:br/>
+        <w:t xml:space="preserve">        }</w:t>
+        <w:br/>
+        <w:t xml:space="preserve">        return Result.ok();</w:t>
+        <w:br/>
+        <w:t xml:space="preserve">    }</w:t>
+        <w:br/>
+        <w:br/>
+        <w:t xml:space="preserve">    @Override</w:t>
+        <w:br/>
+        <w:t xml:space="preserve">    public Result queryUserList(Long id) {</w:t>
+        <w:br/>
+        <w:t xml:space="preserve">        Set&lt;String&gt; userDTOList = new HashSet&lt;&gt;();</w:t>
+        <w:br/>
+        <w:t xml:space="preserve">        Blog blog = getById(id);</w:t>
+        <w:br/>
+        <w:t xml:space="preserve">        String key = RedisConstants.BLOG_LIKED_KEY + blog.getId();</w:t>
+        <w:br/>
+        <w:t xml:space="preserve">        userDTOList = stringRedisTemplate.opsForZSet().range(key, 0, 4);</w:t>
+        <w:br/>
+        <w:t xml:space="preserve">        if (userDTOList == null || userDTOList.isEmpty()) {</w:t>
+        <w:br/>
+        <w:t xml:space="preserve">            return Result.ok(Collections.emptyList());</w:t>
+        <w:br/>
+        <w:t xml:space="preserve">        }</w:t>
+        <w:br/>
+        <w:t xml:space="preserve">        List&lt;Long&gt; userIds = new ArrayList&lt;&gt;();</w:t>
+        <w:br/>
+        <w:t xml:space="preserve">        userIds = userDTOList.stream().map(Long::valueOf).toList();</w:t>
+        <w:br/>
+        <w:t xml:space="preserve">        String idStr = StringUtil.join(userIds, ",");</w:t>
+        <w:br/>
+        <w:br/>
+        <w:t xml:space="preserve">        List&lt;UserDTO&gt; userDTOS = userInfoService.query()</w:t>
+        <w:br/>
+        <w:t xml:space="preserve">                .in("user_id", userDTOList)</w:t>
+        <w:br/>
+        <w:t xml:space="preserve">                .last("order by field (user_id," + idStr + ")")</w:t>
+        <w:br/>
+        <w:t xml:space="preserve">                .list()</w:t>
+        <w:br/>
+        <w:t xml:space="preserve">                .stream()</w:t>
+        <w:br/>
+        <w:t xml:space="preserve">                .map(info -&gt; {</w:t>
+        <w:br/>
+        <w:t xml:space="preserve">                    UserDTO dto = BeanUtil.copyProperties(info, UserDTO.class);</w:t>
+        <w:br/>
+        <w:t xml:space="preserve">                    dto.setId(info.getUserId());</w:t>
+        <w:br/>
+        <w:t xml:space="preserve">                    return dto;</w:t>
+        <w:br/>
+        <w:t xml:space="preserve">                })</w:t>
+        <w:br/>
+        <w:t xml:space="preserve">                .toList();</w:t>
+        <w:br/>
+        <w:t xml:space="preserve">        return Result.ok(userDTOS);</w:t>
+        <w:br/>
+        <w:t xml:space="preserve">    }</w:t>
+        <w:br/>
+        <w:br/>
+        <w:t xml:space="preserve">    @Override</w:t>
+        <w:br/>
+        <w:t xml:space="preserve">    public Result saveBlog(Blog blog) {</w:t>
+        <w:br/>
+        <w:t xml:space="preserve">        Long user = UserHolder.getUserId();</w:t>
+        <w:br/>
+        <w:t xml:space="preserve">        blog.setUserId(user);</w:t>
+        <w:br/>
+        <w:t xml:space="preserve">        blog.setImages("");          // 初始无图片，创建草稿</w:t>
+        <w:br/>
+        <w:t xml:space="preserve">        boolean isSuccess = save(blog);</w:t>
+        <w:br/>
+        <w:t xml:space="preserve">        if (!isSuccess) {</w:t>
+        <w:br/>
+        <w:t xml:space="preserve">            return Result.fail("新增笔记失败");</w:t>
+        <w:br/>
+        <w:t xml:space="preserve">        }</w:t>
+        <w:br/>
+        <w:t xml:space="preserve">        // 写入 Redis 缓存</w:t>
+        <w:br/>
+        <w:t xml:space="preserve">        String key = RedisConstants.CACHE_BLOG_KEY + blog.getId();</w:t>
+        <w:br/>
+        <w:t xml:space="preserve">        long ttl = RedisConstants.CACHE_BLOG_TTL + (long) (Math.random() * RedisConstants.CACHE_BLOG_TTL);</w:t>
+        <w:br/>
+        <w:t xml:space="preserve">        stringRedisTemplate.opsForValue().set(key, JSONUtil.toJsonStr(blog), ttl, TimeUnit.MINUTES);</w:t>
+        <w:br/>
+        <w:t xml:space="preserve">        // 注意：此时不推送 Feed，等图片上传完成后 updateBlogImages 再推送</w:t>
+        <w:br/>
+        <w:t xml:space="preserve">        return Result.ok(blog.getId());</w:t>
+        <w:br/>
+        <w:t xml:space="preserve">    }</w:t>
+        <w:br/>
+        <w:br/>
+        <w:t xml:space="preserve">    @Override</w:t>
+        <w:br/>
+        <w:t xml:space="preserve">    @Transactional</w:t>
+        <w:br/>
+        <w:t xml:space="preserve">    public Result updateBlogImages(Long id, List&lt;String&gt; images) {</w:t>
+        <w:br/>
+        <w:t xml:space="preserve">        // 1. 校验博客存在</w:t>
+        <w:br/>
+        <w:t xml:space="preserve">        Blog blog = getById(id);</w:t>
+        <w:br/>
+        <w:t xml:space="preserve">        if (blog == null) {</w:t>
+        <w:br/>
+        <w:t xml:space="preserve">            return Result.fail("博客不存在");</w:t>
+        <w:br/>
+        <w:t xml:space="preserve">        }</w:t>
+        <w:br/>
+        <w:t xml:space="preserve">        // 2. 校验作者身份 (S3)</w:t>
+        <w:br/>
+        <w:t xml:space="preserve">        Long userId = UserHolder.getUserId();</w:t>
+        <w:br/>
+        <w:t xml:space="preserve">        if (!userId.equals(blog.getUserId())) {</w:t>
+        <w:br/>
+        <w:t xml:space="preserve">            return Result.fail("无权修改他人博客");</w:t>
+        <w:br/>
+        <w:t xml:space="preserve">        }</w:t>
+        <w:br/>
+        <w:t xml:space="preserve">        // 3. List&lt;String&gt; → 逗号分隔字符串（API 用 JSON 数组，DB 兼容存量数据）</w:t>
+        <w:br/>
+        <w:t xml:space="preserve">        String imagesStr = (images == null || images.isEmpty()) ? "" : String.join(",", images);</w:t>
+        <w:br/>
+        <w:t xml:space="preserve">        blog.setImages(imagesStr);</w:t>
+        <w:br/>
+        <w:t xml:space="preserve">        boolean ok = updateById(blog);</w:t>
+        <w:br/>
+        <w:t xml:space="preserve">        if (!ok) {</w:t>
+        <w:br/>
+        <w:t xml:space="preserve">            return Result.fail("更新失败");</w:t>
+        <w:br/>
+        <w:t xml:space="preserve">        }</w:t>
+        <w:br/>
+        <w:t xml:space="preserve">        // 4. 更新 Redis 缓存</w:t>
+        <w:br/>
+        <w:t xml:space="preserve">        String key = RedisConstants.CACHE_BLOG_KEY + id;</w:t>
+        <w:br/>
+        <w:t xml:space="preserve">        long ttl = RedisConstants.CACHE_BLOG_TTL + (long) (Math.random() * RedisConstants.CACHE_BLOG_TTL);</w:t>
+        <w:br/>
+        <w:t xml:space="preserve">        stringRedisTemplate.opsForValue().set(key, JSONUtil.toJsonStr(blog), ttl, TimeUnit.MINUTES);</w:t>
+        <w:br/>
+        <w:t xml:space="preserve">        log.info("博客缓存已更新, blogId={}", id);</w:t>
+        <w:br/>
+        <w:t xml:space="preserve">        // 5. 首次设置图片时推送 Feed 给粉丝</w:t>
+        <w:br/>
+        <w:t xml:space="preserve">        List&lt;Follow&gt; follows = followService.query().eq("follow_user_id", userId).list();</w:t>
+        <w:br/>
+        <w:t xml:space="preserve">        pushBloToFansBatch(follows, id);</w:t>
+        <w:br/>
+        <w:t xml:space="preserve">        log.info("博客图片更新成功, blogId={}, images={}", id, imagesStr);</w:t>
+        <w:br/>
+        <w:t xml:space="preserve">        return Result.ok();</w:t>
+        <w:br/>
+        <w:t xml:space="preserve">    }</w:t>
+        <w:br/>
+        <w:t xml:space="preserve">    //抽取方法，实现批量插入，防止N次连接</w:t>
+        <w:br/>
+        <w:t xml:space="preserve">    private void  pushBloToFansBatch(List&lt;Follow&gt; follows,Long blogId) {</w:t>
+        <w:br/>
+        <w:t xml:space="preserve">        if (follows == null || follows.isEmpty()) {</w:t>
+        <w:br/>
+        <w:t xml:space="preserve">            log.info("Empty follows");</w:t>
+        <w:br/>
+        <w:t xml:space="preserve">            return;</w:t>
+        <w:br/>
+        <w:t xml:space="preserve">        }</w:t>
+        <w:br/>
+        <w:t xml:space="preserve">        log.info("开始批量插入");</w:t>
+        <w:br/>
+        <w:t xml:space="preserve">        stringRedisTemplate.executePipelined((RedisCallback&lt;Object&gt;) connect -&gt;{</w:t>
+        <w:br/>
+        <w:t xml:space="preserve">            Long followUserId ;</w:t>
+        <w:br/>
+        <w:t xml:space="preserve">            double now = System.currentTimeMillis();</w:t>
+        <w:br/>
+        <w:t xml:space="preserve">            String key;</w:t>
+        <w:br/>
+        <w:t xml:space="preserve">            byte []keyByte;</w:t>
+        <w:br/>
+        <w:t xml:space="preserve">            byte []valueByte= blogId.toString().getBytes();</w:t>
+        <w:br/>
+        <w:t xml:space="preserve">        for (Follow follow : follows) {</w:t>
+        <w:br/>
+        <w:t xml:space="preserve">            followUserId = follow.getUserId();</w:t>
+        <w:br/>
+        <w:t xml:space="preserve">            key = "feed:"+followUserId;</w:t>
+        <w:br/>
+        <w:t xml:space="preserve">            keyByte = key.getBytes(StandardCharsets.UTF_8);</w:t>
+        <w:br/>
+        <w:t xml:space="preserve">            connect.zAdd(keyByte,now,valueByte);</w:t>
+        <w:br/>
+        <w:t xml:space="preserve">        }</w:t>
+        <w:br/>
+        <w:t xml:space="preserve">      return null;</w:t>
+        <w:br/>
+        <w:t xml:space="preserve">        } );</w:t>
+        <w:br/>
+        <w:t xml:space="preserve">        return ;</w:t>
+        <w:br/>
+        <w:t xml:space="preserve">    }</w:t>
+        <w:br/>
+        <w:br/>
+        <w:t xml:space="preserve">    @Override</w:t>
+        <w:br/>
+        <w:t xml:space="preserve">    public Result queryBlogOfFollow(Long max, Integer offset) {</w:t>
+        <w:br/>
+        <w:t xml:space="preserve">        //拿到最小时间戳</w:t>
+        <w:br/>
+        <w:t xml:space="preserve">        int pageSize = SystemConstants.MAX_PAGE_SIZE;</w:t>
+        <w:br/>
+        <w:t xml:space="preserve">        String key = "feed:"+UserHolder.getUserId();</w:t>
+        <w:br/>
+        <w:t xml:space="preserve">        ScrollResult result = new ScrollResult();</w:t>
+        <w:br/>
+        <w:t xml:space="preserve">        Set&lt;ZSetOperations.TypedTuple&lt;String&gt;&gt; scores = stringRedisTemplate.opsForZSet().rangeByScoreWithScores(key,0, max, offset,2);</w:t>
+        <w:br/>
+        <w:t xml:space="preserve">        if(scores == null || scores.isEmpty()) {</w:t>
+        <w:br/>
+        <w:t xml:space="preserve">            return Result.ok();</w:t>
+        <w:br/>
+        <w:t xml:space="preserve">        }</w:t>
+        <w:br/>
+        <w:t xml:space="preserve">        long min=0;</w:t>
+        <w:br/>
+        <w:t xml:space="preserve">        List&lt;Long&gt;ids=new ArrayList&lt;&gt;(scores.size());</w:t>
+        <w:br/>
+        <w:t xml:space="preserve">        int os=1;</w:t>
+        <w:br/>
+        <w:t xml:space="preserve">        for (ZSetOperations.TypedTuple&lt;String&gt; score : scores) {</w:t>
+        <w:br/>
+        <w:t xml:space="preserve">            Double scoreScore = score.getScore();</w:t>
+        <w:br/>
+        <w:t xml:space="preserve">            ids.add(Long.valueOf(Objects.requireNonNull(score.getValue())));</w:t>
+        <w:br/>
+        <w:t xml:space="preserve">            long time= Objects.requireNonNull(score.getScore()).longValue();</w:t>
+        <w:br/>
+        <w:t xml:space="preserve">            //统计最小时间时的相同个数</w:t>
+        <w:br/>
+        <w:t xml:space="preserve">            //注意已经提前降序排序</w:t>
+        <w:br/>
+        <w:t xml:space="preserve">            if (time ==min){</w:t>
+        <w:br/>
+        <w:t xml:space="preserve">            os++;</w:t>
+        <w:br/>
+        <w:t xml:space="preserve">            }</w:t>
+        <w:br/>
+        <w:t xml:space="preserve">            else if(time&lt;min){</w:t>
+        <w:br/>
+        <w:t xml:space="preserve">                min=time;</w:t>
+        <w:br/>
+        <w:t xml:space="preserve">                os=1;</w:t>
+        <w:br/>
+        <w:t xml:space="preserve">            }</w:t>
+        <w:br/>
+        <w:t xml:space="preserve">        }</w:t>
+        <w:br/>
+        <w:t xml:space="preserve">        String idStr=StringUtil.join(ids, ",");</w:t>
+        <w:br/>
+        <w:t xml:space="preserve">        List&lt;Blog&gt; blogList = query().in("id", ids)</w:t>
+        <w:br/>
+        <w:t xml:space="preserve">                .ne("images", "")</w:t>
+        <w:br/>
+        <w:t xml:space="preserve">                .last("order by field(id," + idStr + ")")</w:t>
+        <w:br/>
+        <w:t xml:space="preserve">                .list();</w:t>
+        <w:br/>
+        <w:t xml:space="preserve">        log.info("已查询到博客");</w:t>
+        <w:br/>
+        <w:t xml:space="preserve">        for (Blog blog : blogList) {</w:t>
+        <w:br/>
+        <w:t xml:space="preserve">        setUserToBlog(blog);</w:t>
+        <w:br/>
+        <w:t xml:space="preserve">        isLiked(blog);</w:t>
+        <w:br/>
+        <w:t xml:space="preserve">        }</w:t>
+        <w:br/>
+        <w:t xml:space="preserve">        result.setOffset(os);</w:t>
+        <w:br/>
+        <w:t xml:space="preserve">        result.setMinTime(min);</w:t>
+        <w:br/>
+        <w:t xml:space="preserve">        result.setList(blogList);</w:t>
+        <w:br/>
+        <w:t xml:space="preserve">        log.info("即将返回页面对象{}",result);</w:t>
+        <w:br/>
+        <w:br/>
+        <w:t xml:space="preserve">        return Result.ok(result);</w:t>
+        <w:br/>
+        <w:t xml:space="preserve">    }</w:t>
+        <w:br/>
+        <w:br/>
+        <w:t xml:space="preserve">    @Override</w:t>
+        <w:br/>
+        <w:t xml:space="preserve">    public Result queryByUserId(Long id, Integer current) {</w:t>
+        <w:br/>
+        <w:t xml:space="preserve">        Page&lt;Blog&gt; page = query()</w:t>
+        <w:br/>
+        <w:t xml:space="preserve">                .eq("user_id", id)</w:t>
+        <w:br/>
+        <w:t xml:space="preserve">                .ne("images", "")</w:t>
+        <w:br/>
+        <w:t xml:space="preserve">                .page(new Page&lt;&gt;(current, SystemConstants.MAX_PAGE_SIZE));</w:t>
+        <w:br/>
+        <w:t xml:space="preserve">        List&lt;Blog&gt; records = page.getRecords();</w:t>
+        <w:br/>
+        <w:t xml:space="preserve">        records.forEach(blog -&gt; {</w:t>
+        <w:br/>
+        <w:t xml:space="preserve">            setUserToBlog(blog);</w:t>
+        <w:br/>
+        <w:t xml:space="preserve">            isLiked(blog);</w:t>
+        <w:br/>
+        <w:t xml:space="preserve">        });</w:t>
+        <w:br/>
+        <w:t xml:space="preserve">        return Result.ok(records);</w:t>
+        <w:br/>
+        <w:t xml:space="preserve">    }</w:t>
+        <w:br/>
+        <w:br/>
+        <w:t xml:space="preserve">    @Override</w:t>
+        <w:br/>
+        <w:t xml:space="preserve">    public Result queryMyBlog(Integer current) {</w:t>
+        <w:br/>
+        <w:t xml:space="preserve">        Long userId = UserHolder.getUserId();</w:t>
+        <w:br/>
+        <w:t xml:space="preserve">        Page&lt;Blog&gt; page = query()</w:t>
+        <w:br/>
+        <w:t xml:space="preserve">                .eq("user_id", userId)</w:t>
+        <w:br/>
+        <w:t xml:space="preserve">                .page(new Page&lt;&gt;(current, SystemConstants.MAX_PAGE_SIZE));</w:t>
+        <w:br/>
+        <w:t xml:space="preserve">        List&lt;Blog&gt; records = page.getRecords();</w:t>
+        <w:br/>
+        <w:t xml:space="preserve">        records.forEach(blog -&gt; {</w:t>
+        <w:br/>
+        <w:t xml:space="preserve">            setUserToBlog(blog);</w:t>
+        <w:br/>
+        <w:t xml:space="preserve">            isLiked(blog);</w:t>
+        <w:br/>
+        <w:t xml:space="preserve">        });</w:t>
+        <w:br/>
+        <w:t xml:space="preserve">        return Result.ok(records);</w:t>
+        <w:br/>
+        <w:t xml:space="preserve">    }</w:t>
+        <w:br/>
         <w:t>}</w:t>
-      </w:r>
-    </w:p>
-    <w:p>
-      <w:pPr>
-        <w:spacing w:line="360" w:lineRule="auto"/>
-        <w:jc w:val="left"/>
-      </w:pPr>
-      <w:r>
-        <w:rPr>
-          <w:rFonts w:ascii="黑体" w:hAnsi="黑体" w:eastAsia="黑体"/>
-          <w:b/>
-          <w:sz w:val="28"/>
-        </w:rPr>
-        <w:t>3. GEO位置服务核心代码</w:t>
-      </w:r>
-    </w:p>
-    <w:p>
-      <w:pPr>
-        <w:spacing w:line="240" w:lineRule="auto"/>
-        <w:jc w:val="left"/>
-      </w:pPr>
-      <w:r>
-        <w:rPr>
-          <w:rFonts w:ascii="Times New Roman" w:hAnsi="Times New Roman" w:eastAsia="宋体"/>
-          <w:b w:val="0"/>
-          <w:sz w:val="21"/>
-        </w:rPr>
-        <w:t>@Override</w:t>
-      </w:r>
-      <w:r>
-        <w:rPr>
-          <w:rFonts w:ascii="Times New Roman" w:hAnsi="Times New Roman" w:eastAsia="宋体"/>
-          <w:b w:val="0"/>
-          <w:sz w:val="21"/>
-        </w:rPr>
-        <w:br w:type="textWrapping"/>
-      </w:r>
-      <w:r>
-        <w:rPr>
-          <w:rFonts w:ascii="Times New Roman" w:hAnsi="Times New Roman" w:eastAsia="宋体"/>
-          <w:b w:val="0"/>
-          <w:sz w:val="21"/>
-        </w:rPr>
-        <w:t>public Result queryShopByType(Integer typeId, Integer current, Double x, Double y, String sortBy) {</w:t>
-      </w:r>
-      <w:r>
-        <w:rPr>
-          <w:rFonts w:ascii="Times New Roman" w:hAnsi="Times New Roman" w:eastAsia="宋体"/>
-          <w:b w:val="0"/>
-          <w:sz w:val="21"/>
-        </w:rPr>
-        <w:br w:type="textWrapping"/>
-      </w:r>
-      <w:r>
-        <w:rPr>
-          <w:rFonts w:ascii="Times New Roman" w:hAnsi="Times New Roman" w:eastAsia="宋体"/>
-          <w:b w:val="0"/>
-          <w:sz w:val="21"/>
-        </w:rPr>
-        <w:t xml:space="preserve">    if (x == null || y == null)</w:t>
-      </w:r>
-      <w:r>
-        <w:rPr>
-          <w:rFonts w:ascii="Times New Roman" w:hAnsi="Times New Roman" w:eastAsia="宋体"/>
-          <w:b w:val="0"/>
-          <w:sz w:val="21"/>
-        </w:rPr>
-        <w:br w:type="textWrapping"/>
-      </w:r>
-      <w:r>
-        <w:rPr>
-          <w:rFonts w:ascii="Times New Roman" w:hAnsi="Times New Roman" w:eastAsia="宋体"/>
-          <w:b w:val="0"/>
-          <w:sz w:val="21"/>
-        </w:rPr>
-        <w:t xml:space="preserve">        return Result.ok(query().eq("type_id", typeId).page(new Page&lt;&gt;(current, DEFAULT_PAGE_SIZE)));</w:t>
-      </w:r>
-      <w:r>
-        <w:rPr>
-          <w:rFonts w:ascii="Times New Roman" w:hAnsi="Times New Roman" w:eastAsia="宋体"/>
-          <w:b w:val="0"/>
-          <w:sz w:val="21"/>
-        </w:rPr>
-        <w:br w:type="textWrapping"/>
-      </w:r>
-      <w:r>
-        <w:rPr>
-          <w:rFonts w:ascii="Times New Roman" w:hAnsi="Times New Roman" w:eastAsia="宋体"/>
-          <w:b w:val="0"/>
-          <w:sz w:val="21"/>
-        </w:rPr>
-        <w:t xml:space="preserve">    String key = "shop:geo:" + typeId;</w:t>
-      </w:r>
-      <w:r>
-        <w:rPr>
-          <w:rFonts w:ascii="Times New Roman" w:hAnsi="Times New Roman" w:eastAsia="宋体"/>
-          <w:b w:val="0"/>
-          <w:sz w:val="21"/>
-        </w:rPr>
-        <w:br w:type="textWrapping"/>
-      </w:r>
-      <w:r>
-        <w:rPr>
-          <w:rFonts w:ascii="Times New Roman" w:hAnsi="Times New Roman" w:eastAsia="宋体"/>
-          <w:b w:val="0"/>
-          <w:sz w:val="21"/>
-        </w:rPr>
-        <w:t xml:space="preserve">    GeoResults&lt;RedisGeoCommands.GeoLocation&lt;String&gt;&gt; results =</w:t>
-      </w:r>
-      <w:r>
-        <w:rPr>
-          <w:rFonts w:ascii="Times New Roman" w:hAnsi="Times New Roman" w:eastAsia="宋体"/>
-          <w:b w:val="0"/>
-          <w:sz w:val="21"/>
-        </w:rPr>
-        <w:br w:type="textWrapping"/>
-      </w:r>
-      <w:r>
-        <w:rPr>
-          <w:rFonts w:ascii="Times New Roman" w:hAnsi="Times New Roman" w:eastAsia="宋体"/>
-          <w:b w:val="0"/>
-          <w:sz w:val="21"/>
-        </w:rPr>
-        <w:t xml:space="preserve">        stringRedisTemplate.opsForGeo().search(key,</w:t>
-      </w:r>
-      <w:r>
-        <w:rPr>
-          <w:rFonts w:ascii="Times New Roman" w:hAnsi="Times New Roman" w:eastAsia="宋体"/>
-          <w:b w:val="0"/>
-          <w:sz w:val="21"/>
-        </w:rPr>
-        <w:br w:type="textWrapping"/>
-      </w:r>
-      <w:r>
-        <w:rPr>
-          <w:rFonts w:ascii="Times New Roman" w:hAnsi="Times New Roman" w:eastAsia="宋体"/>
-          <w:b w:val="0"/>
-          <w:sz w:val="21"/>
-        </w:rPr>
-        <w:t xml:space="preserve">            GeoReference.fromCoordinate(x, y), new Distance(5000), ...);</w:t>
-      </w:r>
-      <w:r>
-        <w:rPr>
-          <w:rFonts w:ascii="Times New Roman" w:hAnsi="Times New Roman" w:eastAsia="宋体"/>
-          <w:b w:val="0"/>
-          <w:sz w:val="21"/>
-        </w:rPr>
-        <w:br w:type="textWrapping"/>
-      </w:r>
-      <w:r>
-        <w:rPr>
-          <w:rFonts w:ascii="Times New Roman" w:hAnsi="Times New Roman" w:eastAsia="宋体"/>
-          <w:b w:val="0"/>
-          <w:sz w:val="21"/>
-        </w:rPr>
-        <w:t xml:space="preserve">    List&lt;Shop&gt; shops = query().in("id", ids).last("order by field (id," + idStr + ")").list();</w:t>
-      </w:r>
-      <w:r>
-        <w:rPr>
-          <w:rFonts w:ascii="Times New Roman" w:hAnsi="Times New Roman" w:eastAsia="宋体"/>
-          <w:b w:val="0"/>
-          <w:sz w:val="21"/>
-        </w:rPr>
-        <w:br w:type="textWrapping"/>
-      </w:r>
-      <w:r>
-        <w:rPr>
-          <w:rFonts w:ascii="Times New Roman" w:hAnsi="Times New Roman" w:eastAsia="宋体"/>
-          <w:b w:val="0"/>
-          <w:sz w:val="21"/>
-        </w:rPr>
-        <w:t xml:space="preserve">    return Result.ok(shops);</w:t>
-      </w:r>
-      <w:r>
-        <w:rPr>
-          <w:rFonts w:ascii="Times New Roman" w:hAnsi="Times New Roman" w:eastAsia="宋体"/>
-          <w:b w:val="0"/>
-          <w:sz w:val="21"/>
-        </w:rPr>
-        <w:br w:type="textWrapping"/>
-      </w:r>
-      <w:r>
-        <w:rPr>
-          <w:rFonts w:ascii="Times New Roman" w:hAnsi="Times New Roman" w:eastAsia="宋体"/>
-          <w:b w:val="0"/>
-          <w:sz w:val="21"/>
-        </w:rPr>
+        <w:br/>
+      </w:r>
+    </w:p>
+    <w:p/>
+    <w:p>
+      <w:r>
+        <w:rPr>
+          <w:rFonts w:ascii="宋体" w:hAnsi="宋体"/>
+          <w:b/>
+          <w:sz w:val="24"/>
+        </w:rPr>
+        <w:t>5. Token自动续期拦截器代码</w:t>
+      </w:r>
+    </w:p>
+    <w:p>
+      <w:r>
+        <w:rPr>
+          <w:rFonts w:ascii="Times New Roman" w:hAnsi="Times New Roman"/>
+          <w:sz w:val="16"/>
+        </w:rPr>
+        <w:t>package com.hmdp.interceptor;</w:t>
+        <w:br/>
+        <w:br/>
+        <w:t>import com.github.benmanes.caffeine.cache.LoadingCache;</w:t>
+        <w:br/>
+        <w:t>import com.hmdp.config.CookieConfig;</w:t>
+        <w:br/>
+        <w:t>import com.hmdp.dto.TokenPair;</w:t>
+        <w:br/>
+        <w:t>import com.hmdp.dto.ValidationResult;</w:t>
+        <w:br/>
+        <w:t>import com.hmdp.entity.UserinfoCache;</w:t>
+        <w:br/>
+        <w:t>import com.hmdp.entity.UserInfo;</w:t>
+        <w:br/>
+        <w:t>import com.hmdp.service.AuthService;</w:t>
+        <w:br/>
+        <w:t>import com.hmdp.service.IUserInfoService;</w:t>
+        <w:br/>
+        <w:t>import com.hmdp.utils.UserHolder;</w:t>
+        <w:br/>
+        <w:t>import com.hmdp.utils.cache.CaffeineConstants;</w:t>
+        <w:br/>
+        <w:t>import jakarta.annotation.Resource;</w:t>
+        <w:br/>
+        <w:t>import jakarta.servlet.http.HttpServletRequest;</w:t>
+        <w:br/>
+        <w:t>import jakarta.servlet.http.HttpServletResponse;</w:t>
+        <w:br/>
+        <w:t>import java.util.concurrent.TimeUnit;</w:t>
+        <w:br/>
+        <w:t>import lombok.extern.slf4j.Slf4j;</w:t>
+        <w:br/>
+        <w:t>import org.springframework.data.redis.core.StringRedisTemplate;</w:t>
+        <w:br/>
+        <w:t>import org.springframework.stereotype.Component;</w:t>
+        <w:br/>
+        <w:t>import org.springframework.web.servlet.HandlerInterceptor;</w:t>
+        <w:br/>
+        <w:br/>
+        <w:t>/**</w:t>
+        <w:br/>
+        <w:t xml:space="preserve"> * Token 自动续期间拦截器 — 校验 + 刷新全权委托 AuthService，仅处理 HTTP 细节</w:t>
+        <w:br/>
+        <w:t xml:space="preserve"> * 优先级高于 LoginInterceptor，拦截所有请求（除公开接口）</w:t>
+        <w:br/>
+        <w:t xml:space="preserve"> */</w:t>
+        <w:br/>
+        <w:t>@Slf4j</w:t>
+        <w:br/>
+        <w:t>@Component</w:t>
+        <w:br/>
+        <w:t>public class RefreshTokenInterceptor implements HandlerInterceptor {</w:t>
+        <w:br/>
+        <w:br/>
+        <w:t xml:space="preserve">    @Resource</w:t>
+        <w:br/>
+        <w:t xml:space="preserve">    private AuthService authService;</w:t>
+        <w:br/>
+        <w:t xml:space="preserve">    @Resource</w:t>
+        <w:br/>
+        <w:t xml:space="preserve">    private CookieConfig cookieConfig;</w:t>
+        <w:br/>
+        <w:t xml:space="preserve">    @Resource</w:t>
+        <w:br/>
+        <w:t xml:space="preserve">    private StringRedisTemplate stringRedisTemplate;</w:t>
+        <w:br/>
+        <w:t xml:space="preserve">    @Resource(name = "userinfoCache")</w:t>
+        <w:br/>
+        <w:t xml:space="preserve">    private LoadingCache&lt;String, UserinfoCache&gt; userinfoCaffeine;</w:t>
+        <w:br/>
+        <w:t xml:space="preserve">    @Resource</w:t>
+        <w:br/>
+        <w:t xml:space="preserve">    private IUserInfoService userInfoService;</w:t>
+        <w:br/>
+        <w:br/>
+        <w:t xml:space="preserve">    @Override</w:t>
+        <w:br/>
+        <w:t xml:space="preserve">    public boolean preHandle(HttpServletRequest request, HttpServletResponse response, Object handler) {</w:t>
+        <w:br/>
+        <w:t xml:space="preserve">        long methodStartTime = System.currentTimeMillis();</w:t>
+        <w:br/>
+        <w:t xml:space="preserve">        String requestURI = request.getRequestURI();</w:t>
+        <w:br/>
+        <w:t xml:space="preserve">        String method = request.getMethod();</w:t>
+        <w:br/>
+        <w:br/>
+        <w:t xml:space="preserve">        try {</w:t>
+        <w:br/>
+        <w:t xml:space="preserve">            log.info("【Token拦截】请求路径 {} {}", method, requestURI);</w:t>
+        <w:br/>
+        <w:br/>
+        <w:t xml:space="preserve">            if (!checkTokenHeader(request, response)) {</w:t>
+        <w:br/>
+        <w:t xml:space="preserve">                log.warn("【Token拦截】缺少authorization请求头, URI={} {}", method, requestURI);</w:t>
+        <w:br/>
+        <w:t xml:space="preserve">                return false;</w:t>
+        <w:br/>
+        <w:t xml:space="preserve">            }</w:t>
+        <w:br/>
+        <w:t>// 统一全小写 authorization，getHeader 大小写不敏感无需 fallback</w:t>
+        <w:br/>
+        <w:t xml:space="preserve">            String token = request.getHeader("authorization");</w:t>
+        <w:br/>
+        <w:t xml:space="preserve">            if (token != null &amp;&amp; token.startsWith("Bearer ")) {</w:t>
+        <w:br/>
+        <w:t xml:space="preserve">                token = token.substring(7);</w:t>
+        <w:br/>
+        <w:t xml:space="preserve">            }</w:t>
+        <w:br/>
+        <w:br/>
+        <w:t xml:space="preserve">            // Refresh Token 从 httpOnly Cookie 读取，JS 不可访问</w:t>
+        <w:br/>
+        <w:t xml:space="preserve">            String refreshToken = null;</w:t>
+        <w:br/>
+        <w:t xml:space="preserve">            jakarta.servlet.http.Cookie[] cookies = request.getCookies();</w:t>
+        <w:br/>
+        <w:t xml:space="preserve">            if (cookies != null) {</w:t>
+        <w:br/>
+        <w:t xml:space="preserve">                for (jakarta.servlet.http.Cookie cookie : cookies) {</w:t>
+        <w:br/>
+        <w:t xml:space="preserve">                    if ("refresh_token".equals(cookie.getName())) {</w:t>
+        <w:br/>
+        <w:t xml:space="preserve">                        refreshToken = cookie.getValue();</w:t>
+        <w:br/>
+        <w:t xml:space="preserve">                        break;</w:t>
+        <w:br/>
+        <w:t xml:space="preserve">                    }</w:t>
+        <w:br/>
+        <w:t xml:space="preserve">                }</w:t>
+        <w:br/>
+        <w:t xml:space="preserve">            }</w:t>
+        <w:br/>
+        <w:br/>
+        <w:t xml:space="preserve">            // ① AuthService 做完整校验：JWT 解析 + Caffeine + Redis 版本</w:t>
+        <w:br/>
+        <w:t xml:space="preserve">            ValidationResult result = authService.validateAccessToken(token);</w:t>
+        <w:br/>
+        <w:br/>
+        <w:t xml:space="preserve">            if (!result.isValid() &amp;&amp; !result.isNeedsRefresh()) {</w:t>
+        <w:br/>
+        <w:t xml:space="preserve">                // JWT 无效（签名错误、格式错误等）</w:t>
+        <w:br/>
+        <w:t xml:space="preserve">                log.warn("【Token拦截】JWT校验失败, URI={}", requestURI);</w:t>
+        <w:br/>
+        <w:t xml:space="preserve">                response.setStatus(HttpServletResponse.SC_UNAUTHORIZED);</w:t>
+        <w:br/>
+        <w:t xml:space="preserve">                return false;</w:t>
+        <w:br/>
+        <w:t xml:space="preserve">            }</w:t>
+        <w:br/>
+        <w:br/>
+        <w:t xml:space="preserve">            // ② 保存用户信息到 ThreadLocal</w:t>
+        <w:br/>
+        <w:t xml:space="preserve">            Long userId = result.getUserId();</w:t>
+        <w:br/>
+        <w:t xml:space="preserve">            if (userId == null) {</w:t>
+        <w:br/>
+        <w:t xml:space="preserve">                log.warn("【Token拦截】无法获取 userId, URI={}", requestURI);</w:t>
+        <w:br/>
+        <w:t xml:space="preserve">                response.setStatus(HttpServletResponse.SC_UNAUTHORIZED);</w:t>
+        <w:br/>
+        <w:t xml:space="preserve">                return false;</w:t>
+        <w:br/>
+        <w:t xml:space="preserve">            }</w:t>
+        <w:br/>
+        <w:t xml:space="preserve">            if (!resolveAndSaveUser(userId)) {</w:t>
+        <w:br/>
+        <w:t xml:space="preserve">                response.setStatus(HttpServletResponse.SC_UNAUTHORIZED);</w:t>
+        <w:br/>
+        <w:t xml:space="preserve">                return false;</w:t>
+        <w:br/>
+        <w:t xml:space="preserve">            }</w:t>
+        <w:br/>
+        <w:br/>
+        <w:t xml:space="preserve">            // ③ 无需刷新 → 放行</w:t>
+        <w:br/>
+        <w:t xml:space="preserve">            if (!result.isNeedsRefresh()) {</w:t>
+        <w:br/>
+        <w:t xml:space="preserve">                log.info("【Token拦截】Token 有效 userId={}, 放行", userId);</w:t>
+        <w:br/>
+        <w:t xml:space="preserve">                return true;</w:t>
+        <w:br/>
+        <w:t xml:space="preserve">            }</w:t>
+        <w:br/>
+        <w:br/>
+        <w:t xml:space="preserve">            // ④ 需要刷新 — 分布式锁 + 委托 AuthService</w:t>
+        <w:br/>
+        <w:t xml:space="preserve">            log.info("【Token拦截】Token 需要刷新 userId={}", userId);</w:t>
+        <w:br/>
+        <w:t xml:space="preserve">            boolean isExpired = !result.isValid();</w:t>
+        <w:br/>
+        <w:br/>
+        <w:t xml:space="preserve">            // 分布式锁保护：同一用户同时只有一个刷新请求执行</w:t>
+        <w:br/>
+        <w:t xml:space="preserve">            String lockKey = "lock:refresh:" + userId;</w:t>
+        <w:br/>
+        <w:t xml:space="preserve">            boolean locked = Boolean.TRUE.equals(stringRedisTemplate.opsForValue()</w:t>
+        <w:br/>
+        <w:t xml:space="preserve">                    .setIfAbsent(lockKey, "1", 3, TimeUnit.SECONDS));</w:t>
+        <w:br/>
+        <w:t xml:space="preserve">            if (!locked) {</w:t>
+        <w:br/>
+        <w:t xml:space="preserve">                log.info("【Token拦截】刷新锁被占用，跳过刷新 userId={}", userId);</w:t>
+        <w:br/>
+        <w:t xml:space="preserve">                response.setHeader("X-Token-Refresh", "skipped");</w:t>
+        <w:br/>
+        <w:t xml:space="preserve">                // 不写回 authorization 头，避免旧值覆盖前端已更新的新 token</w:t>
+        <w:br/>
+        <w:t xml:space="preserve">                return true;</w:t>
+        <w:br/>
+        <w:t xml:space="preserve">            }</w:t>
+        <w:br/>
+        <w:t xml:space="preserve">            try {</w:t>
+        <w:br/>
+        <w:t xml:space="preserve">                if(result.getVersion() == null) {</w:t>
+        <w:br/>
+        <w:t xml:space="preserve">                    log.warn("【Token拦截】无法获取 version, result={}", result);</w:t>
+        <w:br/>
+        <w:t xml:space="preserve">                    response.setStatus(HttpServletResponse.SC_UNAUTHORIZED);</w:t>
+        <w:br/>
+        <w:t xml:space="preserve">                    return false;</w:t>
+        <w:br/>
+        <w:t xml:space="preserve">                }</w:t>
+        <w:br/>
+        <w:t xml:space="preserve">                TokenPair newPair = authService.refreshTokenPair(</w:t>
+        <w:br/>
+        <w:t xml:space="preserve">                        token, refreshToken, userId, result.getVersion(), isExpired);</w:t>
+        <w:br/>
+        <w:br/>
+        <w:t xml:space="preserve">                if (newPair == null) {</w:t>
+        <w:br/>
+        <w:t xml:space="preserve">                    log.warn("【Token拦截】刷新失败 userId={}", userId);</w:t>
+        <w:br/>
+        <w:t xml:space="preserve">                    response.setHeader("X-Token-Refresh", "failed");</w:t>
+        <w:br/>
+        <w:t xml:space="preserve">                    response.setStatus(HttpServletResponse.SC_UNAUTHORIZED);</w:t>
+        <w:br/>
+        <w:t xml:space="preserve">                    return false;</w:t>
+        <w:br/>
+        <w:t xml:space="preserve">                }</w:t>
+        <w:br/>
+        <w:br/>
+        <w:t xml:space="preserve">                // 刷新成功：写回响应头 + 设置 Refresh Token Cookie</w:t>
+        <w:br/>
+        <w:t xml:space="preserve">                response.setHeader("X-Token-Refresh", "ok");</w:t>
+        <w:br/>
+        <w:t xml:space="preserve">                response.setHeader("authorization", "Bearer " + newPair.getAccessToken());</w:t>
+        <w:br/>
+        <w:t xml:space="preserve">                if (newPair.getRefreshToken() != null) {</w:t>
+        <w:br/>
+        <w:t xml:space="preserve">                    response.addHeader("Set-Cookie", String.format(</w:t>
+        <w:br/>
+        <w:t xml:space="preserve">                            "refresh_token=%s; HttpOnly; %sSameSite=%s; Path=/; MaxAge=%d",</w:t>
+        <w:br/>
+        <w:t xml:space="preserve">                            newPair.getRefreshToken(),</w:t>
+        <w:br/>
+        <w:t xml:space="preserve">                            cookieConfig.isSecure() ? "Secure; " : "",</w:t>
+        <w:br/>
+        <w:t xml:space="preserve">                            cookieConfig.getSameSite(),</w:t>
+        <w:br/>
+        <w:t xml:space="preserve">                            7 * 24 * 60 * 60</w:t>
+        <w:br/>
+        <w:t xml:space="preserve">                    ));</w:t>
+        <w:br/>
+        <w:t xml:space="preserve">                }</w:t>
+        <w:br/>
+        <w:t xml:space="preserve">                log.info("【Token拦截】刷新成功 userId={}", userId);</w:t>
+        <w:br/>
+        <w:t xml:space="preserve">                return true;</w:t>
+        <w:br/>
+        <w:t xml:space="preserve">            } finally {</w:t>
+        <w:br/>
+        <w:t xml:space="preserve">                stringRedisTemplate.delete(lockKey);</w:t>
+        <w:br/>
+        <w:t xml:space="preserve">            }</w:t>
+        <w:br/>
+        <w:br/>
+        <w:t xml:space="preserve">        } finally {</w:t>
+        <w:br/>
+        <w:t xml:space="preserve">            long totalTime = System.currentTimeMillis() - methodStartTime;</w:t>
+        <w:br/>
+        <w:t xml:space="preserve">            if (totalTime &gt; 100) {</w:t>
+        <w:br/>
+        <w:t xml:space="preserve">                log.warn("【性能告警】preHandle处理耗时过长: {} ms, URI: {} {}", totalTime, method, requestURI);</w:t>
+        <w:br/>
+        <w:t xml:space="preserve">            }</w:t>
+        <w:br/>
+        <w:t xml:space="preserve">        }</w:t>
+        <w:br/>
+        <w:t xml:space="preserve">    }</w:t>
+        <w:br/>
+        <w:br/>
+        <w:t xml:space="preserve">    private boolean checkTokenHeader(HttpServletRequest request, HttpServletResponse response) {</w:t>
+        <w:br/>
+        <w:t xml:space="preserve">        String token = request.getHeader("authorization");</w:t>
+        <w:br/>
+        <w:t xml:space="preserve">        if (token == null) {</w:t>
+        <w:br/>
+        <w:t xml:space="preserve">            log.info("token is null, URI={}", request.getRequestURI());</w:t>
+        <w:br/>
+        <w:t xml:space="preserve">            response.setStatus(HttpServletResponse.SC_UNAUTHORIZED);</w:t>
+        <w:br/>
+        <w:t xml:space="preserve">            return false;</w:t>
+        <w:br/>
+        <w:t xml:space="preserve">        }</w:t>
+        <w:br/>
+        <w:t xml:space="preserve">        return true;</w:t>
+        <w:br/>
+        <w:t xml:space="preserve">    }</w:t>
+        <w:br/>
+        <w:br/>
+        <w:t xml:space="preserve">    /**</w:t>
+        <w:br/>
+        <w:t xml:space="preserve">     * 从 Caffeine 用户缓存中加载用户信息并存入 ThreadLocal</w:t>
+        <w:br/>
+        <w:t xml:space="preserve">     */</w:t>
+        <w:br/>
+        <w:t xml:space="preserve">    private boolean resolveAndSaveUser(Long userId) {</w:t>
+        <w:br/>
+        <w:t xml:space="preserve">        try {</w:t>
+        <w:br/>
+        <w:t xml:space="preserve">            UserHolder.saveUserId(userId);</w:t>
+        <w:br/>
+        <w:t xml:space="preserve">            String userInfoKey = CaffeineConstants.USERINFO_CACHE_KEY + userId;</w:t>
+        <w:br/>
+        <w:t xml:space="preserve">            UserinfoCache cache = userinfoCaffeine.get(userInfoKey);</w:t>
+        <w:br/>
+        <w:t xml:space="preserve">            // Caffeine load 返回空值时不阻塞等待异步加载</w:t>
+        <w:br/>
+        <w:t xml:space="preserve">            // 兜底：nickName 或 icon 为空时从 DB 同步回填</w:t>
+        <w:br/>
+        <w:t xml:space="preserve">            if (cache.getNickName() == null || cache.getNickName().isEmpty()</w:t>
+        <w:br/>
+        <w:t xml:space="preserve">                    || cache.getIcon() == null || cache.getIcon().isEmpty()) {</w:t>
+        <w:br/>
+        <w:t xml:space="preserve">                UserInfo userInfo = userInfoService.getById(userId);</w:t>
+        <w:br/>
+        <w:t xml:space="preserve">                if (userInfo != null) {</w:t>
+        <w:br/>
+        <w:t xml:space="preserve">                    cache = new UserinfoCache(userId, userInfo.getNickName(), userInfo.getIcon());</w:t>
+        <w:br/>
+        <w:t xml:space="preserve">                    userinfoCaffeine.put(userInfoKey, cache);</w:t>
+        <w:br/>
+        <w:t xml:space="preserve">                }</w:t>
+        <w:br/>
+        <w:t xml:space="preserve">            }</w:t>
+        <w:br/>
+        <w:t xml:space="preserve">            UserHolder.saveUserDTO(cache);</w:t>
+        <w:br/>
+        <w:t xml:space="preserve">            return true;</w:t>
+        <w:br/>
+        <w:t xml:space="preserve">        } catch (Exception e) {</w:t>
+        <w:br/>
+        <w:t xml:space="preserve">            log.error("Failed to save to ThreadLocal for userId: {}", userId, e);</w:t>
+        <w:br/>
+        <w:t xml:space="preserve">            return false;</w:t>
+        <w:br/>
+        <w:t xml:space="preserve">        }</w:t>
+        <w:br/>
+        <w:t xml:space="preserve">    }</w:t>
+        <w:br/>
+        <w:br/>
+        <w:t xml:space="preserve">    @Override</w:t>
+        <w:br/>
+        <w:t xml:space="preserve">    public void afterCompletion(HttpServletRequest request, HttpServletResponse response, Object handler, Exception ex) {</w:t>
+        <w:br/>
+        <w:t xml:space="preserve">        UserHolder.remove();</w:t>
+        <w:br/>
+        <w:t xml:space="preserve">        log.debug("用户信息已清除, URI={}", request.getRequestURI());</w:t>
+        <w:br/>
+        <w:t xml:space="preserve">    }</w:t>
+        <w:br/>
         <w:t>}</w:t>
-      </w:r>
-    </w:p>
-    <w:p>
-      <w:pPr>
-        <w:spacing w:line="360" w:lineRule="auto"/>
-        <w:jc w:val="left"/>
-      </w:pPr>
-      <w:r>
-        <w:rPr>
-          <w:rFonts w:ascii="黑体" w:hAnsi="黑体" w:eastAsia="黑体"/>
-          <w:b/>
-          <w:sz w:val="28"/>
-        </w:rPr>
-        <w:t>4. 社交互动核心代码</w:t>
-      </w:r>
-    </w:p>
-    <w:p>
-      <w:pPr>
-        <w:spacing w:line="240" w:lineRule="auto"/>
-        <w:jc w:val="left"/>
-      </w:pPr>
-      <w:r>
-        <w:rPr>
-          <w:rFonts w:ascii="Times New Roman" w:hAnsi="Times New Roman" w:eastAsia="宋体"/>
-          <w:b w:val="0"/>
-          <w:sz w:val="21"/>
-        </w:rPr>
-        <w:t>public Result likeBlog(Long id) {</w:t>
-      </w:r>
-      <w:r>
-        <w:rPr>
-          <w:rFonts w:ascii="Times New Roman" w:hAnsi="Times New Roman" w:eastAsia="宋体"/>
-          <w:b w:val="0"/>
-          <w:sz w:val="21"/>
-        </w:rPr>
-        <w:br w:type="textWrapping"/>
-      </w:r>
-      <w:r>
-        <w:rPr>
-          <w:rFonts w:ascii="Times New Roman" w:hAnsi="Times New Roman" w:eastAsia="宋体"/>
-          <w:b w:val="0"/>
-          <w:sz w:val="21"/>
-        </w:rPr>
-        <w:t xml:space="preserve">    Long userId = UserHolder.getUser().getId();</w:t>
-      </w:r>
-      <w:r>
-        <w:rPr>
-          <w:rFonts w:ascii="Times New Roman" w:hAnsi="Times New Roman" w:eastAsia="宋体"/>
-          <w:b w:val="0"/>
-          <w:sz w:val="21"/>
-        </w:rPr>
-        <w:br w:type="textWrapping"/>
-      </w:r>
-      <w:r>
-        <w:rPr>
-          <w:rFonts w:ascii="Times New Roman" w:hAnsi="Times New Roman" w:eastAsia="宋体"/>
-          <w:b w:val="0"/>
-          <w:sz w:val="21"/>
-        </w:rPr>
-        <w:t xml:space="preserve">    String key = "blog:liked:" + id;</w:t>
-      </w:r>
-      <w:r>
-        <w:rPr>
-          <w:rFonts w:ascii="Times New Roman" w:hAnsi="Times New Roman" w:eastAsia="宋体"/>
-          <w:b w:val="0"/>
-          <w:sz w:val="21"/>
-        </w:rPr>
-        <w:br w:type="textWrapping"/>
-      </w:r>
-      <w:r>
-        <w:rPr>
-          <w:rFonts w:ascii="Times New Roman" w:hAnsi="Times New Roman" w:eastAsia="宋体"/>
-          <w:b w:val="0"/>
-          <w:sz w:val="21"/>
-        </w:rPr>
-        <w:t xml:space="preserve">    Double score = stringRedisTemplate.opsForZSet().score(key, userId.toString());</w:t>
-      </w:r>
-      <w:r>
-        <w:rPr>
-          <w:rFonts w:ascii="Times New Roman" w:hAnsi="Times New Roman" w:eastAsia="宋体"/>
-          <w:b w:val="0"/>
-          <w:sz w:val="21"/>
-        </w:rPr>
-        <w:br w:type="textWrapping"/>
-      </w:r>
-      <w:r>
-        <w:rPr>
-          <w:rFonts w:ascii="Times New Roman" w:hAnsi="Times New Roman" w:eastAsia="宋体"/>
-          <w:b w:val="0"/>
-          <w:sz w:val="21"/>
-        </w:rPr>
-        <w:t xml:space="preserve">    if (score == null) {</w:t>
-      </w:r>
-      <w:r>
-        <w:rPr>
-          <w:rFonts w:ascii="Times New Roman" w:hAnsi="Times New Roman" w:eastAsia="宋体"/>
-          <w:b w:val="0"/>
-          <w:sz w:val="21"/>
-        </w:rPr>
-        <w:br w:type="textWrapping"/>
-      </w:r>
-      <w:r>
-        <w:rPr>
-          <w:rFonts w:ascii="Times New Roman" w:hAnsi="Times New Roman" w:eastAsia="宋体"/>
-          <w:b w:val="0"/>
-          <w:sz w:val="21"/>
-        </w:rPr>
-        <w:t xml:space="preserve">        update().setSql("liked = liked + 1").eq("id", id).update();</w:t>
-      </w:r>
-      <w:r>
-        <w:rPr>
-          <w:rFonts w:ascii="Times New Roman" w:hAnsi="Times New Roman" w:eastAsia="宋体"/>
-          <w:b w:val="0"/>
-          <w:sz w:val="21"/>
-        </w:rPr>
-        <w:br w:type="textWrapping"/>
-      </w:r>
-      <w:r>
-        <w:rPr>
-          <w:rFonts w:ascii="Times New Roman" w:hAnsi="Times New Roman" w:eastAsia="宋体"/>
-          <w:b w:val="0"/>
-          <w:sz w:val="21"/>
-        </w:rPr>
-        <w:t xml:space="preserve">        stringRedisTemplate.opsForZSet().add(key, userId.toString(), System.currentTimeMillis());</w:t>
-      </w:r>
-      <w:r>
-        <w:rPr>
-          <w:rFonts w:ascii="Times New Roman" w:hAnsi="Times New Roman" w:eastAsia="宋体"/>
-          <w:b w:val="0"/>
-          <w:sz w:val="21"/>
-        </w:rPr>
-        <w:br w:type="textWrapping"/>
-      </w:r>
-      <w:r>
-        <w:rPr>
-          <w:rFonts w:ascii="Times New Roman" w:hAnsi="Times New Roman" w:eastAsia="宋体"/>
-          <w:b w:val="0"/>
-          <w:sz w:val="21"/>
-        </w:rPr>
-        <w:t xml:space="preserve">    } else {</w:t>
-      </w:r>
-      <w:r>
-        <w:rPr>
-          <w:rFonts w:ascii="Times New Roman" w:hAnsi="Times New Roman" w:eastAsia="宋体"/>
-          <w:b w:val="0"/>
-          <w:sz w:val="21"/>
-        </w:rPr>
-        <w:br w:type="textWrapping"/>
-      </w:r>
-      <w:r>
-        <w:rPr>
-          <w:rFonts w:ascii="Times New Roman" w:hAnsi="Times New Roman" w:eastAsia="宋体"/>
-          <w:b w:val="0"/>
-          <w:sz w:val="21"/>
-        </w:rPr>
-        <w:t xml:space="preserve">        update().setSql("liked = liked - 1").eq("id", id).update();</w:t>
-      </w:r>
-      <w:r>
-        <w:rPr>
-          <w:rFonts w:ascii="Times New Roman" w:hAnsi="Times New Roman" w:eastAsia="宋体"/>
-          <w:b w:val="0"/>
-          <w:sz w:val="21"/>
-        </w:rPr>
-        <w:br w:type="textWrapping"/>
-      </w:r>
-      <w:r>
-        <w:rPr>
-          <w:rFonts w:ascii="Times New Roman" w:hAnsi="Times New Roman" w:eastAsia="宋体"/>
-          <w:b w:val="0"/>
-          <w:sz w:val="21"/>
-        </w:rPr>
-        <w:t xml:space="preserve">        stringRedisTemplate.opsForZSet().remove(key, userId.toString());</w:t>
-      </w:r>
-      <w:r>
-        <w:rPr>
-          <w:rFonts w:ascii="Times New Roman" w:hAnsi="Times New Roman" w:eastAsia="宋体"/>
-          <w:b w:val="0"/>
-          <w:sz w:val="21"/>
-        </w:rPr>
-        <w:br w:type="textWrapping"/>
-      </w:r>
-      <w:r>
-        <w:rPr>
-          <w:rFonts w:ascii="Times New Roman" w:hAnsi="Times New Roman" w:eastAsia="宋体"/>
-          <w:b w:val="0"/>
-          <w:sz w:val="21"/>
-        </w:rPr>
+        <w:br/>
+      </w:r>
+    </w:p>
+    <w:p/>
+    <w:p>
+      <w:r>
+        <w:rPr>
+          <w:rFonts w:ascii="宋体" w:hAnsi="宋体"/>
+          <w:b/>
+          <w:sz w:val="24"/>
+        </w:rPr>
+        <w:t>6. 关注服务核心代码</w:t>
+      </w:r>
+    </w:p>
+    <w:p>
+      <w:r>
+        <w:rPr>
+          <w:rFonts w:ascii="Times New Roman" w:hAnsi="Times New Roman"/>
+          <w:sz w:val="16"/>
+        </w:rPr>
+        <w:t>package com.hmdp.service.impl;</w:t>
+        <w:br/>
+        <w:br/>
+        <w:t>import cn.hutool.core.bean.BeanUtil;</w:t>
+        <w:br/>
+        <w:t>import com.baomidou.mybatisplus.core.conditions.query.QueryWrapper;</w:t>
+        <w:br/>
+        <w:t>import com.baomidou.mybatisplus.extension.service.impl.ServiceImpl;</w:t>
+        <w:br/>
+        <w:t>import com.hmdp.dto.Result;</w:t>
+        <w:br/>
+        <w:t>import com.hmdp.dto.UserDTO;</w:t>
+        <w:br/>
+        <w:t>import com.hmdp.entity.Follow;</w:t>
+        <w:br/>
+        <w:t>import com.hmdp.mapper.FollowMapper;</w:t>
+        <w:br/>
+        <w:t>import com.hmdp.service.IFollowService;</w:t>
+        <w:br/>
+        <w:t>import com.hmdp.service.IUserService;</w:t>
+        <w:br/>
+        <w:t>import com.hmdp.utils.UserHolder;</w:t>
+        <w:br/>
+        <w:t>import jodd.typeconverter.impl.IntegerConverter;</w:t>
+        <w:br/>
+        <w:t>import org.springframework.data.redis.core.StringRedisTemplate;</w:t>
+        <w:br/>
+        <w:t>import org.springframework.stereotype.Service;</w:t>
+        <w:br/>
+        <w:br/>
+        <w:t>import jakarta.annotation.Resource;</w:t>
+        <w:br/>
+        <w:t>import java.util.Collections;</w:t>
+        <w:br/>
+        <w:t>import java.util.List;</w:t>
+        <w:br/>
+        <w:t>import java.util.Set;</w:t>
+        <w:br/>
+        <w:br/>
+        <w:t>/**</w:t>
+        <w:br/>
+        <w:t xml:space="preserve"> * 关注服务实现 — 关注/取关（Redis Set存储关注列表）、共同关注（Set交集运算）</w:t>
+        <w:br/>
+        <w:t xml:space="preserve"> */</w:t>
+        <w:br/>
+        <w:t>@Service</w:t>
+        <w:br/>
+        <w:t>public class FollowServiceImpl extends ServiceImpl&lt;FollowMapper, Follow&gt; implements IFollowService {</w:t>
+        <w:br/>
+        <w:br/>
+        <w:t xml:space="preserve">    @Resource</w:t>
+        <w:br/>
+        <w:t xml:space="preserve">    private StringRedisTemplate stringRedisTemplate;</w:t>
+        <w:br/>
+        <w:br/>
+        <w:t xml:space="preserve">    @Resource</w:t>
+        <w:br/>
+        <w:t xml:space="preserve">    private IUserService userService;</w:t>
+        <w:br/>
+        <w:t xml:space="preserve">    @Override</w:t>
+        <w:br/>
+        <w:t xml:space="preserve">    public Result queryNotFollow(Long id) {</w:t>
+        <w:br/>
+        <w:t xml:space="preserve">    Long userId=UserHolder.getUserId();</w:t>
+        <w:br/>
+        <w:t xml:space="preserve">    Integer count= Math.toIntExact(query().eq("user_id", userId).eq("follow_user_id", id).count());</w:t>
+        <w:br/>
+        <w:t xml:space="preserve">        return Result.ok(count&gt;0);</w:t>
+        <w:br/>
         <w:t xml:space="preserve">    }</w:t>
-      </w:r>
-      <w:r>
-        <w:rPr>
-          <w:rFonts w:ascii="Times New Roman" w:hAnsi="Times New Roman" w:eastAsia="宋体"/>
-          <w:b w:val="0"/>
-          <w:sz w:val="21"/>
-        </w:rPr>
-        <w:br w:type="textWrapping"/>
-      </w:r>
-      <w:r>
-        <w:rPr>
-          <w:rFonts w:ascii="Times New Roman" w:hAnsi="Times New Roman" w:eastAsia="宋体"/>
-          <w:b w:val="0"/>
-          <w:sz w:val="21"/>
-        </w:rPr>
-        <w:t xml:space="preserve">    return Result.ok();</w:t>
-      </w:r>
-      <w:r>
-        <w:rPr>
-          <w:rFonts w:ascii="Times New Roman" w:hAnsi="Times New Roman" w:eastAsia="宋体"/>
-          <w:b w:val="0"/>
-          <w:sz w:val="21"/>
-        </w:rPr>
-        <w:br w:type="textWrapping"/>
-      </w:r>
-      <w:r>
-        <w:rPr>
-          <w:rFonts w:ascii="Times New Roman" w:hAnsi="Times New Roman" w:eastAsia="宋体"/>
-          <w:b w:val="0"/>
-          <w:sz w:val="21"/>
-        </w:rPr>
+        <w:br/>
+        <w:br/>
+        <w:t xml:space="preserve">    @Override</w:t>
+        <w:br/>
+        <w:t xml:space="preserve">    public Result follow(Long id, Boolean isfollow) {</w:t>
+        <w:br/>
+        <w:t>//传过来的id是被关注的人的id</w:t>
+        <w:br/>
+        <w:t xml:space="preserve">        if (isfollow) {</w:t>
+        <w:br/>
+        <w:t xml:space="preserve">            Follow follow = new Follow();</w:t>
+        <w:br/>
+        <w:t xml:space="preserve">            follow.setUserId(UserHolder.getUserId());</w:t>
+        <w:br/>
+        <w:t xml:space="preserve">            follow.setFollowUserId(id);</w:t>
+        <w:br/>
+        <w:t xml:space="preserve">            boolean isSuccess = save(follow);</w:t>
+        <w:br/>
+        <w:t xml:space="preserve">            if (isSuccess) {</w:t>
+        <w:br/>
+        <w:t xml:space="preserve">                String key="follows:"+UserHolder.getUserId();</w:t>
+        <w:br/>
+        <w:t xml:space="preserve">                stringRedisTemplate.opsForSet().add(key,id.toString());</w:t>
+        <w:br/>
+        <w:t xml:space="preserve">            }</w:t>
+        <w:br/>
+        <w:t xml:space="preserve">        }</w:t>
+        <w:br/>
+        <w:t xml:space="preserve">        else {</w:t>
+        <w:br/>
+        <w:t xml:space="preserve">            Long userId = UserHolder.getUserId();</w:t>
+        <w:br/>
+        <w:t xml:space="preserve">            boolean isRemove = remove(new QueryWrapper&lt;Follow&gt;().eq("user_id", userId).eq("follow_user_id", id));</w:t>
+        <w:br/>
+        <w:t xml:space="preserve">            if (isRemove) {</w:t>
+        <w:br/>
+        <w:t xml:space="preserve">                String key="follows:"+UserHolder.getUserId();</w:t>
+        <w:br/>
+        <w:t xml:space="preserve">                stringRedisTemplate.opsForSet().remove(key,id.toString());</w:t>
+        <w:br/>
+        <w:t xml:space="preserve">            }</w:t>
+        <w:br/>
+        <w:t xml:space="preserve">        }</w:t>
+        <w:br/>
+        <w:t xml:space="preserve">        return Result.ok();</w:t>
+        <w:br/>
+        <w:t xml:space="preserve">    }</w:t>
+        <w:br/>
+        <w:br/>
+        <w:br/>
+        <w:t xml:space="preserve">    @Override</w:t>
+        <w:br/>
+        <w:t xml:space="preserve">    public Result queryCommonFollow(Long id) {</w:t>
+        <w:br/>
+        <w:t xml:space="preserve">        String FollowKey="follows:"+id;</w:t>
+        <w:br/>
+        <w:t xml:space="preserve">        String UserKey="follows:"+UserHolder.getUserId().toString();</w:t>
+        <w:br/>
+        <w:t xml:space="preserve">        Set&lt;String&gt; intersect = stringRedisTemplate.opsForSet().intersect(FollowKey, UserKey);</w:t>
+        <w:br/>
+        <w:t xml:space="preserve">        if(intersect==null|| intersect.isEmpty()){</w:t>
+        <w:br/>
+        <w:t xml:space="preserve">            return Result.ok(Collections.emptyList());</w:t>
+        <w:br/>
+        <w:t xml:space="preserve">        }</w:t>
+        <w:br/>
+        <w:t xml:space="preserve">        List&lt;Long&gt; commonUserListId = intersect.stream().map(Long::valueOf).toList();</w:t>
+        <w:br/>
+        <w:t xml:space="preserve">        List&lt;UserDTO&gt; userDTOList = userService.listByIds(commonUserListId).stream().map(user -&gt; BeanUtil.copyProperties(user, UserDTO.class)).toList();</w:t>
+        <w:br/>
+        <w:t xml:space="preserve">        return Result.ok(userDTOList);</w:t>
+        <w:br/>
+        <w:t xml:space="preserve">    }</w:t>
+        <w:br/>
+        <w:br/>
         <w:t>}</w:t>
-      </w:r>
-      <w:r>
-        <w:rPr>
-          <w:rFonts w:ascii="Times New Roman" w:hAnsi="Times New Roman" w:eastAsia="宋体"/>
-          <w:b w:val="0"/>
-          <w:sz w:val="21"/>
-        </w:rPr>
-        <w:br w:type="textWrapping"/>
-      </w:r>
-      <w:r>
-        <w:rPr>
-          <w:rFonts w:ascii="Times New Roman" w:hAnsi="Times New Roman" w:eastAsia="宋体"/>
-          <w:b w:val="0"/>
-          <w:sz w:val="21"/>
-        </w:rPr>
-        <w:t>// Feed流</w:t>
-      </w:r>
-      <w:r>
-        <w:rPr>
-          <w:rFonts w:ascii="Times New Roman" w:hAnsi="Times New Roman" w:eastAsia="宋体"/>
-          <w:b w:val="0"/>
-          <w:sz w:val="21"/>
-        </w:rPr>
-        <w:br w:type="textWrapping"/>
-      </w:r>
-      <w:r>
-        <w:rPr>
-          <w:rFonts w:ascii="Times New Roman" w:hAnsi="Times New Roman" w:eastAsia="宋体"/>
-          <w:b w:val="0"/>
-          <w:sz w:val="21"/>
-        </w:rPr>
-        <w:t>public Result queryBlogOfFollow(Long max, Integer offset) {</w:t>
-      </w:r>
-      <w:r>
-        <w:rPr>
-          <w:rFonts w:ascii="Times New Roman" w:hAnsi="Times New Roman" w:eastAsia="宋体"/>
-          <w:b w:val="0"/>
-          <w:sz w:val="21"/>
-        </w:rPr>
-        <w:br w:type="textWrapping"/>
-      </w:r>
-      <w:r>
-        <w:rPr>
-          <w:rFonts w:ascii="Times New Roman" w:hAnsi="Times New Roman" w:eastAsia="宋体"/>
-          <w:b w:val="0"/>
-          <w:sz w:val="21"/>
-        </w:rPr>
-        <w:t xml:space="preserve">    Long userId = UserHolder.getUser().getId();</w:t>
-      </w:r>
-      <w:r>
-        <w:rPr>
-          <w:rFonts w:ascii="Times New Roman" w:hAnsi="Times New Roman" w:eastAsia="宋体"/>
-          <w:b w:val="0"/>
-          <w:sz w:val="21"/>
-        </w:rPr>
-        <w:br w:type="textWrapping"/>
-      </w:r>
-      <w:r>
-        <w:rPr>
-          <w:rFonts w:ascii="Times New Roman" w:hAnsi="Times New Roman" w:eastAsia="宋体"/>
-          <w:b w:val="0"/>
-          <w:sz w:val="21"/>
-        </w:rPr>
-        <w:t xml:space="preserve">    String key = "feed:" + userId;</w:t>
-      </w:r>
-      <w:r>
-        <w:rPr>
-          <w:rFonts w:ascii="Times New Roman" w:hAnsi="Times New Roman" w:eastAsia="宋体"/>
-          <w:b w:val="0"/>
-          <w:sz w:val="21"/>
-        </w:rPr>
-        <w:br w:type="textWrapping"/>
-      </w:r>
-      <w:r>
-        <w:rPr>
-          <w:rFonts w:ascii="Times New Roman" w:hAnsi="Times New Roman" w:eastAsia="宋体"/>
-          <w:b w:val="0"/>
-          <w:sz w:val="21"/>
-        </w:rPr>
-        <w:t xml:space="preserve">    Set&lt;ZSetOperations.TypedTuple&lt;String&gt;&gt; typedTuples =</w:t>
-      </w:r>
-      <w:r>
-        <w:rPr>
-          <w:rFonts w:ascii="Times New Roman" w:hAnsi="Times New Roman" w:eastAsia="宋体"/>
-          <w:b w:val="0"/>
-          <w:sz w:val="21"/>
-        </w:rPr>
-        <w:br w:type="textWrapping"/>
-      </w:r>
-      <w:r>
-        <w:rPr>
-          <w:rFonts w:ascii="Times New Roman" w:hAnsi="Times New Roman" w:eastAsia="宋体"/>
-          <w:b w:val="0"/>
-          <w:sz w:val="21"/>
-        </w:rPr>
-        <w:t xml:space="preserve">        stringRedisTemplate.opsForZSet()</w:t>
-      </w:r>
-      <w:r>
-        <w:rPr>
-          <w:rFonts w:ascii="Times New Roman" w:hAnsi="Times New Roman" w:eastAsia="宋体"/>
-          <w:b w:val="0"/>
-          <w:sz w:val="21"/>
-        </w:rPr>
-        <w:br w:type="textWrapping"/>
-      </w:r>
-      <w:r>
-        <w:rPr>
-          <w:rFonts w:ascii="Times New Roman" w:hAnsi="Times New Roman" w:eastAsia="宋体"/>
-          <w:b w:val="0"/>
-          <w:sz w:val="21"/>
-        </w:rPr>
-        <w:t xml:space="preserve">            .reverseRangeByScoreWithScores(key, 0, max, offset, 5);</w:t>
-      </w:r>
-      <w:r>
-        <w:rPr>
-          <w:rFonts w:ascii="Times New Roman" w:hAnsi="Times New Roman" w:eastAsia="宋体"/>
-          <w:b w:val="0"/>
-          <w:sz w:val="21"/>
-        </w:rPr>
-        <w:br w:type="textWrapping"/>
-      </w:r>
-      <w:r>
-        <w:rPr>
-          <w:rFonts w:ascii="Times New Roman" w:hAnsi="Times New Roman" w:eastAsia="宋体"/>
-          <w:b w:val="0"/>
-          <w:sz w:val="21"/>
-        </w:rPr>
-        <w:t xml:space="preserve">    // 解析并返回</w:t>
-      </w:r>
-      <w:r>
-        <w:rPr>
-          <w:rFonts w:ascii="Times New Roman" w:hAnsi="Times New Roman" w:eastAsia="宋体"/>
-          <w:b w:val="0"/>
-          <w:sz w:val="21"/>
-        </w:rPr>
-        <w:br w:type="textWrapping"/>
-      </w:r>
-      <w:r>
-        <w:rPr>
-          <w:rFonts w:ascii="Times New Roman" w:hAnsi="Times New Roman" w:eastAsia="宋体"/>
-          <w:b w:val="0"/>
-          <w:sz w:val="21"/>
-        </w:rPr>
+        <w:br/>
+      </w:r>
+    </w:p>
+    <w:p/>
+    <w:p>
+      <w:r>
+        <w:rPr>
+          <w:rFonts w:ascii="宋体" w:hAnsi="宋体"/>
+          <w:b/>
+          <w:sz w:val="24"/>
+        </w:rPr>
+        <w:t>7. Redis Lua脚本配置代码</w:t>
+      </w:r>
+    </w:p>
+    <w:p>
+      <w:r>
+        <w:rPr>
+          <w:rFonts w:ascii="Times New Roman" w:hAnsi="Times New Roman"/>
+          <w:sz w:val="16"/>
+        </w:rPr>
+        <w:t>package com.hmdp.config;</w:t>
+        <w:br/>
+        <w:br/>
+        <w:t>import com.hmdp.utils.redis.LockFreeRedisScript;</w:t>
+        <w:br/>
+        <w:t>import lombok.extern.slf4j.Slf4j;</w:t>
+        <w:br/>
+        <w:t>import org.springframework.context.annotation.Bean;</w:t>
+        <w:br/>
+        <w:t>import org.springframework.context.annotation.Configuration;</w:t>
+        <w:br/>
+        <w:t>import org.springframework.core.io.ClassPathResource;</w:t>
+        <w:br/>
+        <w:t>import org.springframework.data.redis.core.script.DefaultRedisScript;</w:t>
+        <w:br/>
+        <w:br/>
+        <w:t>import java.io.IOException;</w:t>
+        <w:br/>
+        <w:br/>
+        <w:t>/**</w:t>
+        <w:br/>
+        <w:t xml:space="preserve"> * Redis Lua 脚本配置 — 预加载所有 Lua 脚本，避免运行时懒加载</w:t>
+        <w:br/>
+        <w:t xml:space="preserve"> */</w:t>
+        <w:br/>
+        <w:t>@Configuration</w:t>
+        <w:br/>
+        <w:t>@Slf4j</w:t>
+        <w:br/>
+        <w:t>public class RedisLuaConfig {</w:t>
+        <w:br/>
+        <w:br/>
+        <w:t xml:space="preserve">    /**</w:t>
+        <w:br/>
+        <w:t xml:space="preserve">     * 通用Lua脚本创建方法</w:t>
+        <w:br/>
+        <w:t xml:space="preserve">     */</w:t>
+        <w:br/>
+        <w:t xml:space="preserve">    private &lt;T&gt; DefaultRedisScript&lt;T&gt; createScript(String path, Class&lt;T&gt; resultType) {</w:t>
+        <w:br/>
+        <w:br/>
+        <w:t xml:space="preserve">        ClassPathResource resource = new ClassPathResource(path);</w:t>
+        <w:br/>
+        <w:t xml:space="preserve">        String scriptContent = null;</w:t>
+        <w:br/>
+        <w:t xml:space="preserve">        try {</w:t>
+        <w:br/>
+        <w:t xml:space="preserve">            scriptContent = new String(resource.getInputStream().readAllBytes());</w:t>
+        <w:br/>
+        <w:t xml:space="preserve">        } catch (IOException e) {</w:t>
+        <w:br/>
+        <w:t xml:space="preserve">            log.error("加载Lua脚本 [{}] 失败: {}", path, e.getMessage());</w:t>
+        <w:br/>
+        <w:t xml:space="preserve">            throw new RuntimeException("加载Lua脚本失败", e);</w:t>
+        <w:br/>
+        <w:t xml:space="preserve">        }</w:t>
+        <w:br/>
+        <w:t xml:space="preserve">        LockFreeRedisScript script = new LockFreeRedisScript(scriptContent, resultType);</w:t>
+        <w:br/>
+        <w:t xml:space="preserve">        log.debug("脚本SHA1: {}", script.getSha1());</w:t>
+        <w:br/>
+        <w:t xml:space="preserve">        return script;</w:t>
+        <w:br/>
+        <w:t xml:space="preserve">    }</w:t>
+        <w:br/>
+        <w:br/>
+        <w:t xml:space="preserve">    @Bean(name = "seckillScript")</w:t>
+        <w:br/>
+        <w:t xml:space="preserve">    public DefaultRedisScript&lt;Long&gt; seckillScript() {</w:t>
+        <w:br/>
+        <w:t xml:space="preserve">        return createScript("MqSeckill.lua", Long.class);</w:t>
+        <w:br/>
+        <w:t xml:space="preserve">    }</w:t>
+        <w:br/>
+        <w:br/>
+        <w:t xml:space="preserve">    @Bean(name = "refreshDeadlineTokenScript")</w:t>
+        <w:br/>
+        <w:t xml:space="preserve">    public DefaultRedisScript&lt;Long&gt; refreshTokenScript() {</w:t>
+        <w:br/>
+        <w:t xml:space="preserve">        return createScript("RefreshToken.lua", Long.class);</w:t>
+        <w:br/>
+        <w:t xml:space="preserve">    }</w:t>
+        <w:br/>
+        <w:br/>
+        <w:t xml:space="preserve">    @Bean(name = "refreshDeadTokenScript")</w:t>
+        <w:br/>
+        <w:t xml:space="preserve">    public DefaultRedisScript&lt;Long&gt; refreshTokenScript2() {</w:t>
+        <w:br/>
+        <w:t xml:space="preserve">        return createScript("RefreshExpiredToken.lua", Long.class);</w:t>
+        <w:br/>
+        <w:t xml:space="preserve">    }</w:t>
+        <w:br/>
+        <w:br/>
+        <w:t xml:space="preserve">    @Bean(name = "consumeVerifyCodeScript")</w:t>
+        <w:br/>
+        <w:t xml:space="preserve">    public DefaultRedisScript&lt;String&gt; consumeVerifyCodeScript() {</w:t>
+        <w:br/>
+        <w:t xml:space="preserve">        return createScript("ConsumeVerifyCode.lua", String.class);</w:t>
+        <w:br/>
+        <w:t xml:space="preserve">    }</w:t>
+        <w:br/>
+        <w:br/>
+        <w:t xml:space="preserve">    @Bean(name = "REDIS_LOGIN_SET_TOKEN")</w:t>
+        <w:br/>
+        <w:t xml:space="preserve">    public DefaultRedisScript&lt;String&gt; loginSetTokenScript() {</w:t>
+        <w:br/>
+        <w:t xml:space="preserve">        return createScript("LoginSetToken.lua", String.class);</w:t>
+        <w:br/>
+        <w:t xml:space="preserve">    }</w:t>
+        <w:br/>
+        <w:br/>
         <w:t>}</w:t>
       </w:r>
     </w:p>
-    <w:p>
-      <w:pPr>
-        <w:tabs>
-          <w:tab w:val="left" w:pos="1139"/>
-        </w:tabs>
-        <w:jc w:val="left"/>
+    <w:p/>
+    <w:p>
+      <w:r>
         <w:rPr>
           <w:rFonts w:ascii="宋体" w:hAnsi="宋体"/>
-          <w:color w:val="000000" w:themeColor="text1"/>
-          <w:szCs w:val="21"/>
-          <w14:textFill>
-            <w14:solidFill>
-              <w14:schemeClr w14:val="tx1"/>
-            </w14:solidFill>
-          </w14:textFill>
-        </w:rPr>
-      </w:pPr>
+          <w:b/>
+          <w:sz w:val="24"/>
+        </w:rPr>
+        <w:t>8. LoginSetToken Lua脚本</w:t>
+      </w:r>
+    </w:p>
+    <w:p>
+      <w:r>
+        <w:rPr>
+          <w:rFonts w:ascii="Times New Roman" w:hAnsi="Times New Roman"/>
+          <w:sz w:val="16"/>
+        </w:rPr>
+        <w:t>---</w:t>
+        <w:br/>
+        <w:t>--- Generated by EmmyLua(https://github.com/EmmyLua)</w:t>
+        <w:br/>
+        <w:t>--- Created by Ntwitm.</w:t>
+        <w:br/>
+        <w:t>--- DateTime: 2026/2/14 21:36</w:t>
+        <w:br/>
+        <w:t>---</w:t>
+        <w:br/>
+        <w:t>-- 原子覆盖 Token/Version（不先 DEL，避免主从切换时丢失 key）</w:t>
+        <w:br/>
+        <w:t>local tokenKey = KEYS[1]</w:t>
+        <w:br/>
+        <w:t>local refreshKey = KEYS[2]</w:t>
+        <w:br/>
+        <w:t>local versionKey = KEYS[3]</w:t>
+        <w:br/>
+        <w:t>local newVersionKey = KEYS[4]</w:t>
+        <w:br/>
+        <w:t>local newToken = ARGV[1]</w:t>
+        <w:br/>
+        <w:t>local refreshToken = ARGV[2]</w:t>
+        <w:br/>
+        <w:t>local version = tonumber(ARGV[3])</w:t>
+        <w:br/>
+        <w:t>local tokenExpireSeconds = tonumber(ARGV[4])</w:t>
+        <w:br/>
+        <w:t>local refreshExpireSeconds = tonumber(ARGV[5])</w:t>
+        <w:br/>
+        <w:t>local versionExpireSeconds = tonumber(ARGV[6])</w:t>
+        <w:br/>
+        <w:t>local newVersionExpireSeconds = tonumber(ARGV[7])</w:t>
+        <w:br/>
+        <w:t>-- 直接 SET 覆盖旧值（不先 DEL，避免主从切换时 DEL 已同步但 SET 未落盘导致 key 丢失）</w:t>
+        <w:br/>
+        <w:t>redis.call('SET', tokenKey, newToken, 'EX', tokenExpireSeconds)</w:t>
+        <w:br/>
+        <w:t>redis.call('SET', refreshKey, refreshToken, 'EX', refreshExpireSeconds)</w:t>
+        <w:br/>
+        <w:t>redis.call('SET', versionKey, version, 'EX', versionExpireSeconds)</w:t>
+        <w:br/>
+        <w:t>redis.call('expire',newVersionKey,newVersionExpireSeconds)</w:t>
+        <w:br/>
+        <w:t>local result ={</w:t>
+        <w:br/>
+        <w:t xml:space="preserve">    code = 1,</w:t>
+        <w:br/>
+        <w:t xml:space="preserve">    message ='update token,refreshToken,version success'</w:t>
+        <w:br/>
+        <w:t>}</w:t>
+        <w:br/>
+        <w:t>return cjson.encode(result)</w:t>
+      </w:r>
     </w:p>
     <w:sectPr>
       <w:pgSz w:w="11906" w:h="16838"/>

--- a/软件系统开发实训设计报告_屈焱辉_已修改.docx
+++ b/软件系统开发实训设计报告_屈焱辉_已修改.docx
@@ -6549,7 +6549,7 @@
         <w:rPr>
           <w:rFonts w:ascii="黑体" w:hAnsi="黑体"/>
           <w:b/>
-          <w:sz w:val="30"/>
+          <w:sz w:val="28"/>
         </w:rPr>
         <w:t>3.2 系统测试</w:t>
       </w:r>
@@ -6557,48 +6557,130 @@
     <w:p>
       <w:r>
         <w:rPr>
+          <w:rFonts w:ascii="黑体" w:hAnsi="黑体"/>
+          <w:b/>
+          <w:sz w:val="24"/>
+        </w:rPr>
+        <w:t>（1）双令牌鉴权模块测试</w:t>
+      </w:r>
+    </w:p>
+    <w:p>
+      <w:r>
+        <w:rPr>
+          <w:rFonts w:ascii="黑体" w:hAnsi="黑体"/>
+          <w:b/>
+          <w:sz w:val="24"/>
+        </w:rPr>
+        <w:t>登录功能</w:t>
+      </w:r>
+    </w:p>
+    <w:p>
+      <w:pPr>
+        <w:ind w:firstLine="480"/>
+      </w:pPr>
+      <w:r>
+        <w:rPr>
+          <w:rFonts w:ascii="Times New Roman" w:hAnsi="Times New Roman"/>
+          <w:b w:val="0"/>
+          <w:sz w:val="24"/>
+        </w:rPr>
+        <w:t>用户打开登录页面，输入手机号和验证码，点击登录按钮。登录成功后服务器签发Access Token（JWT格式，有效期30分钟）和Refresh Token（UUID随机串，有效期7天，存入HttpOnly Cookie）。登录成功后页面跳转至系统首页，用户处于登录状态。如图3-6所示。</w:t>
+      </w:r>
+    </w:p>
+    <w:p>
+      <w:r>
+        <w:rPr>
+          <w:rFonts w:ascii="Times New Roman" w:hAnsi="Times New Roman"/>
+          <w:b w:val="0"/>
+          <w:sz w:val="24"/>
+        </w:rPr>
+        <w:t>【插图位置：图3-6 用户登录界面】</w:t>
+      </w:r>
+    </w:p>
+    <w:p>
+      <w:r>
+        <w:rPr>
           <w:rFonts w:ascii="宋体" w:hAnsi="宋体"/>
           <w:b/>
-          <w:sz w:val="24"/>
-        </w:rPr>
-        <w:t>（1）双令牌鉴权模块测试</w:t>
+          <w:sz w:val="21"/>
+        </w:rPr>
+        <w:t>图3-6 用户登录界面</w:t>
       </w:r>
     </w:p>
     <w:p>
       <w:r>
         <w:rPr>
+          <w:rFonts w:ascii="黑体" w:hAnsi="黑体"/>
+          <w:b/>
+          <w:sz w:val="24"/>
+        </w:rPr>
+        <w:t>令牌自动续期功能</w:t>
+      </w:r>
+    </w:p>
+    <w:p>
+      <w:pPr>
+        <w:ind w:firstLine="480"/>
+      </w:pPr>
+      <w:r>
+        <w:rPr>
+          <w:rFonts w:ascii="Times New Roman" w:hAnsi="Times New Roman"/>
+          <w:b w:val="0"/>
+          <w:sz w:val="24"/>
+        </w:rPr>
+        <w:t>用户登录后持续使用系统，待Access Token临期（剩余不足5分钟）时发起请求。RefreshTokenInterceptor检测到Token即将过期，触发临期刷新逻辑：保持版本号不变，在锁内直接向Redis写入新的Access Token，同时通过响应头"X-Token-Refresh: ok"和"authorization"返回新令牌。前端收到刷新标记后自动更新本地Token，用户无感续期。如图3-7所示。</w:t>
+      </w:r>
+    </w:p>
+    <w:p>
+      <w:r>
+        <w:rPr>
+          <w:rFonts w:ascii="Times New Roman" w:hAnsi="Times New Roman"/>
+          <w:b w:val="0"/>
+          <w:sz w:val="24"/>
+        </w:rPr>
+        <w:t>【插图位置：图3-7 令牌无感续期示意图】</w:t>
+      </w:r>
+    </w:p>
+    <w:p>
+      <w:r>
+        <w:rPr>
           <w:rFonts w:ascii="宋体" w:hAnsi="宋体"/>
           <w:b/>
-          <w:sz w:val="24"/>
-        </w:rPr>
-        <w:t>登录功能</w:t>
+          <w:sz w:val="21"/>
+        </w:rPr>
+        <w:t>图3-7 令牌无感续期示意图</w:t>
       </w:r>
     </w:p>
     <w:p>
       <w:r>
         <w:rPr>
-          <w:rFonts w:ascii="宋体" w:hAnsi="宋体"/>
+          <w:rFonts w:ascii="黑体" w:hAnsi="黑体"/>
+          <w:b/>
           <w:sz w:val="24"/>
         </w:rPr>
-        <w:t>用户打开登录页面，输入手机号和验证码，点击登录按钮。登录成功后服务器签发Access Token（JWT格式，有效期30分钟）和Refresh Token（UUID随机串，有效期7天，存入HttpOnly Cookie）。登录成功后页面跳转至系统首页，用户处于登录状态。如图3-6所示。</w:t>
+        <w:t>Token过期刷新功能</w:t>
       </w:r>
     </w:p>
     <w:p>
-      <w:r>
-        <w:rPr>
-          <w:rFonts w:ascii="宋体" w:hAnsi="宋体"/>
+      <w:pPr>
+        <w:ind w:firstLine="480"/>
+      </w:pPr>
+      <w:r>
+        <w:rPr>
+          <w:rFonts w:ascii="Times New Roman" w:hAnsi="Times New Roman"/>
+          <w:b w:val="0"/>
           <w:sz w:val="24"/>
         </w:rPr>
-        <w:t>【插图位置：图3-6 用户登录界面】</w:t>
+        <w:t>用户长时间未操作，Access Token已过期。此时请求进入拦截器后JWT解析抛出ExpiredJwtException，系统进入过期刷新流程：使用Lua脚本原子校验旧Refresh Token的有效性，校验通过后生成新版本号和新Access Token。若Refresh Token也过期，则返回未授权状态，要求用户重新登录。如图3-8所示。</w:t>
       </w:r>
     </w:p>
     <w:p>
       <w:r>
         <w:rPr>
-          <w:rFonts w:ascii="宋体" w:hAnsi="宋体"/>
+          <w:rFonts w:ascii="Times New Roman" w:hAnsi="Times New Roman"/>
+          <w:b w:val="0"/>
           <w:sz w:val="24"/>
         </w:rPr>
-        <w:t>图3-6 用户登录界面</w:t>
+        <w:t>【插图位置：图3-8 过期刷新示意图】</w:t>
       </w:r>
     </w:p>
     <w:p>
@@ -6606,36 +6688,42 @@
         <w:rPr>
           <w:rFonts w:ascii="宋体" w:hAnsi="宋体"/>
           <w:b/>
-          <w:sz w:val="24"/>
-        </w:rPr>
-        <w:t>令牌自动续期功能</w:t>
+          <w:sz w:val="21"/>
+        </w:rPr>
+        <w:t>图3-8 过期刷新示意图</w:t>
       </w:r>
     </w:p>
     <w:p>
       <w:r>
         <w:rPr>
-          <w:rFonts w:ascii="宋体" w:hAnsi="宋体"/>
+          <w:rFonts w:ascii="黑体" w:hAnsi="黑体"/>
+          <w:b/>
           <w:sz w:val="24"/>
         </w:rPr>
-        <w:t>用户登录后持续使用系统，待Access Token临期（剩余不足5分钟）时发起请求。RefreshTokenInterceptor检测到Token即将过期，触发临期刷新逻辑：保持版本号不变，在锁内直接向Redis写入新的Access Token，同时通过响应头"X-Token-Refresh: ok"和"authorization"返回新令牌。前端收到刷新标记后自动更新本地Token，用户无感续期。如图3-7所示。</w:t>
+        <w:t>登出功能</w:t>
       </w:r>
     </w:p>
     <w:p>
-      <w:r>
-        <w:rPr>
-          <w:rFonts w:ascii="宋体" w:hAnsi="宋体"/>
+      <w:pPr>
+        <w:ind w:firstLine="480"/>
+      </w:pPr>
+      <w:r>
+        <w:rPr>
+          <w:rFonts w:ascii="Times New Roman" w:hAnsi="Times New Roman"/>
+          <w:b w:val="0"/>
           <w:sz w:val="24"/>
         </w:rPr>
-        <w:t>【插图位置：图3-7 令牌无感续期示意图】</w:t>
+        <w:t>用户点击登出按钮，系统调用revokeTokens()方法删除Redis中该用户的所有Token记录和版本号信息，同时清除本地Caffeine缓存。登出后用户无法访问需认证的接口。如图3-9所示。</w:t>
       </w:r>
     </w:p>
     <w:p>
       <w:r>
         <w:rPr>
-          <w:rFonts w:ascii="宋体" w:hAnsi="宋体"/>
+          <w:rFonts w:ascii="Times New Roman" w:hAnsi="Times New Roman"/>
+          <w:b w:val="0"/>
           <w:sz w:val="24"/>
         </w:rPr>
-        <w:t>图3-7 令牌无感续期示意图</w:t>
+        <w:t>【插图位置：图3-9 登出功能示意图】</w:t>
       </w:r>
     </w:p>
     <w:p>
@@ -6643,73 +6731,95 @@
         <w:rPr>
           <w:rFonts w:ascii="宋体" w:hAnsi="宋体"/>
           <w:b/>
-          <w:sz w:val="24"/>
-        </w:rPr>
-        <w:t>Token过期刷新功能</w:t>
+          <w:sz w:val="21"/>
+        </w:rPr>
+        <w:t>图3-9 登出功能示意图</w:t>
       </w:r>
     </w:p>
     <w:p>
       <w:r>
         <w:rPr>
-          <w:rFonts w:ascii="宋体" w:hAnsi="宋体"/>
+          <w:rFonts w:ascii="黑体" w:hAnsi="黑体"/>
+          <w:b/>
           <w:sz w:val="24"/>
         </w:rPr>
-        <w:t>用户长时间未操作，Access Token已过期。此时请求进入拦截器后JWT解析抛出ExpiredJwtException，系统进入过期刷新流程：使用Lua脚本原子校验旧Refresh Token的有效性，校验通过后生成新版本号和新Access Token。若Refresh Token也过期，则返回未授权状态，要求用户重新登录。如图3-8所示。</w:t>
+        <w:t>（2）多级缓存模块测试</w:t>
       </w:r>
     </w:p>
     <w:p>
       <w:r>
         <w:rPr>
-          <w:rFonts w:ascii="宋体" w:hAnsi="宋体"/>
+          <w:rFonts w:ascii="黑体" w:hAnsi="黑体"/>
+          <w:b/>
           <w:sz w:val="24"/>
         </w:rPr>
-        <w:t>【插图位置：图3-8 过期刷新示意图】</w:t>
+        <w:t>商铺热点数据缓存</w:t>
       </w:r>
     </w:p>
     <w:p>
-      <w:r>
-        <w:rPr>
-          <w:rFonts w:ascii="宋体" w:hAnsi="宋体"/>
+      <w:pPr>
+        <w:ind w:firstLine="480"/>
+      </w:pPr>
+      <w:r>
+        <w:rPr>
+          <w:rFonts w:ascii="Times New Roman" w:hAnsi="Times New Roman"/>
+          <w:b w:val="0"/>
           <w:sz w:val="24"/>
         </w:rPr>
-        <w:t>图3-8 过期刷新示意图</w:t>
+        <w:t>用户首次请求某商铺详情时，Caffeine和Redis均未命中，系统回查MySQL数据库，将查询结果写入Redis（设置逻辑过期时间），并返回商铺信息。再次请求同一商铺时，Redis命中，直接返回缓存数据。当缓存逻辑过期后，首个请求触发异步线程从数据库重建缓存，后续请求继续返回旧数据。如图3-10所示。</w:t>
       </w:r>
     </w:p>
     <w:p>
       <w:r>
         <w:rPr>
+          <w:rFonts w:ascii="Times New Roman" w:hAnsi="Times New Roman"/>
+          <w:b w:val="0"/>
+          <w:sz w:val="24"/>
+        </w:rPr>
+        <w:t>【插图位置：图3-10 商铺缓存查询结果】</w:t>
+      </w:r>
+    </w:p>
+    <w:p>
+      <w:r>
+        <w:rPr>
           <w:rFonts w:ascii="宋体" w:hAnsi="宋体"/>
           <w:b/>
-          <w:sz w:val="24"/>
-        </w:rPr>
-        <w:t>登出功能</w:t>
+          <w:sz w:val="21"/>
+        </w:rPr>
+        <w:t>图3-10 商铺缓存查询结果</w:t>
       </w:r>
     </w:p>
     <w:p>
       <w:r>
         <w:rPr>
-          <w:rFonts w:ascii="宋体" w:hAnsi="宋体"/>
+          <w:rFonts w:ascii="黑体" w:hAnsi="黑体"/>
+          <w:b/>
           <w:sz w:val="24"/>
         </w:rPr>
-        <w:t>用户点击登出按钮，系统调用revokeTokens()方法删除Redis中该用户的所有Token记录和版本号信息，同时清除本地Caffeine缓存。登出后用户无法访问需认证的接口。如图3-9所示。</w:t>
+        <w:t>缓存穿透防护</w:t>
       </w:r>
     </w:p>
     <w:p>
-      <w:r>
-        <w:rPr>
-          <w:rFonts w:ascii="宋体" w:hAnsi="宋体"/>
+      <w:pPr>
+        <w:ind w:firstLine="480"/>
+      </w:pPr>
+      <w:r>
+        <w:rPr>
+          <w:rFonts w:ascii="Times New Roman" w:hAnsi="Times New Roman"/>
+          <w:b w:val="0"/>
           <w:sz w:val="24"/>
         </w:rPr>
-        <w:t>【插图位置：图3-9 登出功能示意图】</w:t>
+        <w:t>请求一个不存在的商铺ID时，系统在Redis中未找到数据，回查MySQL返回null。此时系统将空值""写入Redis并设置短TTL，后续相同请求直接命中空值缓存返回null，避免反复穿透到数据库。如图3-11所示。</w:t>
       </w:r>
     </w:p>
     <w:p>
       <w:r>
         <w:rPr>
-          <w:rFonts w:ascii="宋体" w:hAnsi="宋体"/>
+          <w:rFonts w:ascii="Times New Roman" w:hAnsi="Times New Roman"/>
+          <w:b w:val="0"/>
           <w:sz w:val="24"/>
         </w:rPr>
-        <w:t>图3-9 登出功能示意图</w:t>
+        <w:t>【插图位置：图3-11 缓存穿透防护示意图】</w:t>
       </w:r>
     </w:p>
     <w:p>
@@ -6717,83 +6827,148 @@
         <w:rPr>
           <w:rFonts w:ascii="宋体" w:hAnsi="宋体"/>
           <w:b/>
-          <w:sz w:val="24"/>
-        </w:rPr>
-        <w:t>（2）多级缓存模块测试</w:t>
+          <w:sz w:val="21"/>
+        </w:rPr>
+        <w:t>图3-11 缓存穿透防护示意图</w:t>
       </w:r>
     </w:p>
     <w:p>
       <w:r>
         <w:rPr>
+          <w:rFonts w:ascii="黑体" w:hAnsi="黑体"/>
+          <w:b/>
+          <w:sz w:val="24"/>
+        </w:rPr>
+        <w:t>（3）GEO位置服务模块测试</w:t>
+      </w:r>
+    </w:p>
+    <w:p>
+      <w:r>
+        <w:rPr>
+          <w:rFonts w:ascii="黑体" w:hAnsi="黑体"/>
+          <w:b/>
+          <w:sz w:val="24"/>
+        </w:rPr>
+        <w:t>附近商户搜索</w:t>
+      </w:r>
+    </w:p>
+    <w:p>
+      <w:pPr>
+        <w:ind w:firstLine="480"/>
+      </w:pPr>
+      <w:r>
+        <w:rPr>
+          <w:rFonts w:ascii="Times New Roman" w:hAnsi="Times New Roman"/>
+          <w:b w:val="0"/>
+          <w:sz w:val="24"/>
+        </w:rPr>
+        <w:t>用户在商铺列表页面选择商铺类型并授权获取位置后，系统按shop:geo:{typeId}查询Redis GEO集合，使用GEOSEARCH搜索5公里范围内的商户，返回shopId和距离。再批量回查MySQL获取商铺详情，按距离排序展示。搜索结果中显示每个商户与用户的距离。如图3-12所示。</w:t>
+      </w:r>
+    </w:p>
+    <w:p>
+      <w:r>
+        <w:rPr>
+          <w:rFonts w:ascii="Times New Roman" w:hAnsi="Times New Roman"/>
+          <w:b w:val="0"/>
+          <w:sz w:val="24"/>
+        </w:rPr>
+        <w:t>【插图位置：图3-12 附近商户搜索结果】</w:t>
+      </w:r>
+    </w:p>
+    <w:p>
+      <w:r>
+        <w:rPr>
           <w:rFonts w:ascii="宋体" w:hAnsi="宋体"/>
           <w:b/>
-          <w:sz w:val="24"/>
-        </w:rPr>
-        <w:t>商铺热点数据缓存</w:t>
+          <w:sz w:val="21"/>
+        </w:rPr>
+        <w:t>图3-12 附近商户搜索结果</w:t>
       </w:r>
     </w:p>
     <w:p>
       <w:r>
         <w:rPr>
-          <w:rFonts w:ascii="宋体" w:hAnsi="宋体"/>
+          <w:rFonts w:ascii="黑体" w:hAnsi="黑体"/>
+          <w:b/>
           <w:sz w:val="24"/>
         </w:rPr>
-        <w:t>用户首次请求某商铺详情时，Caffeine和Redis均未命中，系统回查MySQL数据库，将查询结果写入Redis（设置逻辑过期时间），并返回商铺信息。再次请求同一商铺时，Redis命中，直接返回缓存数据。当缓存逻辑过期后，首个请求触发异步线程从数据库重建缓存，后续请求继续返回旧数据。如图3-10所示。</w:t>
+        <w:t>（4）社交互动模块测试</w:t>
       </w:r>
     </w:p>
     <w:p>
       <w:r>
         <w:rPr>
-          <w:rFonts w:ascii="宋体" w:hAnsi="宋体"/>
+          <w:rFonts w:ascii="黑体" w:hAnsi="黑体"/>
+          <w:b/>
           <w:sz w:val="24"/>
         </w:rPr>
-        <w:t>【插图位置：图3-10 商铺缓存查询结果】</w:t>
+        <w:t>探店笔记发布</w:t>
       </w:r>
     </w:p>
     <w:p>
-      <w:r>
-        <w:rPr>
-          <w:rFonts w:ascii="宋体" w:hAnsi="宋体"/>
+      <w:pPr>
+        <w:ind w:firstLine="480"/>
+      </w:pPr>
+      <w:r>
+        <w:rPr>
+          <w:rFonts w:ascii="Times New Roman" w:hAnsi="Times New Roman"/>
+          <w:b w:val="0"/>
           <w:sz w:val="24"/>
         </w:rPr>
-        <w:t>图3-10 商铺缓存查询结果</w:t>
+        <w:t>用户进入笔记发布页面，编辑标题和内容后点击发布。系统调用saveBlog()保存笔记草稿。随后用户上传图片，调用updateBlogImages()更新笔记图片，该方法同时触发pushBloToFansBatch()将笔记ID通过Redis Pipeline批量推送到所有粉丝的Feed流ZSet中。粉丝刷新Feed流即可看到新发布的笔记。如图3-13所示。</w:t>
       </w:r>
     </w:p>
     <w:p>
       <w:r>
         <w:rPr>
+          <w:rFonts w:ascii="Times New Roman" w:hAnsi="Times New Roman"/>
+          <w:b w:val="0"/>
+          <w:sz w:val="24"/>
+        </w:rPr>
+        <w:t>【插图位置：图3-13 探店笔记发布界面】</w:t>
+      </w:r>
+    </w:p>
+    <w:p>
+      <w:r>
+        <w:rPr>
           <w:rFonts w:ascii="宋体" w:hAnsi="宋体"/>
           <w:b/>
-          <w:sz w:val="24"/>
-        </w:rPr>
-        <w:t>缓存穿透防护</w:t>
+          <w:sz w:val="21"/>
+        </w:rPr>
+        <w:t>图3-13 探店笔记发布界面</w:t>
       </w:r>
     </w:p>
     <w:p>
       <w:r>
         <w:rPr>
-          <w:rFonts w:ascii="宋体" w:hAnsi="宋体"/>
+          <w:rFonts w:ascii="黑体" w:hAnsi="黑体"/>
+          <w:b/>
           <w:sz w:val="24"/>
         </w:rPr>
-        <w:t>请求一个不存在的商铺ID时，系统在Redis中未找到数据，回查MySQL返回null。此时系统将空值""写入Redis并设置短TTL，后续相同请求直接命中空值缓存返回null，避免反复穿透到数据库。如图3-11所示。</w:t>
+        <w:t>点赞功能</w:t>
       </w:r>
     </w:p>
     <w:p>
-      <w:r>
-        <w:rPr>
-          <w:rFonts w:ascii="宋体" w:hAnsi="宋体"/>
+      <w:pPr>
+        <w:ind w:firstLine="480"/>
+      </w:pPr>
+      <w:r>
+        <w:rPr>
+          <w:rFonts w:ascii="Times New Roman" w:hAnsi="Times New Roman"/>
+          <w:b w:val="0"/>
           <w:sz w:val="24"/>
         </w:rPr>
-        <w:t>【插图位置：图3-11 缓存穿透防护示意图】</w:t>
+        <w:t>用户浏览笔记时点击点赞按钮。系统检查blog:liked:{blogId}的ZSet中是否已有该用户记录：若无则增加liked计数并将用户ID和时间戳加入ZSet；若有则取消点赞并移除ZSet记录。点赞排行榜展示点赞时间最早的Top5用户。如图3-14所示。</w:t>
       </w:r>
     </w:p>
     <w:p>
       <w:r>
         <w:rPr>
-          <w:rFonts w:ascii="宋体" w:hAnsi="宋体"/>
+          <w:rFonts w:ascii="Times New Roman" w:hAnsi="Times New Roman"/>
+          <w:b w:val="0"/>
           <w:sz w:val="24"/>
         </w:rPr>
-        <w:t>图3-11 缓存穿透防护示意图</w:t>
+        <w:t>【插图位置：图3-14 笔记点赞与排行榜】</w:t>
       </w:r>
     </w:p>
     <w:p>
@@ -6801,165 +6976,50 @@
         <w:rPr>
           <w:rFonts w:ascii="宋体" w:hAnsi="宋体"/>
           <w:b/>
-          <w:sz w:val="24"/>
-        </w:rPr>
-        <w:t>（3）GEO位置服务模块测试</w:t>
+          <w:sz w:val="21"/>
+        </w:rPr>
+        <w:t>图3-14 笔记点赞与排行榜</w:t>
       </w:r>
     </w:p>
     <w:p>
       <w:r>
         <w:rPr>
+          <w:rFonts w:ascii="黑体" w:hAnsi="黑体"/>
+          <w:b/>
+          <w:sz w:val="24"/>
+        </w:rPr>
+        <w:t>关注Feed流</w:t>
+      </w:r>
+    </w:p>
+    <w:p>
+      <w:pPr>
+        <w:ind w:firstLine="480"/>
+      </w:pPr>
+      <w:r>
+        <w:rPr>
+          <w:rFonts w:ascii="Times New Roman" w:hAnsi="Times New Roman"/>
+          <w:b w:val="0"/>
+          <w:sz w:val="24"/>
+        </w:rPr>
+        <w:t>用户关注其他用户后，被关注者发布带图片的笔记时，系统将该笔记ID推送到所有粉丝的feed:{userId} ZSet中，按发布时间戳排序。用户在Feed流页面滚动加载时，系统使用rangeByScoreWithScores(key, 0, max, offset, count)实现滚动分页。返回的minTime和offset用于下一次查询，解决同一时间戳多条数据的偏移问题。如图3-15所示。</w:t>
+      </w:r>
+    </w:p>
+    <w:p>
+      <w:r>
+        <w:rPr>
+          <w:rFonts w:ascii="Times New Roman" w:hAnsi="Times New Roman"/>
+          <w:b w:val="0"/>
+          <w:sz w:val="24"/>
+        </w:rPr>
+        <w:t>【插图位置：图3-15 关注Feed流展示】</w:t>
+      </w:r>
+    </w:p>
+    <w:p>
+      <w:r>
+        <w:rPr>
           <w:rFonts w:ascii="宋体" w:hAnsi="宋体"/>
           <w:b/>
-          <w:sz w:val="24"/>
-        </w:rPr>
-        <w:t>附近商户搜索</w:t>
-      </w:r>
-    </w:p>
-    <w:p>
-      <w:r>
-        <w:rPr>
-          <w:rFonts w:ascii="宋体" w:hAnsi="宋体"/>
-          <w:sz w:val="24"/>
-        </w:rPr>
-        <w:t>用户在商铺列表页面选择商铺类型并授权获取位置后，系统按shop:geo:{typeId}查询Redis GEO集合，使用GEOSEARCH搜索5公里范围内的商户，返回shopId和距离。再批量回查MySQL获取商铺详情，按距离排序展示。搜索结果中显示每个商户与用户的距离。如图3-12所示。</w:t>
-      </w:r>
-    </w:p>
-    <w:p>
-      <w:r>
-        <w:rPr>
-          <w:rFonts w:ascii="宋体" w:hAnsi="宋体"/>
-          <w:sz w:val="24"/>
-        </w:rPr>
-        <w:t>【插图位置：图3-12 附近商户搜索结果】</w:t>
-      </w:r>
-    </w:p>
-    <w:p>
-      <w:r>
-        <w:rPr>
-          <w:rFonts w:ascii="宋体" w:hAnsi="宋体"/>
-          <w:sz w:val="24"/>
-        </w:rPr>
-        <w:t>图3-12 附近商户搜索结果</w:t>
-      </w:r>
-    </w:p>
-    <w:p>
-      <w:r>
-        <w:rPr>
-          <w:rFonts w:ascii="宋体" w:hAnsi="宋体"/>
-          <w:b/>
-          <w:sz w:val="24"/>
-        </w:rPr>
-        <w:t>（4）社交互动模块测试</w:t>
-      </w:r>
-    </w:p>
-    <w:p>
-      <w:r>
-        <w:rPr>
-          <w:rFonts w:ascii="宋体" w:hAnsi="宋体"/>
-          <w:b/>
-          <w:sz w:val="24"/>
-        </w:rPr>
-        <w:t>探店笔记发布</w:t>
-      </w:r>
-    </w:p>
-    <w:p>
-      <w:r>
-        <w:rPr>
-          <w:rFonts w:ascii="宋体" w:hAnsi="宋体"/>
-          <w:sz w:val="24"/>
-        </w:rPr>
-        <w:t>用户进入笔记发布页面，编辑标题和内容后点击发布。系统调用saveBlog()保存笔记草稿。随后用户上传图片，调用updateBlogImages()更新笔记图片，该方法同时触发pushBloToFansBatch()将笔记ID通过Redis Pipeline批量推送到所有粉丝的Feed流ZSet中。粉丝刷新Feed流即可看到新发布的笔记。如图3-13所示。</w:t>
-      </w:r>
-    </w:p>
-    <w:p>
-      <w:r>
-        <w:rPr>
-          <w:rFonts w:ascii="宋体" w:hAnsi="宋体"/>
-          <w:sz w:val="24"/>
-        </w:rPr>
-        <w:t>【插图位置：图3-13 探店笔记发布界面】</w:t>
-      </w:r>
-    </w:p>
-    <w:p>
-      <w:r>
-        <w:rPr>
-          <w:rFonts w:ascii="宋体" w:hAnsi="宋体"/>
-          <w:sz w:val="24"/>
-        </w:rPr>
-        <w:t>图3-13 探店笔记发布界面</w:t>
-      </w:r>
-    </w:p>
-    <w:p>
-      <w:r>
-        <w:rPr>
-          <w:rFonts w:ascii="宋体" w:hAnsi="宋体"/>
-          <w:b/>
-          <w:sz w:val="24"/>
-        </w:rPr>
-        <w:t>点赞功能</w:t>
-      </w:r>
-    </w:p>
-    <w:p>
-      <w:r>
-        <w:rPr>
-          <w:rFonts w:ascii="宋体" w:hAnsi="宋体"/>
-          <w:sz w:val="24"/>
-        </w:rPr>
-        <w:t>用户浏览笔记时点击点赞按钮。系统检查blog:liked:{blogId}的ZSet中是否已有该用户记录：若无则增加liked计数并将用户ID和时间戳加入ZSet；若有则取消点赞并移除ZSet记录。点赞排行榜展示点赞时间最早的Top5用户。如图3-14所示。</w:t>
-      </w:r>
-    </w:p>
-    <w:p>
-      <w:r>
-        <w:rPr>
-          <w:rFonts w:ascii="宋体" w:hAnsi="宋体"/>
-          <w:sz w:val="24"/>
-        </w:rPr>
-        <w:t>【插图位置：图3-14 笔记点赞与排行榜】</w:t>
-      </w:r>
-    </w:p>
-    <w:p>
-      <w:r>
-        <w:rPr>
-          <w:rFonts w:ascii="宋体" w:hAnsi="宋体"/>
-          <w:sz w:val="24"/>
-        </w:rPr>
-        <w:t>图3-14 笔记点赞与排行榜</w:t>
-      </w:r>
-    </w:p>
-    <w:p>
-      <w:r>
-        <w:rPr>
-          <w:rFonts w:ascii="宋体" w:hAnsi="宋体"/>
-          <w:b/>
-          <w:sz w:val="24"/>
-        </w:rPr>
-        <w:t>关注Feed流</w:t>
-      </w:r>
-    </w:p>
-    <w:p>
-      <w:r>
-        <w:rPr>
-          <w:rFonts w:ascii="宋体" w:hAnsi="宋体"/>
-          <w:sz w:val="24"/>
-        </w:rPr>
-        <w:t>用户关注其他用户后，被关注者发布带图片的笔记时，系统将该笔记ID推送到所有粉丝的feed:{userId} ZSet中，按发布时间戳排序。用户在Feed流页面滚动加载时，系统使用rangeByScoreWithScores(key, 0, max, offset, count)实现滚动分页。返回的minTime和offset用于下一次查询，解决同一时间戳多条数据的偏移问题。如图3-15所示。</w:t>
-      </w:r>
-    </w:p>
-    <w:p>
-      <w:r>
-        <w:rPr>
-          <w:rFonts w:ascii="宋体" w:hAnsi="宋体"/>
-          <w:sz w:val="24"/>
-        </w:rPr>
-        <w:t>【插图位置：图3-15 关注Feed流展示】</w:t>
-      </w:r>
-    </w:p>
-    <w:p>
-      <w:r>
-        <w:rPr>
-          <w:rFonts w:ascii="宋体" w:hAnsi="宋体"/>
-          <w:sz w:val="24"/>
+          <w:sz w:val="21"/>
         </w:rPr>
         <w:t>图3-15 关注Feed流展示</w:t>
       </w:r>

--- a/软件系统开发实训设计报告_屈焱辉_已修改.docx
+++ b/软件系统开发实训设计报告_屈焱辉_已修改.docx
@@ -4765,11 +4765,11 @@
           <w:sz w:val="24"/>
         </w:rPr>
       </w:pPr>
-      <w:bookmarkStart w:id="0" w:name="_Toc170981864"/>
+      <w:bookmarkStart w:id="0" w:name="_Toc171142109"/>
       <w:bookmarkEnd w:id="0"/>
       <w:bookmarkStart w:id="1" w:name="_Toc170953568"/>
       <w:bookmarkEnd w:id="1"/>
-      <w:bookmarkStart w:id="2" w:name="_Toc171142109"/>
+      <w:bookmarkStart w:id="2" w:name="_Toc170981864"/>
       <w:bookmarkEnd w:id="2"/>
       <w:r>
         <w:rPr>
@@ -6394,6 +6394,8 @@
         </w:rPr>
         <w:t xml:space="preserve">    } else {</w:t>
       </w:r>
+      <w:bookmarkStart w:id="3" w:name="_GoBack"/>
+      <w:bookmarkEnd w:id="3"/>
       <w:r>
         <w:rPr>
           <w:rFonts w:ascii="Times New Roman" w:hAnsi="Times New Roman" w:eastAsia="宋体"/>
@@ -6620,14 +6622,85 @@
     <w:p>
       <w:pPr>
         <w:ind w:firstLine="480"/>
-      </w:pPr>
-      <w:r>
         <w:rPr>
           <w:rFonts w:ascii="Times New Roman" w:hAnsi="Times New Roman"/>
           <w:b w:val="0"/>
           <w:sz w:val="24"/>
         </w:rPr>
+      </w:pPr>
+      <w:r>
+        <w:rPr>
+          <w:rFonts w:ascii="Times New Roman" w:hAnsi="Times New Roman"/>
+          <w:b w:val="0"/>
+          <w:sz w:val="24"/>
+        </w:rPr>
         <w:t>用户登录后持续使用系统，待Access Token临期（剩余不足5分钟）时发起请求。RefreshTokenInterceptor检测到Token即将过期，触发临期刷新逻辑：保持版本号不变，在锁内直接向Redis写入新的Access Token，同时通过响应头"X-Token-Refresh: ok"和"authorization"返回新令牌。前端收到刷新标记后自动更新本地Token，用户无感续期。如图3-7所示。</w:t>
+      </w:r>
+    </w:p>
+    <w:p>
+      <w:pPr>
+        <w:ind w:firstLine="480"/>
+        <w:rPr>
+          <w:rFonts w:ascii="Times New Roman" w:hAnsi="Times New Roman"/>
+          <w:b w:val="0"/>
+          <w:sz w:val="24"/>
+        </w:rPr>
+      </w:pPr>
+      <w:r>
+        <w:rPr>
+          <w:rFonts w:ascii="Times New Roman" w:hAnsi="Times New Roman"/>
+          <w:b w:val="0"/>
+          <w:sz w:val="24"/>
+        </w:rPr>
+        <w:drawing>
+          <wp:anchor distT="0" distB="0" distL="114300" distR="114300" simplePos="0" relativeHeight="251661312" behindDoc="0" locked="0" layoutInCell="1" allowOverlap="1">
+            <wp:simplePos x="0" y="0"/>
+            <wp:positionH relativeFrom="column">
+              <wp:posOffset>0</wp:posOffset>
+            </wp:positionH>
+            <wp:positionV relativeFrom="paragraph">
+              <wp:posOffset>0</wp:posOffset>
+            </wp:positionV>
+            <wp:extent cx="7379970" cy="1858645"/>
+            <wp:effectExtent l="0" t="0" r="11430" b="635"/>
+            <wp:wrapTopAndBottom/>
+            <wp:docPr id="15" name="图片 20"/>
+            <wp:cNvGraphicFramePr>
+              <a:graphicFrameLocks xmlns:a="http://schemas.openxmlformats.org/drawingml/2006/main" noChangeAspect="1"/>
+            </wp:cNvGraphicFramePr>
+            <a:graphic xmlns:a="http://schemas.openxmlformats.org/drawingml/2006/main">
+              <a:graphicData uri="http://schemas.openxmlformats.org/drawingml/2006/picture">
+                <pic:pic xmlns:pic="http://schemas.openxmlformats.org/drawingml/2006/picture">
+                  <pic:nvPicPr>
+                    <pic:cNvPr id="15" name="图片 20"/>
+                    <pic:cNvPicPr>
+                      <a:picLocks noChangeAspect="1"/>
+                    </pic:cNvPicPr>
+                  </pic:nvPicPr>
+                  <pic:blipFill>
+                    <a:blip r:embed="rId15"/>
+                    <a:stretch>
+                      <a:fillRect/>
+                    </a:stretch>
+                  </pic:blipFill>
+                  <pic:spPr>
+                    <a:xfrm>
+                      <a:off x="0" y="0"/>
+                      <a:ext cx="7379970" cy="1858645"/>
+                    </a:xfrm>
+                    <a:prstGeom prst="rect">
+                      <a:avLst/>
+                    </a:prstGeom>
+                    <a:noFill/>
+                    <a:ln>
+                      <a:noFill/>
+                    </a:ln>
+                  </pic:spPr>
+                </pic:pic>
+              </a:graphicData>
+            </a:graphic>
+          </wp:anchor>
+        </w:drawing>
       </w:r>
     </w:p>
     <w:p>
@@ -7097,8 +7170,6 @@
           <w:sz w:val="24"/>
         </w:rPr>
       </w:pPr>
-      <w:bookmarkStart w:id="3" w:name="_GoBack"/>
-      <w:bookmarkEnd w:id="3"/>
     </w:p>
     <w:p>
       <w:pPr>
